--- a/fiction/drafts/third-person/tpp-avatars-01_20250608-0448.docx
+++ b/fiction/drafts/third-person/tpp-avatars-01_20250608-0448.docx
@@ -1,20 +1,20 @@
 
 <file path=word/document.xml><?xml version="1.0" encoding="utf-8"?>
-<w:document xmlns:ve="http://schemas.openxmlformats.org/markup-compatibility/2006" xmlns:o="urn:schemas-microsoft-com:office:office" xmlns:r="http://schemas.openxmlformats.org/officeDocument/2006/relationships" xmlns:m="http://schemas.openxmlformats.org/officeDocument/2006/math" xmlns:v="urn:schemas-microsoft-com:vml" xmlns:wp="http://schemas.openxmlformats.org/drawingml/2006/wordprocessingDrawing" xmlns:w10="urn:schemas-microsoft-com:office:word" xmlns:w="http://schemas.openxmlformats.org/wordprocessingml/2006/main" xmlns:wne="http://schemas.microsoft.com/office/word/2006/wordml">
+<w:document xmlns:wpc="http://schemas.microsoft.com/office/word/2010/wordprocessingCanvas" xmlns:cx="http://schemas.microsoft.com/office/drawing/2014/chartex" xmlns:cx1="http://schemas.microsoft.com/office/drawing/2015/9/8/chartex" xmlns:cx2="http://schemas.microsoft.com/office/drawing/2015/10/21/chartex" xmlns:cx3="http://schemas.microsoft.com/office/drawing/2016/5/9/chartex" xmlns:cx4="http://schemas.microsoft.com/office/drawing/2016/5/10/chartex" xmlns:cx5="http://schemas.microsoft.com/office/drawing/2016/5/11/chartex" xmlns:cx6="http://schemas.microsoft.com/office/drawing/2016/5/12/chartex" xmlns:cx7="http://schemas.microsoft.com/office/drawing/2016/5/13/chartex" xmlns:cx8="http://schemas.microsoft.com/office/drawing/2016/5/14/chartex" xmlns:mc="http://schemas.openxmlformats.org/markup-compatibility/2006" xmlns:aink="http://schemas.microsoft.com/office/drawing/2016/ink" xmlns:am3d="http://schemas.microsoft.com/office/drawing/2017/model3d" xmlns:o="urn:schemas-microsoft-com:office:office" xmlns:oel="http://schemas.microsoft.com/office/2019/extlst" xmlns:r="http://schemas.openxmlformats.org/officeDocument/2006/relationships" xmlns:m="http://schemas.openxmlformats.org/officeDocument/2006/math" xmlns:v="urn:schemas-microsoft-com:vml" xmlns:wp14="http://schemas.microsoft.com/office/word/2010/wordprocessingDrawing" xmlns:wp="http://schemas.openxmlformats.org/drawingml/2006/wordprocessingDrawing" xmlns:w10="urn:schemas-microsoft-com:office:word" xmlns:w="http://schemas.openxmlformats.org/wordprocessingml/2006/main" xmlns:w14="http://schemas.microsoft.com/office/word/2010/wordml" xmlns:w15="http://schemas.microsoft.com/office/word/2012/wordml" xmlns:w16cex="http://schemas.microsoft.com/office/word/2018/wordml/cex" xmlns:w16cid="http://schemas.microsoft.com/office/word/2016/wordml/cid" xmlns:w16="http://schemas.microsoft.com/office/word/2018/wordml" xmlns:w16du="http://schemas.microsoft.com/office/word/2023/wordml/word16du" xmlns:w16sdtdh="http://schemas.microsoft.com/office/word/2020/wordml/sdtdatahash" xmlns:w16sdtfl="http://schemas.microsoft.com/office/word/2024/wordml/sdtformatlock" xmlns:w16se="http://schemas.microsoft.com/office/word/2015/wordml/symex" xmlns:wpg="http://schemas.microsoft.com/office/word/2010/wordprocessingGroup" xmlns:wpi="http://schemas.microsoft.com/office/word/2010/wordprocessingInk" xmlns:wne="http://schemas.microsoft.com/office/word/2006/wordml" xmlns:wps="http://schemas.microsoft.com/office/word/2010/wordprocessingShape" mc:Ignorable="w14 w15 w16se w16cid w16 w16cex w16sdtdh w16sdtfl w16du wp14">
   <w:body>
     <w:p>
       <w:pPr>
         <w:pStyle w:val="BodyText"/>
         <w:spacing w:line="360" w:lineRule="auto"/>
         <w:rPr>
-          <w:rFonts w:ascii="Times New Roman" w:hAnsi="Times New Roman"/>
-          <w:sz w:val="24"/>
-          <w:szCs w:val="24"/>
-        </w:rPr>
-      </w:pPr>
-      <w:r>
-        <w:rPr>
-          <w:rFonts w:ascii="Times New Roman" w:hAnsi="Times New Roman"/>
+          <w:rFonts w:ascii="Montserrat" w:hAnsi="Montserrat"/>
+          <w:sz w:val="24"/>
+          <w:szCs w:val="24"/>
+        </w:rPr>
+      </w:pPr>
+      <w:r>
+        <w:rPr>
+          <w:rFonts w:ascii="Montserrat" w:hAnsi="Montserrat"/>
           <w:sz w:val="24"/>
           <w:szCs w:val="24"/>
         </w:rPr>
@@ -25,7 +25,7 @@
       <w:pPr>
         <w:spacing w:after="0" w:line="360" w:lineRule="auto"/>
         <w:rPr>
-          <w:rFonts w:ascii="Times New Roman" w:hAnsi="Times New Roman"/>
+          <w:rFonts w:ascii="Montserrat" w:hAnsi="Montserrat"/>
           <w:color w:val="808080"/>
           <w:sz w:val="24"/>
           <w:szCs w:val="24"/>
@@ -33,7 +33,7 @@
       </w:pPr>
       <w:r>
         <w:rPr>
-          <w:rFonts w:ascii="Times New Roman" w:hAnsi="Times New Roman"/>
+          <w:rFonts w:ascii="Montserrat" w:hAnsi="Montserrat"/>
           <w:color w:val="808080"/>
           <w:sz w:val="24"/>
           <w:szCs w:val="24"/>
@@ -46,52 +46,110 @@
         <w:spacing w:after="0" w:line="360" w:lineRule="auto"/>
         <w:jc w:val="right"/>
         <w:rPr>
-          <w:rFonts w:ascii="Times New Roman" w:hAnsi="Times New Roman"/>
+          <w:rFonts w:ascii="Montserrat" w:hAnsi="Montserrat"/>
           <w:color w:val="808080"/>
           <w:sz w:val="24"/>
           <w:szCs w:val="24"/>
         </w:rPr>
       </w:pPr>
-      <w:fldSimple w:instr=" NUMPAGES  \* MERGEFORMAT ">
-        <w:r>
-          <w:rPr>
-            <w:rFonts w:ascii="Times New Roman" w:hAnsi="Times New Roman"/>
-            <w:noProof/>
-            <w:color w:val="808080"/>
-            <w:sz w:val="24"/>
-            <w:szCs w:val="24"/>
-          </w:rPr>
-          <w:t>20</w:t>
-        </w:r>
-      </w:fldSimple>
-      <w:r>
-        <w:rPr>
-          <w:rFonts w:ascii="Times New Roman" w:hAnsi="Times New Roman"/>
+      <w:r>
+        <w:rPr>
+          <w:rFonts w:ascii="Montserrat" w:hAnsi="Montserrat"/>
+          <w:sz w:val="24"/>
+        </w:rPr>
+        <w:fldChar w:fldCharType="begin"/>
+      </w:r>
+      <w:r>
+        <w:rPr>
+          <w:rFonts w:ascii="Montserrat" w:hAnsi="Montserrat"/>
+          <w:sz w:val="24"/>
+        </w:rPr>
+        <w:instrText xml:space="preserve"> NUMPAGES  \* MERGEFORMAT </w:instrText>
+      </w:r>
+      <w:r>
+        <w:rPr>
+          <w:rFonts w:ascii="Montserrat" w:hAnsi="Montserrat"/>
+          <w:sz w:val="24"/>
+        </w:rPr>
+        <w:fldChar w:fldCharType="separate"/>
+      </w:r>
+      <w:r>
+        <w:rPr>
+          <w:rFonts w:ascii="Montserrat" w:hAnsi="Montserrat"/>
+          <w:noProof/>
           <w:color w:val="808080"/>
           <w:sz w:val="24"/>
           <w:szCs w:val="24"/>
         </w:rPr>
+        <w:t>20</w:t>
+      </w:r>
+      <w:r>
+        <w:rPr>
+          <w:rFonts w:ascii="Montserrat" w:hAnsi="Montserrat"/>
+          <w:noProof/>
+          <w:color w:val="808080"/>
+          <w:sz w:val="24"/>
+          <w:szCs w:val="24"/>
+        </w:rPr>
+        <w:fldChar w:fldCharType="end"/>
+      </w:r>
+      <w:r>
+        <w:rPr>
+          <w:rFonts w:ascii="Montserrat" w:hAnsi="Montserrat"/>
+          <w:color w:val="808080"/>
+          <w:sz w:val="24"/>
+          <w:szCs w:val="24"/>
+        </w:rPr>
         <w:t xml:space="preserve"> pages ∙ </w:t>
       </w:r>
-      <w:fldSimple w:instr=" NUMWORDS  \* MERGEFORMAT ">
-        <w:r>
-          <w:rPr>
-            <w:rFonts w:ascii="Times New Roman" w:hAnsi="Times New Roman"/>
-            <w:noProof/>
-            <w:color w:val="808080"/>
-            <w:sz w:val="24"/>
-            <w:szCs w:val="24"/>
-          </w:rPr>
-          <w:t>8478</w:t>
-        </w:r>
-      </w:fldSimple>
-      <w:r>
-        <w:rPr>
-          <w:rFonts w:ascii="Times New Roman" w:hAnsi="Times New Roman"/>
+      <w:r>
+        <w:rPr>
+          <w:rFonts w:ascii="Montserrat" w:hAnsi="Montserrat"/>
+          <w:sz w:val="24"/>
+        </w:rPr>
+        <w:fldChar w:fldCharType="begin"/>
+      </w:r>
+      <w:r>
+        <w:rPr>
+          <w:rFonts w:ascii="Montserrat" w:hAnsi="Montserrat"/>
+          <w:sz w:val="24"/>
+        </w:rPr>
+        <w:instrText xml:space="preserve"> NUMWORDS  \* MERGEFORMAT </w:instrText>
+      </w:r>
+      <w:r>
+        <w:rPr>
+          <w:rFonts w:ascii="Montserrat" w:hAnsi="Montserrat"/>
+          <w:sz w:val="24"/>
+        </w:rPr>
+        <w:fldChar w:fldCharType="separate"/>
+      </w:r>
+      <w:r>
+        <w:rPr>
+          <w:rFonts w:ascii="Montserrat" w:hAnsi="Montserrat"/>
+          <w:noProof/>
           <w:color w:val="808080"/>
           <w:sz w:val="24"/>
           <w:szCs w:val="24"/>
         </w:rPr>
+        <w:t>8478</w:t>
+      </w:r>
+      <w:r>
+        <w:rPr>
+          <w:rFonts w:ascii="Montserrat" w:hAnsi="Montserrat"/>
+          <w:noProof/>
+          <w:color w:val="808080"/>
+          <w:sz w:val="24"/>
+          <w:szCs w:val="24"/>
+        </w:rPr>
+        <w:fldChar w:fldCharType="end"/>
+      </w:r>
+      <w:r>
+        <w:rPr>
+          <w:rFonts w:ascii="Montserrat" w:hAnsi="Montserrat"/>
+          <w:color w:val="808080"/>
+          <w:sz w:val="24"/>
+          <w:szCs w:val="24"/>
+        </w:rPr>
         <w:t xml:space="preserve"> words</w:t>
       </w:r>
     </w:p>
@@ -99,35 +157,35 @@
       <w:pPr>
         <w:spacing w:after="0" w:line="360" w:lineRule="auto"/>
         <w:rPr>
-          <w:rFonts w:ascii="Times New Roman" w:hAnsi="Times New Roman"/>
-          <w:sz w:val="24"/>
-          <w:szCs w:val="24"/>
-        </w:rPr>
-      </w:pPr>
-    </w:p>
-    <w:p>
-      <w:pPr>
-        <w:spacing w:after="0" w:line="360" w:lineRule="auto"/>
-        <w:rPr>
-          <w:rFonts w:ascii="Times New Roman" w:hAnsi="Times New Roman"/>
-          <w:sz w:val="24"/>
-          <w:szCs w:val="24"/>
-        </w:rPr>
-      </w:pPr>
-    </w:p>
-    <w:p>
-      <w:pPr>
-        <w:spacing w:after="0" w:line="360" w:lineRule="auto"/>
-        <w:jc w:val="both"/>
-        <w:rPr>
-          <w:rFonts w:ascii="Times New Roman" w:hAnsi="Times New Roman" w:cs="Times New Roman"/>
-          <w:sz w:val="24"/>
-          <w:szCs w:val="24"/>
-        </w:rPr>
-      </w:pPr>
-      <w:r>
-        <w:rPr>
-          <w:rFonts w:ascii="Times New Roman" w:hAnsi="Times New Roman" w:cs="Times New Roman"/>
+          <w:rFonts w:ascii="Montserrat" w:hAnsi="Montserrat"/>
+          <w:sz w:val="24"/>
+          <w:szCs w:val="24"/>
+        </w:rPr>
+      </w:pPr>
+    </w:p>
+    <w:p>
+      <w:pPr>
+        <w:spacing w:after="0" w:line="360" w:lineRule="auto"/>
+        <w:rPr>
+          <w:rFonts w:ascii="Montserrat" w:hAnsi="Montserrat"/>
+          <w:sz w:val="24"/>
+          <w:szCs w:val="24"/>
+        </w:rPr>
+      </w:pPr>
+    </w:p>
+    <w:p>
+      <w:pPr>
+        <w:spacing w:after="0" w:line="360" w:lineRule="auto"/>
+        <w:jc w:val="both"/>
+        <w:rPr>
+          <w:rFonts w:ascii="Montserrat" w:hAnsi="Montserrat" w:cs="Times New Roman"/>
+          <w:sz w:val="24"/>
+          <w:szCs w:val="24"/>
+        </w:rPr>
+      </w:pPr>
+      <w:r>
+        <w:rPr>
+          <w:rFonts w:ascii="Montserrat" w:hAnsi="Montserrat" w:cs="Times New Roman"/>
           <w:sz w:val="24"/>
           <w:szCs w:val="24"/>
         </w:rPr>
@@ -139,14 +197,14 @@
         <w:spacing w:after="0" w:line="360" w:lineRule="auto"/>
         <w:jc w:val="both"/>
         <w:rPr>
-          <w:rFonts w:ascii="Times New Roman" w:hAnsi="Times New Roman" w:cs="Times New Roman"/>
-          <w:sz w:val="24"/>
-          <w:szCs w:val="24"/>
-        </w:rPr>
-      </w:pPr>
-      <w:r>
-        <w:rPr>
-          <w:rFonts w:ascii="Times New Roman" w:hAnsi="Times New Roman" w:cs="Times New Roman"/>
+          <w:rFonts w:ascii="Montserrat" w:hAnsi="Montserrat" w:cs="Times New Roman"/>
+          <w:sz w:val="24"/>
+          <w:szCs w:val="24"/>
+        </w:rPr>
+      </w:pPr>
+      <w:r>
+        <w:rPr>
+          <w:rFonts w:ascii="Montserrat" w:hAnsi="Montserrat" w:cs="Times New Roman"/>
           <w:sz w:val="24"/>
           <w:szCs w:val="24"/>
         </w:rPr>
@@ -159,14 +217,14 @@
         <w:spacing w:after="0" w:line="360" w:lineRule="auto"/>
         <w:jc w:val="both"/>
         <w:rPr>
-          <w:rFonts w:ascii="Times New Roman" w:hAnsi="Times New Roman" w:cs="Times New Roman"/>
-          <w:sz w:val="24"/>
-          <w:szCs w:val="24"/>
-        </w:rPr>
-      </w:pPr>
-      <w:r>
-        <w:rPr>
-          <w:rFonts w:ascii="Times New Roman" w:hAnsi="Times New Roman" w:cs="Times New Roman"/>
+          <w:rFonts w:ascii="Montserrat" w:hAnsi="Montserrat" w:cs="Times New Roman"/>
+          <w:sz w:val="24"/>
+          <w:szCs w:val="24"/>
+        </w:rPr>
+      </w:pPr>
+      <w:r>
+        <w:rPr>
+          <w:rFonts w:ascii="Montserrat" w:hAnsi="Montserrat" w:cs="Times New Roman"/>
           <w:sz w:val="24"/>
           <w:szCs w:val="24"/>
         </w:rPr>
@@ -179,14 +237,14 @@
         <w:spacing w:after="0" w:line="360" w:lineRule="auto"/>
         <w:jc w:val="both"/>
         <w:rPr>
-          <w:rFonts w:ascii="Times New Roman" w:hAnsi="Times New Roman" w:cs="Times New Roman"/>
-          <w:sz w:val="24"/>
-          <w:szCs w:val="24"/>
-        </w:rPr>
-      </w:pPr>
-      <w:r>
-        <w:rPr>
-          <w:rFonts w:ascii="Times New Roman" w:hAnsi="Times New Roman" w:cs="Times New Roman"/>
+          <w:rFonts w:ascii="Montserrat" w:hAnsi="Montserrat" w:cs="Times New Roman"/>
+          <w:sz w:val="24"/>
+          <w:szCs w:val="24"/>
+        </w:rPr>
+      </w:pPr>
+      <w:r>
+        <w:rPr>
+          <w:rFonts w:ascii="Montserrat" w:hAnsi="Montserrat" w:cs="Times New Roman"/>
           <w:sz w:val="24"/>
           <w:szCs w:val="24"/>
         </w:rPr>
@@ -199,42 +257,33 @@
         <w:spacing w:after="0" w:line="360" w:lineRule="auto"/>
         <w:jc w:val="both"/>
         <w:rPr>
-          <w:rFonts w:ascii="Times New Roman" w:hAnsi="Times New Roman" w:cs="Times New Roman"/>
-          <w:sz w:val="24"/>
-          <w:szCs w:val="24"/>
-        </w:rPr>
-      </w:pPr>
-      <w:r>
-        <w:rPr>
-          <w:rFonts w:ascii="Times New Roman" w:hAnsi="Times New Roman" w:cs="Times New Roman"/>
-          <w:sz w:val="24"/>
-          <w:szCs w:val="24"/>
-        </w:rPr>
-        <w:t xml:space="preserve">Orienting himself as best he could, he told himself it was the day before his sixteenth birthday. There really was no way to name the place, but he was at the spot where he always went rock jumping with his friends. It was on a river tributary in the mountains of Northern California, near the town where his father was a guest instructor for a local martial arts dojo. No one knew they were out there. They had made their decision on the fly, heading for their favorite spot, with the huge boulders and deep pools, without </w:t>
-      </w:r>
-      <w:r>
-        <w:rPr>
-          <w:rFonts w:ascii="Times New Roman" w:hAnsi="Times New Roman" w:cs="Times New Roman"/>
-          <w:sz w:val="24"/>
-          <w:szCs w:val="24"/>
-        </w:rPr>
-        <w:lastRenderedPageBreak/>
-        <w:t xml:space="preserve">bothering to go back for bathing suits or towels. It was a secluded spot, so they had felt free to indulge in a bit of skinny-dipping too. In all, it was not the best place for an aneurysm.  </w:t>
-      </w:r>
-    </w:p>
-    <w:p>
-      <w:pPr>
-        <w:spacing w:after="0" w:line="360" w:lineRule="auto"/>
-        <w:jc w:val="both"/>
-        <w:rPr>
-          <w:rFonts w:ascii="Times New Roman" w:hAnsi="Times New Roman" w:cs="Times New Roman"/>
-          <w:sz w:val="24"/>
-          <w:szCs w:val="24"/>
-        </w:rPr>
-      </w:pPr>
-      <w:r>
-        <w:rPr>
-          <w:rFonts w:ascii="Times New Roman" w:hAnsi="Times New Roman" w:cs="Times New Roman"/>
+          <w:rFonts w:ascii="Montserrat" w:hAnsi="Montserrat" w:cs="Times New Roman"/>
+          <w:sz w:val="24"/>
+          <w:szCs w:val="24"/>
+        </w:rPr>
+      </w:pPr>
+      <w:r>
+        <w:rPr>
+          <w:rFonts w:ascii="Montserrat" w:hAnsi="Montserrat" w:cs="Times New Roman"/>
+          <w:sz w:val="24"/>
+          <w:szCs w:val="24"/>
+        </w:rPr>
+        <w:t xml:space="preserve">Orienting himself as best he could, he told himself it was the day before his sixteenth birthday. There really was no way to name the place, but he was at the spot where he always went rock jumping with his friends. It was on a river tributary in the mountains of Northern California, near the town where his father was a guest instructor for a local martial arts dojo. No one knew they were out there. They had made their decision on the fly, heading for their favorite spot, with the huge boulders and deep pools, without bothering to go back for bathing suits or towels. It was a secluded spot, so they had felt free to indulge in a bit of skinny-dipping too. In all, it was not the best place for an aneurysm.  </w:t>
+      </w:r>
+    </w:p>
+    <w:p>
+      <w:pPr>
+        <w:spacing w:after="0" w:line="360" w:lineRule="auto"/>
+        <w:jc w:val="both"/>
+        <w:rPr>
+          <w:rFonts w:ascii="Montserrat" w:hAnsi="Montserrat" w:cs="Times New Roman"/>
+          <w:sz w:val="24"/>
+          <w:szCs w:val="24"/>
+        </w:rPr>
+      </w:pPr>
+      <w:r>
+        <w:rPr>
+          <w:rFonts w:ascii="Montserrat" w:hAnsi="Montserrat" w:cs="Times New Roman"/>
           <w:sz w:val="24"/>
           <w:szCs w:val="24"/>
         </w:rPr>
@@ -247,14 +296,14 @@
         <w:spacing w:after="0" w:line="360" w:lineRule="auto"/>
         <w:jc w:val="both"/>
         <w:rPr>
-          <w:rFonts w:ascii="Times New Roman" w:hAnsi="Times New Roman" w:cs="Times New Roman"/>
-          <w:sz w:val="24"/>
-          <w:szCs w:val="24"/>
-        </w:rPr>
-      </w:pPr>
-      <w:r>
-        <w:rPr>
-          <w:rFonts w:ascii="Times New Roman" w:hAnsi="Times New Roman" w:cs="Times New Roman"/>
+          <w:rFonts w:ascii="Montserrat" w:hAnsi="Montserrat" w:cs="Times New Roman"/>
+          <w:sz w:val="24"/>
+          <w:szCs w:val="24"/>
+        </w:rPr>
+      </w:pPr>
+      <w:r>
+        <w:rPr>
+          <w:rFonts w:ascii="Montserrat" w:hAnsi="Montserrat" w:cs="Times New Roman"/>
           <w:sz w:val="24"/>
           <w:szCs w:val="24"/>
         </w:rPr>
@@ -267,14 +316,14 @@
         <w:spacing w:after="0" w:line="360" w:lineRule="auto"/>
         <w:jc w:val="both"/>
         <w:rPr>
-          <w:rFonts w:ascii="Times New Roman" w:hAnsi="Times New Roman" w:cs="Times New Roman"/>
-          <w:sz w:val="24"/>
-          <w:szCs w:val="24"/>
-        </w:rPr>
-      </w:pPr>
-      <w:r>
-        <w:rPr>
-          <w:rFonts w:ascii="Times New Roman" w:hAnsi="Times New Roman" w:cs="Times New Roman"/>
+          <w:rFonts w:ascii="Montserrat" w:hAnsi="Montserrat" w:cs="Times New Roman"/>
+          <w:sz w:val="24"/>
+          <w:szCs w:val="24"/>
+        </w:rPr>
+      </w:pPr>
+      <w:r>
+        <w:rPr>
+          <w:rFonts w:ascii="Montserrat" w:hAnsi="Montserrat" w:cs="Times New Roman"/>
           <w:sz w:val="24"/>
           <w:szCs w:val="24"/>
         </w:rPr>
@@ -287,14 +336,14 @@
         <w:spacing w:after="0" w:line="360" w:lineRule="auto"/>
         <w:jc w:val="both"/>
         <w:rPr>
-          <w:rFonts w:ascii="Times New Roman" w:hAnsi="Times New Roman" w:cs="Times New Roman"/>
-          <w:sz w:val="24"/>
-          <w:szCs w:val="24"/>
-        </w:rPr>
-      </w:pPr>
-      <w:r>
-        <w:rPr>
-          <w:rFonts w:ascii="Times New Roman" w:hAnsi="Times New Roman" w:cs="Times New Roman"/>
+          <w:rFonts w:ascii="Montserrat" w:hAnsi="Montserrat" w:cs="Times New Roman"/>
+          <w:sz w:val="24"/>
+          <w:szCs w:val="24"/>
+        </w:rPr>
+      </w:pPr>
+      <w:r>
+        <w:rPr>
+          <w:rFonts w:ascii="Montserrat" w:hAnsi="Montserrat" w:cs="Times New Roman"/>
           <w:sz w:val="24"/>
           <w:szCs w:val="24"/>
         </w:rPr>
@@ -307,14 +356,14 @@
         <w:spacing w:after="0" w:line="360" w:lineRule="auto"/>
         <w:jc w:val="both"/>
         <w:rPr>
-          <w:rFonts w:ascii="Times New Roman" w:hAnsi="Times New Roman" w:cs="Times New Roman"/>
-          <w:sz w:val="24"/>
-          <w:szCs w:val="24"/>
-        </w:rPr>
-      </w:pPr>
-      <w:r>
-        <w:rPr>
-          <w:rFonts w:ascii="Times New Roman" w:hAnsi="Times New Roman" w:cs="Times New Roman"/>
+          <w:rFonts w:ascii="Montserrat" w:hAnsi="Montserrat" w:cs="Times New Roman"/>
+          <w:sz w:val="24"/>
+          <w:szCs w:val="24"/>
+        </w:rPr>
+      </w:pPr>
+      <w:r>
+        <w:rPr>
+          <w:rFonts w:ascii="Montserrat" w:hAnsi="Montserrat" w:cs="Times New Roman"/>
           <w:sz w:val="24"/>
           <w:szCs w:val="24"/>
         </w:rPr>
@@ -327,14 +376,14 @@
         <w:spacing w:after="0" w:line="360" w:lineRule="auto"/>
         <w:jc w:val="both"/>
         <w:rPr>
-          <w:rFonts w:ascii="Times New Roman" w:hAnsi="Times New Roman" w:cs="Times New Roman"/>
-          <w:sz w:val="24"/>
-          <w:szCs w:val="24"/>
-        </w:rPr>
-      </w:pPr>
-      <w:r>
-        <w:rPr>
-          <w:rFonts w:ascii="Times New Roman" w:hAnsi="Times New Roman" w:cs="Times New Roman"/>
+          <w:rFonts w:ascii="Montserrat" w:hAnsi="Montserrat" w:cs="Times New Roman"/>
+          <w:sz w:val="24"/>
+          <w:szCs w:val="24"/>
+        </w:rPr>
+      </w:pPr>
+      <w:r>
+        <w:rPr>
+          <w:rFonts w:ascii="Montserrat" w:hAnsi="Montserrat" w:cs="Times New Roman"/>
           <w:sz w:val="24"/>
           <w:szCs w:val="24"/>
         </w:rPr>
@@ -347,14 +396,14 @@
         <w:spacing w:after="0" w:line="360" w:lineRule="auto"/>
         <w:jc w:val="both"/>
         <w:rPr>
-          <w:rFonts w:ascii="Times New Roman" w:hAnsi="Times New Roman" w:cs="Times New Roman"/>
-          <w:sz w:val="24"/>
-          <w:szCs w:val="24"/>
-        </w:rPr>
-      </w:pPr>
-      <w:r>
-        <w:rPr>
-          <w:rFonts w:ascii="Times New Roman" w:hAnsi="Times New Roman" w:cs="Times New Roman"/>
+          <w:rFonts w:ascii="Montserrat" w:hAnsi="Montserrat" w:cs="Times New Roman"/>
+          <w:sz w:val="24"/>
+          <w:szCs w:val="24"/>
+        </w:rPr>
+      </w:pPr>
+      <w:r>
+        <w:rPr>
+          <w:rFonts w:ascii="Montserrat" w:hAnsi="Montserrat" w:cs="Times New Roman"/>
           <w:sz w:val="24"/>
           <w:szCs w:val="24"/>
         </w:rPr>
@@ -367,14 +416,14 @@
         <w:spacing w:after="0" w:line="360" w:lineRule="auto"/>
         <w:jc w:val="both"/>
         <w:rPr>
-          <w:rFonts w:ascii="Times New Roman" w:hAnsi="Times New Roman" w:cs="Times New Roman"/>
-          <w:sz w:val="24"/>
-          <w:szCs w:val="24"/>
-        </w:rPr>
-      </w:pPr>
-      <w:r>
-        <w:rPr>
-          <w:rFonts w:ascii="Times New Roman" w:hAnsi="Times New Roman" w:cs="Times New Roman"/>
+          <w:rFonts w:ascii="Montserrat" w:hAnsi="Montserrat" w:cs="Times New Roman"/>
+          <w:sz w:val="24"/>
+          <w:szCs w:val="24"/>
+        </w:rPr>
+      </w:pPr>
+      <w:r>
+        <w:rPr>
+          <w:rFonts w:ascii="Montserrat" w:hAnsi="Montserrat" w:cs="Times New Roman"/>
           <w:sz w:val="24"/>
           <w:szCs w:val="24"/>
         </w:rPr>
@@ -387,43 +436,34 @@
         <w:spacing w:after="0" w:line="360" w:lineRule="auto"/>
         <w:jc w:val="both"/>
         <w:rPr>
-          <w:rFonts w:ascii="Times New Roman" w:hAnsi="Times New Roman" w:cs="Times New Roman"/>
-          <w:sz w:val="24"/>
-          <w:szCs w:val="24"/>
-        </w:rPr>
-      </w:pPr>
-      <w:r>
-        <w:rPr>
-          <w:rFonts w:ascii="Times New Roman" w:hAnsi="Times New Roman" w:cs="Times New Roman"/>
-          <w:sz w:val="24"/>
-          <w:szCs w:val="24"/>
-        </w:rPr>
-        <w:tab/>
-        <w:t xml:space="preserve">Alex stared at both of them, “What!? What are you talking about, Chris?” His hand moved on its own. An instinctive, unconscious action to assure him that such an </w:t>
-      </w:r>
-      <w:r>
-        <w:rPr>
-          <w:rFonts w:ascii="Times New Roman" w:hAnsi="Times New Roman" w:cs="Times New Roman"/>
-          <w:sz w:val="24"/>
-          <w:szCs w:val="24"/>
-        </w:rPr>
-        <w:lastRenderedPageBreak/>
-        <w:t xml:space="preserve">absurd statement was obviously false. It took a moment for the report of that reflexive touch to penetrate Alex’s consciousness. </w:t>
-      </w:r>
-    </w:p>
-    <w:p>
-      <w:pPr>
-        <w:spacing w:after="0" w:line="360" w:lineRule="auto"/>
-        <w:jc w:val="both"/>
-        <w:rPr>
-          <w:rFonts w:ascii="Times New Roman" w:hAnsi="Times New Roman" w:cs="Times New Roman"/>
-          <w:sz w:val="24"/>
-          <w:szCs w:val="24"/>
-        </w:rPr>
-      </w:pPr>
-      <w:r>
-        <w:rPr>
-          <w:rFonts w:ascii="Times New Roman" w:hAnsi="Times New Roman" w:cs="Times New Roman"/>
+          <w:rFonts w:ascii="Montserrat" w:hAnsi="Montserrat" w:cs="Times New Roman"/>
+          <w:sz w:val="24"/>
+          <w:szCs w:val="24"/>
+        </w:rPr>
+      </w:pPr>
+      <w:r>
+        <w:rPr>
+          <w:rFonts w:ascii="Montserrat" w:hAnsi="Montserrat" w:cs="Times New Roman"/>
+          <w:sz w:val="24"/>
+          <w:szCs w:val="24"/>
+        </w:rPr>
+        <w:tab/>
+        <w:t xml:space="preserve">Alex stared at both of them, “What!? What are you talking about, Chris?” His hand moved on its own. An instinctive, unconscious action to assure him that such an absurd statement was obviously false. It took a moment for the report of that reflexive touch to penetrate Alex’s consciousness. </w:t>
+      </w:r>
+    </w:p>
+    <w:p>
+      <w:pPr>
+        <w:spacing w:after="0" w:line="360" w:lineRule="auto"/>
+        <w:jc w:val="both"/>
+        <w:rPr>
+          <w:rFonts w:ascii="Montserrat" w:hAnsi="Montserrat" w:cs="Times New Roman"/>
+          <w:sz w:val="24"/>
+          <w:szCs w:val="24"/>
+        </w:rPr>
+      </w:pPr>
+      <w:r>
+        <w:rPr>
+          <w:rFonts w:ascii="Montserrat" w:hAnsi="Montserrat" w:cs="Times New Roman"/>
           <w:sz w:val="24"/>
           <w:szCs w:val="24"/>
         </w:rPr>
@@ -436,14 +476,14 @@
         <w:spacing w:after="0" w:line="360" w:lineRule="auto"/>
         <w:jc w:val="both"/>
         <w:rPr>
-          <w:rFonts w:ascii="Times New Roman" w:hAnsi="Times New Roman" w:cs="Times New Roman"/>
-          <w:sz w:val="24"/>
-          <w:szCs w:val="24"/>
-        </w:rPr>
-      </w:pPr>
-      <w:r>
-        <w:rPr>
-          <w:rFonts w:ascii="Times New Roman" w:hAnsi="Times New Roman" w:cs="Times New Roman"/>
+          <w:rFonts w:ascii="Montserrat" w:hAnsi="Montserrat" w:cs="Times New Roman"/>
+          <w:sz w:val="24"/>
+          <w:szCs w:val="24"/>
+        </w:rPr>
+      </w:pPr>
+      <w:r>
+        <w:rPr>
+          <w:rFonts w:ascii="Montserrat" w:hAnsi="Montserrat" w:cs="Times New Roman"/>
           <w:sz w:val="24"/>
           <w:szCs w:val="24"/>
         </w:rPr>
@@ -456,14 +496,14 @@
         <w:spacing w:after="0" w:line="360" w:lineRule="auto"/>
         <w:jc w:val="both"/>
         <w:rPr>
-          <w:rFonts w:ascii="Times New Roman" w:hAnsi="Times New Roman" w:cs="Times New Roman"/>
-          <w:sz w:val="24"/>
-          <w:szCs w:val="24"/>
-        </w:rPr>
-      </w:pPr>
-      <w:r>
-        <w:rPr>
-          <w:rFonts w:ascii="Times New Roman" w:hAnsi="Times New Roman" w:cs="Times New Roman"/>
+          <w:rFonts w:ascii="Montserrat" w:hAnsi="Montserrat" w:cs="Times New Roman"/>
+          <w:sz w:val="24"/>
+          <w:szCs w:val="24"/>
+        </w:rPr>
+      </w:pPr>
+      <w:r>
+        <w:rPr>
+          <w:rFonts w:ascii="Montserrat" w:hAnsi="Montserrat" w:cs="Times New Roman"/>
           <w:sz w:val="24"/>
           <w:szCs w:val="24"/>
         </w:rPr>
@@ -476,14 +516,14 @@
         <w:spacing w:after="0" w:line="360" w:lineRule="auto"/>
         <w:jc w:val="both"/>
         <w:rPr>
-          <w:rFonts w:ascii="Times New Roman" w:hAnsi="Times New Roman" w:cs="Times New Roman"/>
-          <w:sz w:val="24"/>
-          <w:szCs w:val="24"/>
-        </w:rPr>
-      </w:pPr>
-      <w:r>
-        <w:rPr>
-          <w:rFonts w:ascii="Times New Roman" w:hAnsi="Times New Roman" w:cs="Times New Roman"/>
+          <w:rFonts w:ascii="Montserrat" w:hAnsi="Montserrat" w:cs="Times New Roman"/>
+          <w:sz w:val="24"/>
+          <w:szCs w:val="24"/>
+        </w:rPr>
+      </w:pPr>
+      <w:r>
+        <w:rPr>
+          <w:rFonts w:ascii="Montserrat" w:hAnsi="Montserrat" w:cs="Times New Roman"/>
           <w:sz w:val="24"/>
           <w:szCs w:val="24"/>
         </w:rPr>
@@ -492,7 +532,7 @@
       </w:r>
       <w:r>
         <w:rPr>
-          <w:rFonts w:ascii="Times New Roman" w:hAnsi="Times New Roman" w:cs="Times New Roman"/>
+          <w:rFonts w:ascii="Montserrat" w:hAnsi="Montserrat" w:cs="Times New Roman"/>
           <w:i/>
           <w:iCs/>
           <w:sz w:val="24"/>
@@ -502,7 +542,7 @@
       </w:r>
       <w:r>
         <w:rPr>
-          <w:rFonts w:ascii="Times New Roman" w:hAnsi="Times New Roman" w:cs="Times New Roman"/>
+          <w:rFonts w:ascii="Montserrat" w:hAnsi="Montserrat" w:cs="Times New Roman"/>
           <w:sz w:val="24"/>
           <w:szCs w:val="24"/>
         </w:rPr>
@@ -514,14 +554,14 @@
         <w:spacing w:after="0" w:line="360" w:lineRule="auto"/>
         <w:jc w:val="both"/>
         <w:rPr>
-          <w:rFonts w:ascii="Times New Roman" w:hAnsi="Times New Roman" w:cs="Times New Roman"/>
-          <w:sz w:val="24"/>
-          <w:szCs w:val="24"/>
-        </w:rPr>
-      </w:pPr>
-      <w:r>
-        <w:rPr>
-          <w:rFonts w:ascii="Times New Roman" w:hAnsi="Times New Roman" w:cs="Times New Roman"/>
+          <w:rFonts w:ascii="Montserrat" w:hAnsi="Montserrat" w:cs="Times New Roman"/>
+          <w:sz w:val="24"/>
+          <w:szCs w:val="24"/>
+        </w:rPr>
+      </w:pPr>
+      <w:r>
+        <w:rPr>
+          <w:rFonts w:ascii="Montserrat" w:hAnsi="Montserrat" w:cs="Times New Roman"/>
           <w:sz w:val="24"/>
           <w:szCs w:val="24"/>
         </w:rPr>
@@ -534,14 +574,14 @@
         <w:spacing w:after="0" w:line="360" w:lineRule="auto"/>
         <w:jc w:val="both"/>
         <w:rPr>
-          <w:rFonts w:ascii="Times New Roman" w:hAnsi="Times New Roman" w:cs="Times New Roman"/>
-          <w:sz w:val="24"/>
-          <w:szCs w:val="24"/>
-        </w:rPr>
-      </w:pPr>
-      <w:r>
-        <w:rPr>
-          <w:rFonts w:ascii="Times New Roman" w:hAnsi="Times New Roman" w:cs="Times New Roman"/>
+          <w:rFonts w:ascii="Montserrat" w:hAnsi="Montserrat" w:cs="Times New Roman"/>
+          <w:sz w:val="24"/>
+          <w:szCs w:val="24"/>
+        </w:rPr>
+      </w:pPr>
+      <w:r>
+        <w:rPr>
+          <w:rFonts w:ascii="Montserrat" w:hAnsi="Montserrat" w:cs="Times New Roman"/>
           <w:sz w:val="24"/>
           <w:szCs w:val="24"/>
         </w:rPr>
@@ -554,14 +594,14 @@
         <w:spacing w:after="0" w:line="360" w:lineRule="auto"/>
         <w:jc w:val="both"/>
         <w:rPr>
-          <w:rFonts w:ascii="Times New Roman" w:hAnsi="Times New Roman" w:cs="Times New Roman"/>
-          <w:sz w:val="24"/>
-          <w:szCs w:val="24"/>
-        </w:rPr>
-      </w:pPr>
-      <w:r>
-        <w:rPr>
-          <w:rFonts w:ascii="Times New Roman" w:hAnsi="Times New Roman" w:cs="Times New Roman"/>
+          <w:rFonts w:ascii="Montserrat" w:hAnsi="Montserrat" w:cs="Times New Roman"/>
+          <w:sz w:val="24"/>
+          <w:szCs w:val="24"/>
+        </w:rPr>
+      </w:pPr>
+      <w:r>
+        <w:rPr>
+          <w:rFonts w:ascii="Montserrat" w:hAnsi="Montserrat" w:cs="Times New Roman"/>
           <w:sz w:val="24"/>
           <w:szCs w:val="24"/>
         </w:rPr>
@@ -574,14 +614,14 @@
         <w:spacing w:after="0" w:line="360" w:lineRule="auto"/>
         <w:jc w:val="both"/>
         <w:rPr>
-          <w:rFonts w:ascii="Times New Roman" w:hAnsi="Times New Roman" w:cs="Times New Roman"/>
-          <w:sz w:val="24"/>
-          <w:szCs w:val="24"/>
-        </w:rPr>
-      </w:pPr>
-      <w:r>
-        <w:rPr>
-          <w:rFonts w:ascii="Times New Roman" w:hAnsi="Times New Roman" w:cs="Times New Roman"/>
+          <w:rFonts w:ascii="Montserrat" w:hAnsi="Montserrat" w:cs="Times New Roman"/>
+          <w:sz w:val="24"/>
+          <w:szCs w:val="24"/>
+        </w:rPr>
+      </w:pPr>
+      <w:r>
+        <w:rPr>
+          <w:rFonts w:ascii="Montserrat" w:hAnsi="Montserrat" w:cs="Times New Roman"/>
           <w:sz w:val="24"/>
           <w:szCs w:val="24"/>
         </w:rPr>
@@ -594,14 +634,14 @@
         <w:spacing w:after="0" w:line="360" w:lineRule="auto"/>
         <w:jc w:val="both"/>
         <w:rPr>
-          <w:rFonts w:ascii="Times New Roman" w:hAnsi="Times New Roman" w:cs="Times New Roman"/>
-          <w:sz w:val="24"/>
-          <w:szCs w:val="24"/>
-        </w:rPr>
-      </w:pPr>
-      <w:r>
-        <w:rPr>
-          <w:rFonts w:ascii="Times New Roman" w:hAnsi="Times New Roman" w:cs="Times New Roman"/>
+          <w:rFonts w:ascii="Montserrat" w:hAnsi="Montserrat" w:cs="Times New Roman"/>
+          <w:sz w:val="24"/>
+          <w:szCs w:val="24"/>
+        </w:rPr>
+      </w:pPr>
+      <w:r>
+        <w:rPr>
+          <w:rFonts w:ascii="Montserrat" w:hAnsi="Montserrat" w:cs="Times New Roman"/>
           <w:sz w:val="24"/>
           <w:szCs w:val="24"/>
         </w:rPr>
@@ -614,14 +654,14 @@
         <w:spacing w:after="0" w:line="360" w:lineRule="auto"/>
         <w:jc w:val="both"/>
         <w:rPr>
-          <w:rFonts w:ascii="Times New Roman" w:hAnsi="Times New Roman" w:cs="Times New Roman"/>
-          <w:sz w:val="24"/>
-          <w:szCs w:val="24"/>
-        </w:rPr>
-      </w:pPr>
-      <w:r>
-        <w:rPr>
-          <w:rFonts w:ascii="Times New Roman" w:hAnsi="Times New Roman" w:cs="Times New Roman"/>
+          <w:rFonts w:ascii="Montserrat" w:hAnsi="Montserrat" w:cs="Times New Roman"/>
+          <w:sz w:val="24"/>
+          <w:szCs w:val="24"/>
+        </w:rPr>
+      </w:pPr>
+      <w:r>
+        <w:rPr>
+          <w:rFonts w:ascii="Montserrat" w:hAnsi="Montserrat" w:cs="Times New Roman"/>
           <w:sz w:val="24"/>
           <w:szCs w:val="24"/>
         </w:rPr>
@@ -630,7 +670,7 @@
       </w:r>
       <w:r>
         <w:rPr>
-          <w:rFonts w:ascii="Times New Roman" w:hAnsi="Times New Roman" w:cs="Times New Roman"/>
+          <w:rFonts w:ascii="Montserrat" w:hAnsi="Montserrat" w:cs="Times New Roman"/>
           <w:i/>
           <w:iCs/>
           <w:sz w:val="24"/>
@@ -640,35 +680,26 @@
       </w:r>
       <w:r>
         <w:rPr>
-          <w:rFonts w:ascii="Times New Roman" w:hAnsi="Times New Roman" w:cs="Times New Roman"/>
-          <w:sz w:val="24"/>
-          <w:szCs w:val="24"/>
-        </w:rPr>
-        <w:t xml:space="preserve"> up,” Jon swore under his breath and gathered Alex in his arms. “Uh, I’m going to need your help. She’s heavier than she looks, and it’s all dead weight. God, talk about your limp cats.” Chris let go, seeing Jon had Alex in a firm grip, and climbed </w:t>
-      </w:r>
-      <w:r>
-        <w:rPr>
-          <w:rFonts w:ascii="Times New Roman" w:hAnsi="Times New Roman" w:cs="Times New Roman"/>
-          <w:sz w:val="24"/>
-          <w:szCs w:val="24"/>
-        </w:rPr>
-        <w:lastRenderedPageBreak/>
-        <w:t>completely out of the water. Together, the two of them were able to wrestle her slack body up to the big, flat shelf where their clothes had been left piled. Jon took the girl’s weight and ordered, “Quick, get something to use as a pillow.”</w:t>
-      </w:r>
-    </w:p>
-    <w:p>
-      <w:pPr>
-        <w:spacing w:after="0" w:line="360" w:lineRule="auto"/>
-        <w:jc w:val="both"/>
-        <w:rPr>
-          <w:rFonts w:ascii="Times New Roman" w:hAnsi="Times New Roman" w:cs="Times New Roman"/>
-          <w:sz w:val="24"/>
-          <w:szCs w:val="24"/>
-        </w:rPr>
-      </w:pPr>
-      <w:r>
-        <w:rPr>
-          <w:rFonts w:ascii="Times New Roman" w:hAnsi="Times New Roman" w:cs="Times New Roman"/>
+          <w:rFonts w:ascii="Montserrat" w:hAnsi="Montserrat" w:cs="Times New Roman"/>
+          <w:sz w:val="24"/>
+          <w:szCs w:val="24"/>
+        </w:rPr>
+        <w:t xml:space="preserve"> up,” Jon swore under his breath and gathered Alex in his arms. “Uh, I’m going to need your help. She’s heavier than she looks, and it’s all dead weight. God, talk about your limp cats.” Chris let go, seeing Jon had Alex in a firm grip, and climbed completely out of the water. Together, the two of them were able to wrestle her slack body up to the big, flat shelf where their clothes had been left piled. Jon took the girl’s weight and ordered, “Quick, get something to use as a pillow.”</w:t>
+      </w:r>
+    </w:p>
+    <w:p>
+      <w:pPr>
+        <w:spacing w:after="0" w:line="360" w:lineRule="auto"/>
+        <w:jc w:val="both"/>
+        <w:rPr>
+          <w:rFonts w:ascii="Montserrat" w:hAnsi="Montserrat" w:cs="Times New Roman"/>
+          <w:sz w:val="24"/>
+          <w:szCs w:val="24"/>
+        </w:rPr>
+      </w:pPr>
+      <w:r>
+        <w:rPr>
+          <w:rFonts w:ascii="Montserrat" w:hAnsi="Montserrat" w:cs="Times New Roman"/>
           <w:sz w:val="24"/>
           <w:szCs w:val="24"/>
         </w:rPr>
@@ -681,14 +712,14 @@
         <w:spacing w:after="0" w:line="360" w:lineRule="auto"/>
         <w:jc w:val="both"/>
         <w:rPr>
-          <w:rFonts w:ascii="Times New Roman" w:hAnsi="Times New Roman" w:cs="Times New Roman"/>
-          <w:sz w:val="24"/>
-          <w:szCs w:val="24"/>
-        </w:rPr>
-      </w:pPr>
-      <w:r>
-        <w:rPr>
-          <w:rFonts w:ascii="Times New Roman" w:hAnsi="Times New Roman" w:cs="Times New Roman"/>
+          <w:rFonts w:ascii="Montserrat" w:hAnsi="Montserrat" w:cs="Times New Roman"/>
+          <w:sz w:val="24"/>
+          <w:szCs w:val="24"/>
+        </w:rPr>
+      </w:pPr>
+      <w:r>
+        <w:rPr>
+          <w:rFonts w:ascii="Montserrat" w:hAnsi="Montserrat" w:cs="Times New Roman"/>
           <w:sz w:val="24"/>
           <w:szCs w:val="24"/>
         </w:rPr>
@@ -701,14 +732,14 @@
         <w:spacing w:after="0" w:line="360" w:lineRule="auto"/>
         <w:jc w:val="both"/>
         <w:rPr>
-          <w:rFonts w:ascii="Times New Roman" w:hAnsi="Times New Roman" w:cs="Times New Roman"/>
-          <w:sz w:val="24"/>
-          <w:szCs w:val="24"/>
-        </w:rPr>
-      </w:pPr>
-      <w:r>
-        <w:rPr>
-          <w:rFonts w:ascii="Times New Roman" w:hAnsi="Times New Roman" w:cs="Times New Roman"/>
+          <w:rFonts w:ascii="Montserrat" w:hAnsi="Montserrat" w:cs="Times New Roman"/>
+          <w:sz w:val="24"/>
+          <w:szCs w:val="24"/>
+        </w:rPr>
+      </w:pPr>
+      <w:r>
+        <w:rPr>
+          <w:rFonts w:ascii="Montserrat" w:hAnsi="Montserrat" w:cs="Times New Roman"/>
           <w:sz w:val="24"/>
           <w:szCs w:val="24"/>
         </w:rPr>
@@ -721,14 +752,14 @@
         <w:spacing w:after="0" w:line="360" w:lineRule="auto"/>
         <w:jc w:val="both"/>
         <w:rPr>
-          <w:rFonts w:ascii="Times New Roman" w:hAnsi="Times New Roman" w:cs="Times New Roman"/>
-          <w:sz w:val="24"/>
-          <w:szCs w:val="24"/>
-        </w:rPr>
-      </w:pPr>
-      <w:r>
-        <w:rPr>
-          <w:rFonts w:ascii="Times New Roman" w:hAnsi="Times New Roman" w:cs="Times New Roman"/>
+          <w:rFonts w:ascii="Montserrat" w:hAnsi="Montserrat" w:cs="Times New Roman"/>
+          <w:sz w:val="24"/>
+          <w:szCs w:val="24"/>
+        </w:rPr>
+      </w:pPr>
+      <w:r>
+        <w:rPr>
+          <w:rFonts w:ascii="Montserrat" w:hAnsi="Montserrat" w:cs="Times New Roman"/>
           <w:sz w:val="24"/>
           <w:szCs w:val="24"/>
         </w:rPr>
@@ -741,14 +772,14 @@
         <w:spacing w:after="0" w:line="360" w:lineRule="auto"/>
         <w:jc w:val="both"/>
         <w:rPr>
-          <w:rFonts w:ascii="Times New Roman" w:hAnsi="Times New Roman" w:cs="Times New Roman"/>
-          <w:sz w:val="24"/>
-          <w:szCs w:val="24"/>
-        </w:rPr>
-      </w:pPr>
-      <w:r>
-        <w:rPr>
-          <w:rFonts w:ascii="Times New Roman" w:hAnsi="Times New Roman" w:cs="Times New Roman"/>
+          <w:rFonts w:ascii="Montserrat" w:hAnsi="Montserrat" w:cs="Times New Roman"/>
+          <w:sz w:val="24"/>
+          <w:szCs w:val="24"/>
+        </w:rPr>
+      </w:pPr>
+      <w:r>
+        <w:rPr>
+          <w:rFonts w:ascii="Montserrat" w:hAnsi="Montserrat" w:cs="Times New Roman"/>
           <w:sz w:val="24"/>
           <w:szCs w:val="24"/>
         </w:rPr>
@@ -761,14 +792,14 @@
         <w:spacing w:after="0" w:line="360" w:lineRule="auto"/>
         <w:jc w:val="both"/>
         <w:rPr>
-          <w:rFonts w:ascii="Times New Roman" w:hAnsi="Times New Roman" w:cs="Times New Roman"/>
-          <w:sz w:val="24"/>
-          <w:szCs w:val="24"/>
-        </w:rPr>
-      </w:pPr>
-      <w:r>
-        <w:rPr>
-          <w:rFonts w:ascii="Times New Roman" w:hAnsi="Times New Roman" w:cs="Times New Roman"/>
+          <w:rFonts w:ascii="Montserrat" w:hAnsi="Montserrat" w:cs="Times New Roman"/>
+          <w:sz w:val="24"/>
+          <w:szCs w:val="24"/>
+        </w:rPr>
+      </w:pPr>
+      <w:r>
+        <w:rPr>
+          <w:rFonts w:ascii="Montserrat" w:hAnsi="Montserrat" w:cs="Times New Roman"/>
           <w:sz w:val="24"/>
           <w:szCs w:val="24"/>
         </w:rPr>
@@ -781,14 +812,14 @@
         <w:spacing w:after="0" w:line="360" w:lineRule="auto"/>
         <w:jc w:val="both"/>
         <w:rPr>
-          <w:rFonts w:ascii="Times New Roman" w:hAnsi="Times New Roman" w:cs="Times New Roman"/>
-          <w:sz w:val="24"/>
-          <w:szCs w:val="24"/>
-        </w:rPr>
-      </w:pPr>
-      <w:r>
-        <w:rPr>
-          <w:rFonts w:ascii="Times New Roman" w:hAnsi="Times New Roman" w:cs="Times New Roman"/>
+          <w:rFonts w:ascii="Montserrat" w:hAnsi="Montserrat" w:cs="Times New Roman"/>
+          <w:sz w:val="24"/>
+          <w:szCs w:val="24"/>
+        </w:rPr>
+      </w:pPr>
+      <w:r>
+        <w:rPr>
+          <w:rFonts w:ascii="Montserrat" w:hAnsi="Montserrat" w:cs="Times New Roman"/>
           <w:sz w:val="24"/>
           <w:szCs w:val="24"/>
         </w:rPr>
@@ -801,18 +832,17 @@
         <w:spacing w:after="0" w:line="360" w:lineRule="auto"/>
         <w:jc w:val="both"/>
         <w:rPr>
-          <w:rFonts w:ascii="Times New Roman" w:hAnsi="Times New Roman" w:cs="Times New Roman"/>
-          <w:sz w:val="24"/>
-          <w:szCs w:val="24"/>
-        </w:rPr>
-      </w:pPr>
-      <w:r>
-        <w:rPr>
-          <w:rFonts w:ascii="Times New Roman" w:hAnsi="Times New Roman" w:cs="Times New Roman"/>
-          <w:sz w:val="24"/>
-          <w:szCs w:val="24"/>
-        </w:rPr>
-        <w:lastRenderedPageBreak/>
+          <w:rFonts w:ascii="Montserrat" w:hAnsi="Montserrat" w:cs="Times New Roman"/>
+          <w:sz w:val="24"/>
+          <w:szCs w:val="24"/>
+        </w:rPr>
+      </w:pPr>
+      <w:r>
+        <w:rPr>
+          <w:rFonts w:ascii="Montserrat" w:hAnsi="Montserrat" w:cs="Times New Roman"/>
+          <w:sz w:val="24"/>
+          <w:szCs w:val="24"/>
+        </w:rPr>
         <w:tab/>
         <w:t>Jon looked down at Alex. “No. I mean, not just because he was naked. If he were in shock, of course I would. In any case, it was the right thing to do. I mean, if that’s really Alex, then the guy has got to be in shock.” Jon leaned forward and leaned his arms on his knees. “But that’s not what you were getting at, is it?”</w:t>
       </w:r>
@@ -822,14 +852,14 @@
         <w:spacing w:after="0" w:line="360" w:lineRule="auto"/>
         <w:jc w:val="both"/>
         <w:rPr>
-          <w:rFonts w:ascii="Times New Roman" w:hAnsi="Times New Roman" w:cs="Times New Roman"/>
-          <w:sz w:val="24"/>
-          <w:szCs w:val="24"/>
-        </w:rPr>
-      </w:pPr>
-      <w:r>
-        <w:rPr>
-          <w:rFonts w:ascii="Times New Roman" w:hAnsi="Times New Roman" w:cs="Times New Roman"/>
+          <w:rFonts w:ascii="Montserrat" w:hAnsi="Montserrat" w:cs="Times New Roman"/>
+          <w:sz w:val="24"/>
+          <w:szCs w:val="24"/>
+        </w:rPr>
+      </w:pPr>
+      <w:r>
+        <w:rPr>
+          <w:rFonts w:ascii="Montserrat" w:hAnsi="Montserrat" w:cs="Times New Roman"/>
           <w:sz w:val="24"/>
           <w:szCs w:val="24"/>
         </w:rPr>
@@ -842,14 +872,14 @@
         <w:spacing w:after="0" w:line="360" w:lineRule="auto"/>
         <w:jc w:val="both"/>
         <w:rPr>
-          <w:rFonts w:ascii="Times New Roman" w:hAnsi="Times New Roman" w:cs="Times New Roman"/>
-          <w:sz w:val="24"/>
-          <w:szCs w:val="24"/>
-        </w:rPr>
-      </w:pPr>
-      <w:r>
-        <w:rPr>
-          <w:rFonts w:ascii="Times New Roman" w:hAnsi="Times New Roman" w:cs="Times New Roman"/>
+          <w:rFonts w:ascii="Montserrat" w:hAnsi="Montserrat" w:cs="Times New Roman"/>
+          <w:sz w:val="24"/>
+          <w:szCs w:val="24"/>
+        </w:rPr>
+      </w:pPr>
+      <w:r>
+        <w:rPr>
+          <w:rFonts w:ascii="Montserrat" w:hAnsi="Montserrat" w:cs="Times New Roman"/>
           <w:sz w:val="24"/>
           <w:szCs w:val="24"/>
         </w:rPr>
@@ -862,14 +892,14 @@
         <w:spacing w:after="0" w:line="360" w:lineRule="auto"/>
         <w:jc w:val="both"/>
         <w:rPr>
-          <w:rFonts w:ascii="Times New Roman" w:hAnsi="Times New Roman" w:cs="Times New Roman"/>
-          <w:sz w:val="24"/>
-          <w:szCs w:val="24"/>
-        </w:rPr>
-      </w:pPr>
-      <w:r>
-        <w:rPr>
-          <w:rFonts w:ascii="Times New Roman" w:hAnsi="Times New Roman" w:cs="Times New Roman"/>
+          <w:rFonts w:ascii="Montserrat" w:hAnsi="Montserrat" w:cs="Times New Roman"/>
+          <w:sz w:val="24"/>
+          <w:szCs w:val="24"/>
+        </w:rPr>
+      </w:pPr>
+      <w:r>
+        <w:rPr>
+          <w:rFonts w:ascii="Montserrat" w:hAnsi="Montserrat" w:cs="Times New Roman"/>
           <w:sz w:val="24"/>
           <w:szCs w:val="24"/>
         </w:rPr>
@@ -882,14 +912,14 @@
         <w:spacing w:after="0" w:line="360" w:lineRule="auto"/>
         <w:jc w:val="both"/>
         <w:rPr>
-          <w:rFonts w:ascii="Times New Roman" w:hAnsi="Times New Roman" w:cs="Times New Roman"/>
-          <w:sz w:val="24"/>
-          <w:szCs w:val="24"/>
-        </w:rPr>
-      </w:pPr>
-      <w:r>
-        <w:rPr>
-          <w:rFonts w:ascii="Times New Roman" w:hAnsi="Times New Roman" w:cs="Times New Roman"/>
+          <w:rFonts w:ascii="Montserrat" w:hAnsi="Montserrat" w:cs="Times New Roman"/>
+          <w:sz w:val="24"/>
+          <w:szCs w:val="24"/>
+        </w:rPr>
+      </w:pPr>
+      <w:r>
+        <w:rPr>
+          <w:rFonts w:ascii="Montserrat" w:hAnsi="Montserrat" w:cs="Times New Roman"/>
           <w:sz w:val="24"/>
           <w:szCs w:val="24"/>
         </w:rPr>
@@ -902,14 +932,14 @@
         <w:spacing w:after="0" w:line="360" w:lineRule="auto"/>
         <w:jc w:val="both"/>
         <w:rPr>
-          <w:rFonts w:ascii="Times New Roman" w:hAnsi="Times New Roman" w:cs="Times New Roman"/>
-          <w:sz w:val="24"/>
-          <w:szCs w:val="24"/>
-        </w:rPr>
-      </w:pPr>
-      <w:r>
-        <w:rPr>
-          <w:rFonts w:ascii="Times New Roman" w:hAnsi="Times New Roman" w:cs="Times New Roman"/>
+          <w:rFonts w:ascii="Montserrat" w:hAnsi="Montserrat" w:cs="Times New Roman"/>
+          <w:sz w:val="24"/>
+          <w:szCs w:val="24"/>
+        </w:rPr>
+      </w:pPr>
+      <w:r>
+        <w:rPr>
+          <w:rFonts w:ascii="Montserrat" w:hAnsi="Montserrat" w:cs="Times New Roman"/>
           <w:sz w:val="24"/>
           <w:szCs w:val="24"/>
         </w:rPr>
@@ -922,14 +952,14 @@
         <w:spacing w:after="0" w:line="360" w:lineRule="auto"/>
         <w:jc w:val="both"/>
         <w:rPr>
-          <w:rFonts w:ascii="Times New Roman" w:hAnsi="Times New Roman" w:cs="Times New Roman"/>
-          <w:sz w:val="24"/>
-          <w:szCs w:val="24"/>
-        </w:rPr>
-      </w:pPr>
-      <w:r>
-        <w:rPr>
-          <w:rFonts w:ascii="Times New Roman" w:hAnsi="Times New Roman" w:cs="Times New Roman"/>
+          <w:rFonts w:ascii="Montserrat" w:hAnsi="Montserrat" w:cs="Times New Roman"/>
+          <w:sz w:val="24"/>
+          <w:szCs w:val="24"/>
+        </w:rPr>
+      </w:pPr>
+      <w:r>
+        <w:rPr>
+          <w:rFonts w:ascii="Montserrat" w:hAnsi="Montserrat" w:cs="Times New Roman"/>
           <w:sz w:val="24"/>
           <w:szCs w:val="24"/>
         </w:rPr>
@@ -942,14 +972,14 @@
         <w:spacing w:after="0" w:line="360" w:lineRule="auto"/>
         <w:jc w:val="both"/>
         <w:rPr>
-          <w:rFonts w:ascii="Times New Roman" w:hAnsi="Times New Roman" w:cs="Times New Roman"/>
-          <w:sz w:val="24"/>
-          <w:szCs w:val="24"/>
-        </w:rPr>
-      </w:pPr>
-      <w:r>
-        <w:rPr>
-          <w:rFonts w:ascii="Times New Roman" w:hAnsi="Times New Roman" w:cs="Times New Roman"/>
+          <w:rFonts w:ascii="Montserrat" w:hAnsi="Montserrat" w:cs="Times New Roman"/>
+          <w:sz w:val="24"/>
+          <w:szCs w:val="24"/>
+        </w:rPr>
+      </w:pPr>
+      <w:r>
+        <w:rPr>
+          <w:rFonts w:ascii="Montserrat" w:hAnsi="Montserrat" w:cs="Times New Roman"/>
           <w:sz w:val="24"/>
           <w:szCs w:val="24"/>
         </w:rPr>
@@ -962,14 +992,14 @@
         <w:spacing w:after="0" w:line="360" w:lineRule="auto"/>
         <w:jc w:val="both"/>
         <w:rPr>
-          <w:rFonts w:ascii="Times New Roman" w:hAnsi="Times New Roman" w:cs="Times New Roman"/>
-          <w:sz w:val="24"/>
-          <w:szCs w:val="24"/>
-        </w:rPr>
-      </w:pPr>
-      <w:r>
-        <w:rPr>
-          <w:rFonts w:ascii="Times New Roman" w:hAnsi="Times New Roman" w:cs="Times New Roman"/>
+          <w:rFonts w:ascii="Montserrat" w:hAnsi="Montserrat" w:cs="Times New Roman"/>
+          <w:sz w:val="24"/>
+          <w:szCs w:val="24"/>
+        </w:rPr>
+      </w:pPr>
+      <w:r>
+        <w:rPr>
+          <w:rFonts w:ascii="Montserrat" w:hAnsi="Montserrat" w:cs="Times New Roman"/>
           <w:sz w:val="24"/>
           <w:szCs w:val="24"/>
         </w:rPr>
@@ -982,43 +1012,34 @@
         <w:spacing w:after="0" w:line="360" w:lineRule="auto"/>
         <w:jc w:val="both"/>
         <w:rPr>
-          <w:rFonts w:ascii="Times New Roman" w:hAnsi="Times New Roman" w:cs="Times New Roman"/>
-          <w:sz w:val="24"/>
-          <w:szCs w:val="24"/>
-        </w:rPr>
-      </w:pPr>
-      <w:r>
-        <w:rPr>
-          <w:rFonts w:ascii="Times New Roman" w:hAnsi="Times New Roman" w:cs="Times New Roman"/>
-          <w:sz w:val="24"/>
-          <w:szCs w:val="24"/>
-        </w:rPr>
-        <w:tab/>
-        <w:t xml:space="preserve">“Stop,” Jon pleaded. “We’re getting way ahead of ourselves. God, if you stack it up like that you’d never be able to cope. One problem at a time, okay?” Chris took a </w:t>
-      </w:r>
-      <w:r>
-        <w:rPr>
-          <w:rFonts w:ascii="Times New Roman" w:hAnsi="Times New Roman" w:cs="Times New Roman"/>
-          <w:sz w:val="24"/>
-          <w:szCs w:val="24"/>
-        </w:rPr>
-        <w:lastRenderedPageBreak/>
-        <w:t>moment to breathe and calm down. He nodded. Jon looked at him until Chris gave him a reassuring smile. “Right,” he said, clapping his hands together. “Our first problem is Alex. Let’s see if we can get her to wake up. We need to know if she can cope with the fact that she is a girl before we worry about the rest.”</w:t>
-      </w:r>
-    </w:p>
-    <w:p>
-      <w:pPr>
-        <w:spacing w:after="0" w:line="360" w:lineRule="auto"/>
-        <w:jc w:val="both"/>
-        <w:rPr>
-          <w:rFonts w:ascii="Times New Roman" w:hAnsi="Times New Roman" w:cs="Times New Roman"/>
-          <w:sz w:val="24"/>
-          <w:szCs w:val="24"/>
-        </w:rPr>
-      </w:pPr>
-      <w:r>
-        <w:rPr>
-          <w:rFonts w:ascii="Times New Roman" w:hAnsi="Times New Roman" w:cs="Times New Roman"/>
+          <w:rFonts w:ascii="Montserrat" w:hAnsi="Montserrat" w:cs="Times New Roman"/>
+          <w:sz w:val="24"/>
+          <w:szCs w:val="24"/>
+        </w:rPr>
+      </w:pPr>
+      <w:r>
+        <w:rPr>
+          <w:rFonts w:ascii="Montserrat" w:hAnsi="Montserrat" w:cs="Times New Roman"/>
+          <w:sz w:val="24"/>
+          <w:szCs w:val="24"/>
+        </w:rPr>
+        <w:tab/>
+        <w:t>“Stop,” Jon pleaded. “We’re getting way ahead of ourselves. God, if you stack it up like that you’d never be able to cope. One problem at a time, okay?” Chris took a moment to breathe and calm down. He nodded. Jon looked at him until Chris gave him a reassuring smile. “Right,” he said, clapping his hands together. “Our first problem is Alex. Let’s see if we can get her to wake up. We need to know if she can cope with the fact that she is a girl before we worry about the rest.”</w:t>
+      </w:r>
+    </w:p>
+    <w:p>
+      <w:pPr>
+        <w:spacing w:after="0" w:line="360" w:lineRule="auto"/>
+        <w:jc w:val="both"/>
+        <w:rPr>
+          <w:rFonts w:ascii="Montserrat" w:hAnsi="Montserrat" w:cs="Times New Roman"/>
+          <w:sz w:val="24"/>
+          <w:szCs w:val="24"/>
+        </w:rPr>
+      </w:pPr>
+      <w:r>
+        <w:rPr>
+          <w:rFonts w:ascii="Montserrat" w:hAnsi="Montserrat" w:cs="Times New Roman"/>
           <w:sz w:val="24"/>
           <w:szCs w:val="24"/>
         </w:rPr>
@@ -1031,14 +1052,14 @@
         <w:spacing w:after="0" w:line="360" w:lineRule="auto"/>
         <w:jc w:val="both"/>
         <w:rPr>
-          <w:rFonts w:ascii="Times New Roman" w:hAnsi="Times New Roman" w:cs="Times New Roman"/>
-          <w:sz w:val="24"/>
-          <w:szCs w:val="24"/>
-        </w:rPr>
-      </w:pPr>
-      <w:r>
-        <w:rPr>
-          <w:rFonts w:ascii="Times New Roman" w:hAnsi="Times New Roman" w:cs="Times New Roman"/>
+          <w:rFonts w:ascii="Montserrat" w:hAnsi="Montserrat" w:cs="Times New Roman"/>
+          <w:sz w:val="24"/>
+          <w:szCs w:val="24"/>
+        </w:rPr>
+      </w:pPr>
+      <w:r>
+        <w:rPr>
+          <w:rFonts w:ascii="Montserrat" w:hAnsi="Montserrat" w:cs="Times New Roman"/>
           <w:sz w:val="24"/>
           <w:szCs w:val="24"/>
         </w:rPr>
@@ -1051,14 +1072,14 @@
         <w:spacing w:after="0" w:line="360" w:lineRule="auto"/>
         <w:jc w:val="both"/>
         <w:rPr>
-          <w:rFonts w:ascii="Times New Roman" w:hAnsi="Times New Roman" w:cs="Times New Roman"/>
-          <w:sz w:val="24"/>
-          <w:szCs w:val="24"/>
-        </w:rPr>
-      </w:pPr>
-      <w:r>
-        <w:rPr>
-          <w:rFonts w:ascii="Times New Roman" w:hAnsi="Times New Roman" w:cs="Times New Roman"/>
+          <w:rFonts w:ascii="Montserrat" w:hAnsi="Montserrat" w:cs="Times New Roman"/>
+          <w:sz w:val="24"/>
+          <w:szCs w:val="24"/>
+        </w:rPr>
+      </w:pPr>
+      <w:r>
+        <w:rPr>
+          <w:rFonts w:ascii="Montserrat" w:hAnsi="Montserrat" w:cs="Times New Roman"/>
           <w:sz w:val="24"/>
           <w:szCs w:val="24"/>
         </w:rPr>
@@ -1071,14 +1092,14 @@
         <w:spacing w:after="0" w:line="360" w:lineRule="auto"/>
         <w:jc w:val="both"/>
         <w:rPr>
-          <w:rFonts w:ascii="Times New Roman" w:hAnsi="Times New Roman" w:cs="Times New Roman"/>
-          <w:sz w:val="24"/>
-          <w:szCs w:val="24"/>
-        </w:rPr>
-      </w:pPr>
-      <w:r>
-        <w:rPr>
-          <w:rFonts w:ascii="Times New Roman" w:hAnsi="Times New Roman" w:cs="Times New Roman"/>
+          <w:rFonts w:ascii="Montserrat" w:hAnsi="Montserrat" w:cs="Times New Roman"/>
+          <w:sz w:val="24"/>
+          <w:szCs w:val="24"/>
+        </w:rPr>
+      </w:pPr>
+      <w:r>
+        <w:rPr>
+          <w:rFonts w:ascii="Montserrat" w:hAnsi="Montserrat" w:cs="Times New Roman"/>
           <w:sz w:val="24"/>
           <w:szCs w:val="24"/>
         </w:rPr>
@@ -1091,14 +1112,14 @@
         <w:spacing w:after="0" w:line="360" w:lineRule="auto"/>
         <w:jc w:val="both"/>
         <w:rPr>
-          <w:rFonts w:ascii="Times New Roman" w:hAnsi="Times New Roman" w:cs="Times New Roman"/>
-          <w:sz w:val="24"/>
-          <w:szCs w:val="24"/>
-        </w:rPr>
-      </w:pPr>
-      <w:r>
-        <w:rPr>
-          <w:rFonts w:ascii="Times New Roman" w:hAnsi="Times New Roman" w:cs="Times New Roman"/>
+          <w:rFonts w:ascii="Montserrat" w:hAnsi="Montserrat" w:cs="Times New Roman"/>
+          <w:sz w:val="24"/>
+          <w:szCs w:val="24"/>
+        </w:rPr>
+      </w:pPr>
+      <w:r>
+        <w:rPr>
+          <w:rFonts w:ascii="Montserrat" w:hAnsi="Montserrat" w:cs="Times New Roman"/>
           <w:sz w:val="24"/>
           <w:szCs w:val="24"/>
         </w:rPr>
@@ -1111,14 +1132,14 @@
         <w:spacing w:after="0" w:line="360" w:lineRule="auto"/>
         <w:jc w:val="both"/>
         <w:rPr>
-          <w:rFonts w:ascii="Times New Roman" w:hAnsi="Times New Roman" w:cs="Times New Roman"/>
-          <w:sz w:val="24"/>
-          <w:szCs w:val="24"/>
-        </w:rPr>
-      </w:pPr>
-      <w:r>
-        <w:rPr>
-          <w:rFonts w:ascii="Times New Roman" w:hAnsi="Times New Roman" w:cs="Times New Roman"/>
+          <w:rFonts w:ascii="Montserrat" w:hAnsi="Montserrat" w:cs="Times New Roman"/>
+          <w:sz w:val="24"/>
+          <w:szCs w:val="24"/>
+        </w:rPr>
+      </w:pPr>
+      <w:r>
+        <w:rPr>
+          <w:rFonts w:ascii="Montserrat" w:hAnsi="Montserrat" w:cs="Times New Roman"/>
           <w:sz w:val="24"/>
           <w:szCs w:val="24"/>
         </w:rPr>
@@ -1131,14 +1152,14 @@
         <w:spacing w:after="0" w:line="360" w:lineRule="auto"/>
         <w:jc w:val="both"/>
         <w:rPr>
-          <w:rFonts w:ascii="Times New Roman" w:hAnsi="Times New Roman" w:cs="Times New Roman"/>
-          <w:sz w:val="24"/>
-          <w:szCs w:val="24"/>
-        </w:rPr>
-      </w:pPr>
-      <w:r>
-        <w:rPr>
-          <w:rFonts w:ascii="Times New Roman" w:hAnsi="Times New Roman" w:cs="Times New Roman"/>
+          <w:rFonts w:ascii="Montserrat" w:hAnsi="Montserrat" w:cs="Times New Roman"/>
+          <w:sz w:val="24"/>
+          <w:szCs w:val="24"/>
+        </w:rPr>
+      </w:pPr>
+      <w:r>
+        <w:rPr>
+          <w:rFonts w:ascii="Montserrat" w:hAnsi="Montserrat" w:cs="Times New Roman"/>
           <w:sz w:val="24"/>
           <w:szCs w:val="24"/>
         </w:rPr>
@@ -1151,25 +1172,25 @@
         <w:spacing w:after="0" w:line="360" w:lineRule="auto"/>
         <w:jc w:val="both"/>
         <w:rPr>
-          <w:rFonts w:ascii="Times New Roman" w:hAnsi="Times New Roman" w:cs="Times New Roman"/>
-          <w:sz w:val="24"/>
-          <w:szCs w:val="24"/>
-        </w:rPr>
-      </w:pPr>
-    </w:p>
-    <w:p>
-      <w:pPr>
-        <w:spacing w:after="0" w:line="360" w:lineRule="auto"/>
-        <w:jc w:val="both"/>
-        <w:rPr>
-          <w:rFonts w:ascii="Times New Roman" w:hAnsi="Times New Roman" w:cs="Times New Roman"/>
-          <w:sz w:val="24"/>
-          <w:szCs w:val="24"/>
-        </w:rPr>
-      </w:pPr>
-      <w:r>
-        <w:rPr>
-          <w:rFonts w:ascii="Times New Roman" w:hAnsi="Times New Roman" w:cs="Times New Roman"/>
+          <w:rFonts w:ascii="Montserrat" w:hAnsi="Montserrat" w:cs="Times New Roman"/>
+          <w:sz w:val="24"/>
+          <w:szCs w:val="24"/>
+        </w:rPr>
+      </w:pPr>
+    </w:p>
+    <w:p>
+      <w:pPr>
+        <w:spacing w:after="0" w:line="360" w:lineRule="auto"/>
+        <w:jc w:val="both"/>
+        <w:rPr>
+          <w:rFonts w:ascii="Montserrat" w:hAnsi="Montserrat" w:cs="Times New Roman"/>
+          <w:sz w:val="24"/>
+          <w:szCs w:val="24"/>
+        </w:rPr>
+      </w:pPr>
+      <w:r>
+        <w:rPr>
+          <w:rFonts w:ascii="Montserrat" w:hAnsi="Montserrat" w:cs="Times New Roman"/>
           <w:sz w:val="24"/>
           <w:szCs w:val="24"/>
         </w:rPr>
@@ -1181,14 +1202,14 @@
         <w:spacing w:after="0" w:line="360" w:lineRule="auto"/>
         <w:jc w:val="both"/>
         <w:rPr>
-          <w:rFonts w:ascii="Times New Roman" w:hAnsi="Times New Roman" w:cs="Times New Roman"/>
-          <w:sz w:val="24"/>
-          <w:szCs w:val="24"/>
-        </w:rPr>
-      </w:pPr>
-      <w:r>
-        <w:rPr>
-          <w:rFonts w:ascii="Times New Roman" w:hAnsi="Times New Roman" w:cs="Times New Roman"/>
+          <w:rFonts w:ascii="Montserrat" w:hAnsi="Montserrat" w:cs="Times New Roman"/>
+          <w:sz w:val="24"/>
+          <w:szCs w:val="24"/>
+        </w:rPr>
+      </w:pPr>
+      <w:r>
+        <w:rPr>
+          <w:rFonts w:ascii="Montserrat" w:hAnsi="Montserrat" w:cs="Times New Roman"/>
           <w:sz w:val="24"/>
           <w:szCs w:val="24"/>
         </w:rPr>
@@ -1201,43 +1222,34 @@
         <w:spacing w:after="0" w:line="360" w:lineRule="auto"/>
         <w:jc w:val="both"/>
         <w:rPr>
-          <w:rFonts w:ascii="Times New Roman" w:hAnsi="Times New Roman" w:cs="Times New Roman"/>
-          <w:sz w:val="24"/>
-          <w:szCs w:val="24"/>
-        </w:rPr>
-      </w:pPr>
-      <w:r>
-        <w:rPr>
-          <w:rFonts w:ascii="Times New Roman" w:hAnsi="Times New Roman" w:cs="Times New Roman"/>
-          <w:sz w:val="24"/>
-          <w:szCs w:val="24"/>
-        </w:rPr>
-        <w:tab/>
-        <w:t xml:space="preserve">Alex ignored him, dropping a trembling hand to her lap. She pulled the shirt away and spread her legs apart to see what she already knew was missing. Her legs snapped closed and she brought her knees up to her chest in one motion. Her arms wrapped </w:t>
-      </w:r>
-      <w:r>
-        <w:rPr>
-          <w:rFonts w:ascii="Times New Roman" w:hAnsi="Times New Roman" w:cs="Times New Roman"/>
-          <w:sz w:val="24"/>
-          <w:szCs w:val="24"/>
-        </w:rPr>
-        <w:lastRenderedPageBreak/>
-        <w:t xml:space="preserve">around her folded legs and she started rocking back and forth. “Ohmygod! It wasn’t a dream,” she cried into her knees. After a moment, she realized that both of her friends were talking to her. She pulled herself out of her trance and finally looked at them. </w:t>
-      </w:r>
-    </w:p>
-    <w:p>
-      <w:pPr>
-        <w:spacing w:after="0" w:line="360" w:lineRule="auto"/>
-        <w:jc w:val="both"/>
-        <w:rPr>
-          <w:rFonts w:ascii="Times New Roman" w:hAnsi="Times New Roman" w:cs="Times New Roman"/>
-          <w:sz w:val="24"/>
-          <w:szCs w:val="24"/>
-        </w:rPr>
-      </w:pPr>
-      <w:r>
-        <w:rPr>
-          <w:rFonts w:ascii="Times New Roman" w:hAnsi="Times New Roman" w:cs="Times New Roman"/>
+          <w:rFonts w:ascii="Montserrat" w:hAnsi="Montserrat" w:cs="Times New Roman"/>
+          <w:sz w:val="24"/>
+          <w:szCs w:val="24"/>
+        </w:rPr>
+      </w:pPr>
+      <w:r>
+        <w:rPr>
+          <w:rFonts w:ascii="Montserrat" w:hAnsi="Montserrat" w:cs="Times New Roman"/>
+          <w:sz w:val="24"/>
+          <w:szCs w:val="24"/>
+        </w:rPr>
+        <w:tab/>
+        <w:t xml:space="preserve">Alex ignored him, dropping a trembling hand to her lap. She pulled the shirt away and spread her legs apart to see what she already knew was missing. Her legs snapped closed and she brought her knees up to her chest in one motion. Her arms wrapped around her folded legs and she started rocking back and forth. “Ohmygod! It wasn’t a dream,” she cried into her knees. After a moment, she realized that both of her friends were talking to her. She pulled herself out of her trance and finally looked at them. </w:t>
+      </w:r>
+    </w:p>
+    <w:p>
+      <w:pPr>
+        <w:spacing w:after="0" w:line="360" w:lineRule="auto"/>
+        <w:jc w:val="both"/>
+        <w:rPr>
+          <w:rFonts w:ascii="Montserrat" w:hAnsi="Montserrat" w:cs="Times New Roman"/>
+          <w:sz w:val="24"/>
+          <w:szCs w:val="24"/>
+        </w:rPr>
+      </w:pPr>
+      <w:r>
+        <w:rPr>
+          <w:rFonts w:ascii="Montserrat" w:hAnsi="Montserrat" w:cs="Times New Roman"/>
           <w:sz w:val="24"/>
           <w:szCs w:val="24"/>
         </w:rPr>
@@ -1250,14 +1262,14 @@
         <w:spacing w:after="0" w:line="360" w:lineRule="auto"/>
         <w:jc w:val="both"/>
         <w:rPr>
-          <w:rFonts w:ascii="Times New Roman" w:hAnsi="Times New Roman" w:cs="Times New Roman"/>
-          <w:sz w:val="24"/>
-          <w:szCs w:val="24"/>
-        </w:rPr>
-      </w:pPr>
-      <w:r>
-        <w:rPr>
-          <w:rFonts w:ascii="Times New Roman" w:hAnsi="Times New Roman" w:cs="Times New Roman"/>
+          <w:rFonts w:ascii="Montserrat" w:hAnsi="Montserrat" w:cs="Times New Roman"/>
+          <w:sz w:val="24"/>
+          <w:szCs w:val="24"/>
+        </w:rPr>
+      </w:pPr>
+      <w:r>
+        <w:rPr>
+          <w:rFonts w:ascii="Montserrat" w:hAnsi="Montserrat" w:cs="Times New Roman"/>
           <w:sz w:val="24"/>
           <w:szCs w:val="24"/>
         </w:rPr>
@@ -1266,7 +1278,7 @@
       </w:r>
       <w:r>
         <w:rPr>
-          <w:rFonts w:ascii="Times New Roman" w:hAnsi="Times New Roman" w:cs="Times New Roman"/>
+          <w:rFonts w:ascii="Montserrat" w:hAnsi="Montserrat" w:cs="Times New Roman"/>
           <w:i/>
           <w:iCs/>
           <w:sz w:val="24"/>
@@ -1276,7 +1288,7 @@
       </w:r>
       <w:r>
         <w:rPr>
-          <w:rFonts w:ascii="Times New Roman" w:hAnsi="Times New Roman" w:cs="Times New Roman"/>
+          <w:rFonts w:ascii="Montserrat" w:hAnsi="Montserrat" w:cs="Times New Roman"/>
           <w:sz w:val="24"/>
           <w:szCs w:val="24"/>
         </w:rPr>
@@ -1288,14 +1300,14 @@
         <w:spacing w:after="0" w:line="360" w:lineRule="auto"/>
         <w:jc w:val="both"/>
         <w:rPr>
-          <w:rFonts w:ascii="Times New Roman" w:hAnsi="Times New Roman" w:cs="Times New Roman"/>
-          <w:sz w:val="24"/>
-          <w:szCs w:val="24"/>
-        </w:rPr>
-      </w:pPr>
-      <w:r>
-        <w:rPr>
-          <w:rFonts w:ascii="Times New Roman" w:hAnsi="Times New Roman" w:cs="Times New Roman"/>
+          <w:rFonts w:ascii="Montserrat" w:hAnsi="Montserrat" w:cs="Times New Roman"/>
+          <w:sz w:val="24"/>
+          <w:szCs w:val="24"/>
+        </w:rPr>
+      </w:pPr>
+      <w:r>
+        <w:rPr>
+          <w:rFonts w:ascii="Montserrat" w:hAnsi="Montserrat" w:cs="Times New Roman"/>
           <w:sz w:val="24"/>
           <w:szCs w:val="24"/>
         </w:rPr>
@@ -1308,14 +1320,14 @@
         <w:spacing w:after="0" w:line="360" w:lineRule="auto"/>
         <w:jc w:val="both"/>
         <w:rPr>
-          <w:rFonts w:ascii="Times New Roman" w:hAnsi="Times New Roman" w:cs="Times New Roman"/>
-          <w:sz w:val="24"/>
-          <w:szCs w:val="24"/>
-        </w:rPr>
-      </w:pPr>
-      <w:r>
-        <w:rPr>
-          <w:rFonts w:ascii="Times New Roman" w:hAnsi="Times New Roman" w:cs="Times New Roman"/>
+          <w:rFonts w:ascii="Montserrat" w:hAnsi="Montserrat" w:cs="Times New Roman"/>
+          <w:sz w:val="24"/>
+          <w:szCs w:val="24"/>
+        </w:rPr>
+      </w:pPr>
+      <w:r>
+        <w:rPr>
+          <w:rFonts w:ascii="Montserrat" w:hAnsi="Montserrat" w:cs="Times New Roman"/>
           <w:sz w:val="24"/>
           <w:szCs w:val="24"/>
         </w:rPr>
@@ -1328,14 +1340,14 @@
         <w:spacing w:after="0" w:line="360" w:lineRule="auto"/>
         <w:jc w:val="both"/>
         <w:rPr>
-          <w:rFonts w:ascii="Times New Roman" w:hAnsi="Times New Roman" w:cs="Times New Roman"/>
-          <w:sz w:val="24"/>
-          <w:szCs w:val="24"/>
-        </w:rPr>
-      </w:pPr>
-      <w:r>
-        <w:rPr>
-          <w:rFonts w:ascii="Times New Roman" w:hAnsi="Times New Roman" w:cs="Times New Roman"/>
+          <w:rFonts w:ascii="Montserrat" w:hAnsi="Montserrat" w:cs="Times New Roman"/>
+          <w:sz w:val="24"/>
+          <w:szCs w:val="24"/>
+        </w:rPr>
+      </w:pPr>
+      <w:r>
+        <w:rPr>
+          <w:rFonts w:ascii="Montserrat" w:hAnsi="Montserrat" w:cs="Times New Roman"/>
           <w:sz w:val="24"/>
           <w:szCs w:val="24"/>
         </w:rPr>
@@ -1348,14 +1360,14 @@
         <w:spacing w:after="0" w:line="360" w:lineRule="auto"/>
         <w:jc w:val="both"/>
         <w:rPr>
-          <w:rFonts w:ascii="Times New Roman" w:hAnsi="Times New Roman" w:cs="Times New Roman"/>
-          <w:sz w:val="24"/>
-          <w:szCs w:val="24"/>
-        </w:rPr>
-      </w:pPr>
-      <w:r>
-        <w:rPr>
-          <w:rFonts w:ascii="Times New Roman" w:hAnsi="Times New Roman" w:cs="Times New Roman"/>
+          <w:rFonts w:ascii="Montserrat" w:hAnsi="Montserrat" w:cs="Times New Roman"/>
+          <w:sz w:val="24"/>
+          <w:szCs w:val="24"/>
+        </w:rPr>
+      </w:pPr>
+      <w:r>
+        <w:rPr>
+          <w:rFonts w:ascii="Montserrat" w:hAnsi="Montserrat" w:cs="Times New Roman"/>
           <w:sz w:val="24"/>
           <w:szCs w:val="24"/>
         </w:rPr>
@@ -1368,14 +1380,14 @@
         <w:spacing w:after="0" w:line="360" w:lineRule="auto"/>
         <w:jc w:val="both"/>
         <w:rPr>
-          <w:rFonts w:ascii="Times New Roman" w:hAnsi="Times New Roman" w:cs="Times New Roman"/>
-          <w:sz w:val="24"/>
-          <w:szCs w:val="24"/>
-        </w:rPr>
-      </w:pPr>
-      <w:r>
-        <w:rPr>
-          <w:rFonts w:ascii="Times New Roman" w:hAnsi="Times New Roman" w:cs="Times New Roman"/>
+          <w:rFonts w:ascii="Montserrat" w:hAnsi="Montserrat" w:cs="Times New Roman"/>
+          <w:sz w:val="24"/>
+          <w:szCs w:val="24"/>
+        </w:rPr>
+      </w:pPr>
+      <w:r>
+        <w:rPr>
+          <w:rFonts w:ascii="Montserrat" w:hAnsi="Montserrat" w:cs="Times New Roman"/>
           <w:sz w:val="24"/>
           <w:szCs w:val="24"/>
         </w:rPr>
@@ -1384,7 +1396,7 @@
       </w:r>
       <w:r>
         <w:rPr>
-          <w:rFonts w:ascii="Times New Roman" w:hAnsi="Times New Roman" w:cs="Times New Roman"/>
+          <w:rFonts w:ascii="Montserrat" w:hAnsi="Montserrat" w:cs="Times New Roman"/>
           <w:i/>
           <w:iCs/>
           <w:sz w:val="24"/>
@@ -1394,7 +1406,7 @@
       </w:r>
       <w:r>
         <w:rPr>
-          <w:rFonts w:ascii="Times New Roman" w:hAnsi="Times New Roman" w:cs="Times New Roman"/>
+          <w:rFonts w:ascii="Montserrat" w:hAnsi="Montserrat" w:cs="Times New Roman"/>
           <w:sz w:val="24"/>
           <w:szCs w:val="24"/>
         </w:rPr>
@@ -1402,7 +1414,7 @@
       </w:r>
       <w:r>
         <w:rPr>
-          <w:rFonts w:ascii="Times New Roman" w:hAnsi="Times New Roman" w:cs="Times New Roman"/>
+          <w:rFonts w:ascii="Montserrat" w:hAnsi="Montserrat" w:cs="Times New Roman"/>
           <w:i/>
           <w:iCs/>
           <w:sz w:val="24"/>
@@ -1412,7 +1424,7 @@
       </w:r>
       <w:r>
         <w:rPr>
-          <w:rFonts w:ascii="Times New Roman" w:hAnsi="Times New Roman" w:cs="Times New Roman"/>
+          <w:rFonts w:ascii="Montserrat" w:hAnsi="Montserrat" w:cs="Times New Roman"/>
           <w:sz w:val="24"/>
           <w:szCs w:val="24"/>
         </w:rPr>
@@ -1424,14 +1436,14 @@
         <w:spacing w:after="0" w:line="360" w:lineRule="auto"/>
         <w:jc w:val="both"/>
         <w:rPr>
-          <w:rFonts w:ascii="Times New Roman" w:hAnsi="Times New Roman" w:cs="Times New Roman"/>
-          <w:sz w:val="24"/>
-          <w:szCs w:val="24"/>
-        </w:rPr>
-      </w:pPr>
-      <w:r>
-        <w:rPr>
-          <w:rFonts w:ascii="Times New Roman" w:hAnsi="Times New Roman" w:cs="Times New Roman"/>
+          <w:rFonts w:ascii="Montserrat" w:hAnsi="Montserrat" w:cs="Times New Roman"/>
+          <w:sz w:val="24"/>
+          <w:szCs w:val="24"/>
+        </w:rPr>
+      </w:pPr>
+      <w:r>
+        <w:rPr>
+          <w:rFonts w:ascii="Montserrat" w:hAnsi="Montserrat" w:cs="Times New Roman"/>
           <w:sz w:val="24"/>
           <w:szCs w:val="24"/>
         </w:rPr>
@@ -1444,42 +1456,33 @@
         <w:spacing w:after="0" w:line="360" w:lineRule="auto"/>
         <w:jc w:val="both"/>
         <w:rPr>
-          <w:rFonts w:ascii="Times New Roman" w:hAnsi="Times New Roman" w:cs="Times New Roman"/>
-          <w:sz w:val="24"/>
-          <w:szCs w:val="24"/>
-        </w:rPr>
-      </w:pPr>
-      <w:r>
-        <w:rPr>
-          <w:rFonts w:ascii="Times New Roman" w:hAnsi="Times New Roman" w:cs="Times New Roman"/>
-          <w:sz w:val="24"/>
-          <w:szCs w:val="24"/>
-        </w:rPr>
-        <w:t xml:space="preserve">“I can’t say why this happened,” she began calmly, “and I would have to guess at how, but I can tell you what made it possible. Until I figure out what I did, and maybe even why, I can’t just change back to demonstrate. But there is something I can show you which will help explain a lot.” Even kids knew the proper order of such things. Show and </w:t>
-      </w:r>
-      <w:r>
-        <w:rPr>
-          <w:rFonts w:ascii="Times New Roman" w:hAnsi="Times New Roman" w:cs="Times New Roman"/>
-          <w:sz w:val="24"/>
-          <w:szCs w:val="24"/>
-        </w:rPr>
-        <w:lastRenderedPageBreak/>
-        <w:t xml:space="preserve">then tell. Both of them turned in alarm as the calm water of the pool suddenly started seething. </w:t>
-      </w:r>
-    </w:p>
-    <w:p>
-      <w:pPr>
-        <w:spacing w:after="0" w:line="360" w:lineRule="auto"/>
-        <w:jc w:val="both"/>
-        <w:rPr>
-          <w:rFonts w:ascii="Times New Roman" w:hAnsi="Times New Roman" w:cs="Times New Roman"/>
-          <w:sz w:val="24"/>
-          <w:szCs w:val="24"/>
-        </w:rPr>
-      </w:pPr>
-      <w:r>
-        <w:rPr>
-          <w:rFonts w:ascii="Times New Roman" w:hAnsi="Times New Roman" w:cs="Times New Roman"/>
+          <w:rFonts w:ascii="Montserrat" w:hAnsi="Montserrat" w:cs="Times New Roman"/>
+          <w:sz w:val="24"/>
+          <w:szCs w:val="24"/>
+        </w:rPr>
+      </w:pPr>
+      <w:r>
+        <w:rPr>
+          <w:rFonts w:ascii="Montserrat" w:hAnsi="Montserrat" w:cs="Times New Roman"/>
+          <w:sz w:val="24"/>
+          <w:szCs w:val="24"/>
+        </w:rPr>
+        <w:t xml:space="preserve">“I can’t say why this happened,” she began calmly, “and I would have to guess at how, but I can tell you what made it possible. Until I figure out what I did, and maybe even why, I can’t just change back to demonstrate. But there is something I can show you which will help explain a lot.” Even kids knew the proper order of such things. Show and then tell. Both of them turned in alarm as the calm water of the pool suddenly started seething. </w:t>
+      </w:r>
+    </w:p>
+    <w:p>
+      <w:pPr>
+        <w:spacing w:after="0" w:line="360" w:lineRule="auto"/>
+        <w:jc w:val="both"/>
+        <w:rPr>
+          <w:rFonts w:ascii="Montserrat" w:hAnsi="Montserrat" w:cs="Times New Roman"/>
+          <w:sz w:val="24"/>
+          <w:szCs w:val="24"/>
+        </w:rPr>
+      </w:pPr>
+      <w:r>
+        <w:rPr>
+          <w:rFonts w:ascii="Montserrat" w:hAnsi="Montserrat" w:cs="Times New Roman"/>
           <w:sz w:val="24"/>
           <w:szCs w:val="24"/>
         </w:rPr>
@@ -1492,14 +1495,14 @@
         <w:spacing w:after="0" w:line="360" w:lineRule="auto"/>
         <w:jc w:val="both"/>
         <w:rPr>
-          <w:rFonts w:ascii="Times New Roman" w:hAnsi="Times New Roman" w:cs="Times New Roman"/>
-          <w:sz w:val="24"/>
-          <w:szCs w:val="24"/>
-        </w:rPr>
-      </w:pPr>
-      <w:r>
-        <w:rPr>
-          <w:rFonts w:ascii="Times New Roman" w:hAnsi="Times New Roman" w:cs="Times New Roman"/>
+          <w:rFonts w:ascii="Montserrat" w:hAnsi="Montserrat" w:cs="Times New Roman"/>
+          <w:sz w:val="24"/>
+          <w:szCs w:val="24"/>
+        </w:rPr>
+      </w:pPr>
+      <w:r>
+        <w:rPr>
+          <w:rFonts w:ascii="Montserrat" w:hAnsi="Montserrat" w:cs="Times New Roman"/>
           <w:sz w:val="24"/>
           <w:szCs w:val="24"/>
         </w:rPr>
@@ -1512,14 +1515,14 @@
         <w:spacing w:after="0" w:line="360" w:lineRule="auto"/>
         <w:jc w:val="both"/>
         <w:rPr>
-          <w:rFonts w:ascii="Times New Roman" w:hAnsi="Times New Roman" w:cs="Times New Roman"/>
-          <w:sz w:val="24"/>
-          <w:szCs w:val="24"/>
-        </w:rPr>
-      </w:pPr>
-      <w:r>
-        <w:rPr>
-          <w:rFonts w:ascii="Times New Roman" w:hAnsi="Times New Roman" w:cs="Times New Roman"/>
+          <w:rFonts w:ascii="Montserrat" w:hAnsi="Montserrat" w:cs="Times New Roman"/>
+          <w:sz w:val="24"/>
+          <w:szCs w:val="24"/>
+        </w:rPr>
+      </w:pPr>
+      <w:r>
+        <w:rPr>
+          <w:rFonts w:ascii="Montserrat" w:hAnsi="Montserrat" w:cs="Times New Roman"/>
           <w:sz w:val="24"/>
           <w:szCs w:val="24"/>
         </w:rPr>
@@ -1532,14 +1535,14 @@
         <w:spacing w:after="0" w:line="360" w:lineRule="auto"/>
         <w:jc w:val="both"/>
         <w:rPr>
-          <w:rFonts w:ascii="Times New Roman" w:hAnsi="Times New Roman" w:cs="Times New Roman"/>
-          <w:sz w:val="24"/>
-          <w:szCs w:val="24"/>
-        </w:rPr>
-      </w:pPr>
-      <w:r>
-        <w:rPr>
-          <w:rFonts w:ascii="Times New Roman" w:hAnsi="Times New Roman" w:cs="Times New Roman"/>
+          <w:rFonts w:ascii="Montserrat" w:hAnsi="Montserrat" w:cs="Times New Roman"/>
+          <w:sz w:val="24"/>
+          <w:szCs w:val="24"/>
+        </w:rPr>
+      </w:pPr>
+      <w:r>
+        <w:rPr>
+          <w:rFonts w:ascii="Montserrat" w:hAnsi="Montserrat" w:cs="Times New Roman"/>
           <w:sz w:val="24"/>
           <w:szCs w:val="24"/>
         </w:rPr>
@@ -1552,14 +1555,14 @@
         <w:spacing w:after="0" w:line="360" w:lineRule="auto"/>
         <w:jc w:val="both"/>
         <w:rPr>
-          <w:rFonts w:ascii="Times New Roman" w:hAnsi="Times New Roman" w:cs="Times New Roman"/>
-          <w:sz w:val="24"/>
-          <w:szCs w:val="24"/>
-        </w:rPr>
-      </w:pPr>
-      <w:r>
-        <w:rPr>
-          <w:rFonts w:ascii="Times New Roman" w:hAnsi="Times New Roman" w:cs="Times New Roman"/>
+          <w:rFonts w:ascii="Montserrat" w:hAnsi="Montserrat" w:cs="Times New Roman"/>
+          <w:sz w:val="24"/>
+          <w:szCs w:val="24"/>
+        </w:rPr>
+      </w:pPr>
+      <w:r>
+        <w:rPr>
+          <w:rFonts w:ascii="Montserrat" w:hAnsi="Montserrat" w:cs="Times New Roman"/>
           <w:sz w:val="24"/>
           <w:szCs w:val="24"/>
         </w:rPr>
@@ -1572,14 +1575,14 @@
         <w:spacing w:after="0" w:line="360" w:lineRule="auto"/>
         <w:jc w:val="both"/>
         <w:rPr>
-          <w:rFonts w:ascii="Times New Roman" w:hAnsi="Times New Roman" w:cs="Times New Roman"/>
-          <w:sz w:val="24"/>
-          <w:szCs w:val="24"/>
-        </w:rPr>
-      </w:pPr>
-      <w:r>
-        <w:rPr>
-          <w:rFonts w:ascii="Times New Roman" w:hAnsi="Times New Roman" w:cs="Times New Roman"/>
+          <w:rFonts w:ascii="Montserrat" w:hAnsi="Montserrat" w:cs="Times New Roman"/>
+          <w:sz w:val="24"/>
+          <w:szCs w:val="24"/>
+        </w:rPr>
+      </w:pPr>
+      <w:r>
+        <w:rPr>
+          <w:rFonts w:ascii="Montserrat" w:hAnsi="Montserrat" w:cs="Times New Roman"/>
           <w:sz w:val="24"/>
           <w:szCs w:val="24"/>
         </w:rPr>
@@ -1592,14 +1595,14 @@
         <w:spacing w:after="0" w:line="360" w:lineRule="auto"/>
         <w:jc w:val="both"/>
         <w:rPr>
-          <w:rFonts w:ascii="Times New Roman" w:hAnsi="Times New Roman" w:cs="Times New Roman"/>
-          <w:sz w:val="24"/>
-          <w:szCs w:val="24"/>
-        </w:rPr>
-      </w:pPr>
-      <w:r>
-        <w:rPr>
-          <w:rFonts w:ascii="Times New Roman" w:hAnsi="Times New Roman" w:cs="Times New Roman"/>
+          <w:rFonts w:ascii="Montserrat" w:hAnsi="Montserrat" w:cs="Times New Roman"/>
+          <w:sz w:val="24"/>
+          <w:szCs w:val="24"/>
+        </w:rPr>
+      </w:pPr>
+      <w:r>
+        <w:rPr>
+          <w:rFonts w:ascii="Montserrat" w:hAnsi="Montserrat" w:cs="Times New Roman"/>
           <w:sz w:val="24"/>
           <w:szCs w:val="24"/>
         </w:rPr>
@@ -1612,14 +1615,14 @@
         <w:spacing w:after="0" w:line="360" w:lineRule="auto"/>
         <w:jc w:val="both"/>
         <w:rPr>
-          <w:rFonts w:ascii="Times New Roman" w:hAnsi="Times New Roman" w:cs="Times New Roman"/>
-          <w:sz w:val="24"/>
-          <w:szCs w:val="24"/>
-        </w:rPr>
-      </w:pPr>
-      <w:r>
-        <w:rPr>
-          <w:rFonts w:ascii="Times New Roman" w:hAnsi="Times New Roman" w:cs="Times New Roman"/>
+          <w:rFonts w:ascii="Montserrat" w:hAnsi="Montserrat" w:cs="Times New Roman"/>
+          <w:sz w:val="24"/>
+          <w:szCs w:val="24"/>
+        </w:rPr>
+      </w:pPr>
+      <w:r>
+        <w:rPr>
+          <w:rFonts w:ascii="Montserrat" w:hAnsi="Montserrat" w:cs="Times New Roman"/>
           <w:sz w:val="24"/>
           <w:szCs w:val="24"/>
         </w:rPr>
@@ -1632,18 +1635,17 @@
         <w:spacing w:after="0" w:line="360" w:lineRule="auto"/>
         <w:jc w:val="both"/>
         <w:rPr>
-          <w:rFonts w:ascii="Times New Roman" w:hAnsi="Times New Roman" w:cs="Times New Roman"/>
-          <w:sz w:val="24"/>
-          <w:szCs w:val="24"/>
-        </w:rPr>
-      </w:pPr>
-      <w:r>
-        <w:rPr>
-          <w:rFonts w:ascii="Times New Roman" w:hAnsi="Times New Roman" w:cs="Times New Roman"/>
-          <w:sz w:val="24"/>
-          <w:szCs w:val="24"/>
-        </w:rPr>
-        <w:lastRenderedPageBreak/>
+          <w:rFonts w:ascii="Montserrat" w:hAnsi="Montserrat" w:cs="Times New Roman"/>
+          <w:sz w:val="24"/>
+          <w:szCs w:val="24"/>
+        </w:rPr>
+      </w:pPr>
+      <w:r>
+        <w:rPr>
+          <w:rFonts w:ascii="Montserrat" w:hAnsi="Montserrat" w:cs="Times New Roman"/>
+          <w:sz w:val="24"/>
+          <w:szCs w:val="24"/>
+        </w:rPr>
         <w:tab/>
         <w:t>“It’s not a power,” she corrected. “What I have is what everyone has. What I was born with, a mind. I simply had the good luck to be born in a situation that helped me to recognize my potential and then develop it.” She paused for a moment, sorting through her pile of clothes. None of it would fit her, but she did not want to alter anything. Instead, she resorted to her art. On a deeper level, she was manipulating the fabric of space and time, weaving an object together on a level of almost infinite complexity. As far as Jon and Chris could see, a mirage danced across her skin. At first, the image confused the eye, then focused and resolved into an elegant, single piece bathing suit. “I think that neatly defines the problem,” she resumed explaining. “People immediately grasp it as a power; an objective quality that can be pursued and seized. A person who is more aggressive often imagines that it can be taken. I could write book describing how to tap and harness the potential of the mind, and the book could be stolen, but the book would be almost worthless. Like cheating at a test, you can have the answer, and fail to possess it.</w:t>
       </w:r>
@@ -1653,14 +1655,14 @@
         <w:spacing w:after="0" w:line="360" w:lineRule="auto"/>
         <w:jc w:val="both"/>
         <w:rPr>
-          <w:rFonts w:ascii="Times New Roman" w:hAnsi="Times New Roman" w:cs="Times New Roman"/>
-          <w:sz w:val="24"/>
-          <w:szCs w:val="24"/>
-        </w:rPr>
-      </w:pPr>
-      <w:r>
-        <w:rPr>
-          <w:rFonts w:ascii="Times New Roman" w:hAnsi="Times New Roman" w:cs="Times New Roman"/>
+          <w:rFonts w:ascii="Montserrat" w:hAnsi="Montserrat" w:cs="Times New Roman"/>
+          <w:sz w:val="24"/>
+          <w:szCs w:val="24"/>
+        </w:rPr>
+      </w:pPr>
+      <w:r>
+        <w:rPr>
+          <w:rFonts w:ascii="Montserrat" w:hAnsi="Montserrat" w:cs="Times New Roman"/>
           <w:sz w:val="24"/>
           <w:szCs w:val="24"/>
         </w:rPr>
@@ -1673,14 +1675,14 @@
         <w:spacing w:after="0" w:line="360" w:lineRule="auto"/>
         <w:jc w:val="both"/>
         <w:rPr>
-          <w:rFonts w:ascii="Times New Roman" w:hAnsi="Times New Roman" w:cs="Times New Roman"/>
-          <w:sz w:val="24"/>
-          <w:szCs w:val="24"/>
-        </w:rPr>
-      </w:pPr>
-      <w:r>
-        <w:rPr>
-          <w:rFonts w:ascii="Times New Roman" w:hAnsi="Times New Roman" w:cs="Times New Roman"/>
+          <w:rFonts w:ascii="Montserrat" w:hAnsi="Montserrat" w:cs="Times New Roman"/>
+          <w:sz w:val="24"/>
+          <w:szCs w:val="24"/>
+        </w:rPr>
+      </w:pPr>
+      <w:r>
+        <w:rPr>
+          <w:rFonts w:ascii="Montserrat" w:hAnsi="Montserrat" w:cs="Times New Roman"/>
           <w:sz w:val="24"/>
           <w:szCs w:val="24"/>
         </w:rPr>
@@ -1693,14 +1695,14 @@
         <w:spacing w:after="0" w:line="360" w:lineRule="auto"/>
         <w:jc w:val="both"/>
         <w:rPr>
-          <w:rFonts w:ascii="Times New Roman" w:hAnsi="Times New Roman" w:cs="Times New Roman"/>
-          <w:sz w:val="24"/>
-          <w:szCs w:val="24"/>
-        </w:rPr>
-      </w:pPr>
-      <w:r>
-        <w:rPr>
-          <w:rFonts w:ascii="Times New Roman" w:hAnsi="Times New Roman" w:cs="Times New Roman"/>
+          <w:rFonts w:ascii="Montserrat" w:hAnsi="Montserrat" w:cs="Times New Roman"/>
+          <w:sz w:val="24"/>
+          <w:szCs w:val="24"/>
+        </w:rPr>
+      </w:pPr>
+      <w:r>
+        <w:rPr>
+          <w:rFonts w:ascii="Montserrat" w:hAnsi="Montserrat" w:cs="Times New Roman"/>
           <w:sz w:val="24"/>
           <w:szCs w:val="24"/>
         </w:rPr>
@@ -1713,32 +1715,23 @@
         <w:spacing w:after="0" w:line="360" w:lineRule="auto"/>
         <w:jc w:val="both"/>
         <w:rPr>
-          <w:rFonts w:ascii="Times New Roman" w:hAnsi="Times New Roman" w:cs="Times New Roman"/>
-          <w:sz w:val="24"/>
-          <w:szCs w:val="24"/>
-        </w:rPr>
-      </w:pPr>
-      <w:r>
-        <w:rPr>
-          <w:rFonts w:ascii="Times New Roman" w:hAnsi="Times New Roman" w:cs="Times New Roman"/>
-          <w:sz w:val="24"/>
-          <w:szCs w:val="24"/>
-        </w:rPr>
-        <w:tab/>
-        <w:t xml:space="preserve">“I can’t really tell you. It is magic the first time you encounter it. A miracle. It changes the nature of reality, and once you see it, you need to understand it. Apply it to your own life. The problem is, it can’t just be given to you,” she laughed ironically. “I can point to it, even demonstrate my understanding of it, or describe it in depth. You </w:t>
-      </w:r>
-      <w:r>
-        <w:rPr>
-          <w:rFonts w:ascii="Times New Roman" w:hAnsi="Times New Roman" w:cs="Times New Roman"/>
-          <w:sz w:val="24"/>
-          <w:szCs w:val="24"/>
-        </w:rPr>
-        <w:lastRenderedPageBreak/>
-        <w:t xml:space="preserve">would have to understand the truth to understand my interpretation of it. To answer the question you are really asking, all I can say is you’ve seen it. It is up to you to understand it. To </w:t>
-      </w:r>
-      <w:r>
-        <w:rPr>
-          <w:rFonts w:ascii="Times New Roman" w:hAnsi="Times New Roman" w:cs="Times New Roman"/>
+          <w:rFonts w:ascii="Montserrat" w:hAnsi="Montserrat" w:cs="Times New Roman"/>
+          <w:sz w:val="24"/>
+          <w:szCs w:val="24"/>
+        </w:rPr>
+      </w:pPr>
+      <w:r>
+        <w:rPr>
+          <w:rFonts w:ascii="Montserrat" w:hAnsi="Montserrat" w:cs="Times New Roman"/>
+          <w:sz w:val="24"/>
+          <w:szCs w:val="24"/>
+        </w:rPr>
+        <w:tab/>
+        <w:t xml:space="preserve">“I can’t really tell you. It is magic the first time you encounter it. A miracle. It changes the nature of reality, and once you see it, you need to understand it. Apply it to your own life. The problem is, it can’t just be given to you,” she laughed ironically. “I can point to it, even demonstrate my understanding of it, or describe it in depth. You would have to understand the truth to understand my interpretation of it. To answer the question you are really asking, all I can say is you’ve seen it. It is up to you to understand it. To </w:t>
+      </w:r>
+      <w:r>
+        <w:rPr>
+          <w:rFonts w:ascii="Montserrat" w:hAnsi="Montserrat" w:cs="Times New Roman"/>
           <w:i/>
           <w:iCs/>
           <w:sz w:val="24"/>
@@ -1748,7 +1741,7 @@
       </w:r>
       <w:r>
         <w:rPr>
-          <w:rFonts w:ascii="Times New Roman" w:hAnsi="Times New Roman" w:cs="Times New Roman"/>
+          <w:rFonts w:ascii="Montserrat" w:hAnsi="Montserrat" w:cs="Times New Roman"/>
           <w:sz w:val="24"/>
           <w:szCs w:val="24"/>
         </w:rPr>
@@ -1756,7 +1749,7 @@
       </w:r>
       <w:r>
         <w:rPr>
-          <w:rFonts w:ascii="Times New Roman" w:hAnsi="Times New Roman" w:cs="Times New Roman"/>
+          <w:rFonts w:ascii="Montserrat" w:hAnsi="Montserrat" w:cs="Times New Roman"/>
           <w:i/>
           <w:iCs/>
           <w:sz w:val="24"/>
@@ -1766,7 +1759,7 @@
       </w:r>
       <w:r>
         <w:rPr>
-          <w:rFonts w:ascii="Times New Roman" w:hAnsi="Times New Roman" w:cs="Times New Roman"/>
+          <w:rFonts w:ascii="Montserrat" w:hAnsi="Montserrat" w:cs="Times New Roman"/>
           <w:sz w:val="24"/>
           <w:szCs w:val="24"/>
         </w:rPr>
@@ -1778,14 +1771,14 @@
         <w:spacing w:after="0" w:line="360" w:lineRule="auto"/>
         <w:jc w:val="both"/>
         <w:rPr>
-          <w:rFonts w:ascii="Times New Roman" w:hAnsi="Times New Roman" w:cs="Times New Roman"/>
-          <w:sz w:val="24"/>
-          <w:szCs w:val="24"/>
-        </w:rPr>
-      </w:pPr>
-      <w:r>
-        <w:rPr>
-          <w:rFonts w:ascii="Times New Roman" w:hAnsi="Times New Roman" w:cs="Times New Roman"/>
+          <w:rFonts w:ascii="Montserrat" w:hAnsi="Montserrat" w:cs="Times New Roman"/>
+          <w:sz w:val="24"/>
+          <w:szCs w:val="24"/>
+        </w:rPr>
+      </w:pPr>
+      <w:r>
+        <w:rPr>
+          <w:rFonts w:ascii="Montserrat" w:hAnsi="Montserrat" w:cs="Times New Roman"/>
           <w:sz w:val="24"/>
           <w:szCs w:val="24"/>
         </w:rPr>
@@ -1798,14 +1791,14 @@
         <w:spacing w:after="0" w:line="360" w:lineRule="auto"/>
         <w:jc w:val="both"/>
         <w:rPr>
-          <w:rFonts w:ascii="Times New Roman" w:hAnsi="Times New Roman" w:cs="Times New Roman"/>
-          <w:sz w:val="24"/>
-          <w:szCs w:val="24"/>
-        </w:rPr>
-      </w:pPr>
-      <w:r>
-        <w:rPr>
-          <w:rFonts w:ascii="Times New Roman" w:hAnsi="Times New Roman" w:cs="Times New Roman"/>
+          <w:rFonts w:ascii="Montserrat" w:hAnsi="Montserrat" w:cs="Times New Roman"/>
+          <w:sz w:val="24"/>
+          <w:szCs w:val="24"/>
+        </w:rPr>
+      </w:pPr>
+      <w:r>
+        <w:rPr>
+          <w:rFonts w:ascii="Montserrat" w:hAnsi="Montserrat" w:cs="Times New Roman"/>
           <w:sz w:val="24"/>
           <w:szCs w:val="24"/>
         </w:rPr>
@@ -1818,14 +1811,14 @@
         <w:spacing w:after="0" w:line="360" w:lineRule="auto"/>
         <w:jc w:val="both"/>
         <w:rPr>
-          <w:rFonts w:ascii="Times New Roman" w:hAnsi="Times New Roman" w:cs="Times New Roman"/>
-          <w:sz w:val="24"/>
-          <w:szCs w:val="24"/>
-        </w:rPr>
-      </w:pPr>
-      <w:r>
-        <w:rPr>
-          <w:rFonts w:ascii="Times New Roman" w:hAnsi="Times New Roman" w:cs="Times New Roman"/>
+          <w:rFonts w:ascii="Montserrat" w:hAnsi="Montserrat" w:cs="Times New Roman"/>
+          <w:sz w:val="24"/>
+          <w:szCs w:val="24"/>
+        </w:rPr>
+      </w:pPr>
+      <w:r>
+        <w:rPr>
+          <w:rFonts w:ascii="Montserrat" w:hAnsi="Montserrat" w:cs="Times New Roman"/>
           <w:sz w:val="24"/>
           <w:szCs w:val="24"/>
         </w:rPr>
@@ -1838,14 +1831,14 @@
         <w:spacing w:after="0" w:line="360" w:lineRule="auto"/>
         <w:jc w:val="both"/>
         <w:rPr>
-          <w:rFonts w:ascii="Times New Roman" w:hAnsi="Times New Roman" w:cs="Times New Roman"/>
-          <w:sz w:val="24"/>
-          <w:szCs w:val="24"/>
-        </w:rPr>
-      </w:pPr>
-      <w:r>
-        <w:rPr>
-          <w:rFonts w:ascii="Times New Roman" w:hAnsi="Times New Roman" w:cs="Times New Roman"/>
+          <w:rFonts w:ascii="Montserrat" w:hAnsi="Montserrat" w:cs="Times New Roman"/>
+          <w:sz w:val="24"/>
+          <w:szCs w:val="24"/>
+        </w:rPr>
+      </w:pPr>
+      <w:r>
+        <w:rPr>
+          <w:rFonts w:ascii="Montserrat" w:hAnsi="Montserrat" w:cs="Times New Roman"/>
           <w:sz w:val="24"/>
           <w:szCs w:val="24"/>
         </w:rPr>
@@ -1858,14 +1851,14 @@
         <w:spacing w:after="0" w:line="360" w:lineRule="auto"/>
         <w:jc w:val="both"/>
         <w:rPr>
-          <w:rFonts w:ascii="Times New Roman" w:hAnsi="Times New Roman" w:cs="Times New Roman"/>
-          <w:sz w:val="24"/>
-          <w:szCs w:val="24"/>
-        </w:rPr>
-      </w:pPr>
-      <w:r>
-        <w:rPr>
-          <w:rFonts w:ascii="Times New Roman" w:hAnsi="Times New Roman" w:cs="Times New Roman"/>
+          <w:rFonts w:ascii="Montserrat" w:hAnsi="Montserrat" w:cs="Times New Roman"/>
+          <w:sz w:val="24"/>
+          <w:szCs w:val="24"/>
+        </w:rPr>
+      </w:pPr>
+      <w:r>
+        <w:rPr>
+          <w:rFonts w:ascii="Montserrat" w:hAnsi="Montserrat" w:cs="Times New Roman"/>
           <w:sz w:val="24"/>
           <w:szCs w:val="24"/>
         </w:rPr>
@@ -1874,7 +1867,7 @@
       </w:r>
       <w:r>
         <w:rPr>
-          <w:rFonts w:ascii="Times New Roman" w:hAnsi="Times New Roman" w:cs="Times New Roman"/>
+          <w:rFonts w:ascii="Montserrat" w:hAnsi="Montserrat" w:cs="Times New Roman"/>
           <w:i/>
           <w:iCs/>
           <w:sz w:val="24"/>
@@ -1884,7 +1877,7 @@
       </w:r>
       <w:r>
         <w:rPr>
-          <w:rFonts w:ascii="Times New Roman" w:hAnsi="Times New Roman" w:cs="Times New Roman"/>
+          <w:rFonts w:ascii="Montserrat" w:hAnsi="Montserrat" w:cs="Times New Roman"/>
           <w:sz w:val="24"/>
           <w:szCs w:val="24"/>
         </w:rPr>
@@ -1892,7 +1885,7 @@
       </w:r>
       <w:r>
         <w:rPr>
-          <w:rFonts w:ascii="Times New Roman" w:hAnsi="Times New Roman" w:cs="Times New Roman"/>
+          <w:rFonts w:ascii="Montserrat" w:hAnsi="Montserrat" w:cs="Times New Roman"/>
           <w:i/>
           <w:iCs/>
           <w:sz w:val="24"/>
@@ -1902,7 +1895,7 @@
       </w:r>
       <w:r>
         <w:rPr>
-          <w:rFonts w:ascii="Times New Roman" w:hAnsi="Times New Roman" w:cs="Times New Roman"/>
+          <w:rFonts w:ascii="Montserrat" w:hAnsi="Montserrat" w:cs="Times New Roman"/>
           <w:sz w:val="24"/>
           <w:szCs w:val="24"/>
         </w:rPr>
@@ -1914,43 +1907,34 @@
         <w:spacing w:after="0" w:line="360" w:lineRule="auto"/>
         <w:jc w:val="both"/>
         <w:rPr>
-          <w:rFonts w:ascii="Times New Roman" w:hAnsi="Times New Roman" w:cs="Times New Roman"/>
-          <w:sz w:val="24"/>
-          <w:szCs w:val="24"/>
-        </w:rPr>
-      </w:pPr>
-      <w:r>
-        <w:rPr>
-          <w:rFonts w:ascii="Times New Roman" w:hAnsi="Times New Roman" w:cs="Times New Roman"/>
-          <w:sz w:val="24"/>
-          <w:szCs w:val="24"/>
-        </w:rPr>
-        <w:tab/>
-        <w:t xml:space="preserve">“I am just as shocked as you are, Chris. And to be honest, it seems like my abilities are working better than they ever did, but—“ Alex paused. After what she had just said, this was certain to cause extreme alarm. “Chris, Jon,” she addressed them very seriously. “When it happened, I thought I was having a stroke. There has been this pressure building in my skull since I was a child, and today I had the worst headache of my life. I am afraid there is a very real, very bad explanation for what happened to me. It </w:t>
-      </w:r>
-      <w:r>
-        <w:rPr>
-          <w:rFonts w:ascii="Times New Roman" w:hAnsi="Times New Roman" w:cs="Times New Roman"/>
-          <w:sz w:val="24"/>
-          <w:szCs w:val="24"/>
-        </w:rPr>
-        <w:lastRenderedPageBreak/>
-        <w:t>really felt like some part of my brain snapped, and while the headache is gone, I don’t know if I am better or worse.”</w:t>
-      </w:r>
-    </w:p>
-    <w:p>
-      <w:pPr>
-        <w:spacing w:after="0" w:line="360" w:lineRule="auto"/>
-        <w:jc w:val="both"/>
-        <w:rPr>
-          <w:rFonts w:ascii="Times New Roman" w:hAnsi="Times New Roman" w:cs="Times New Roman"/>
-          <w:sz w:val="24"/>
-          <w:szCs w:val="24"/>
-        </w:rPr>
-      </w:pPr>
-      <w:r>
-        <w:rPr>
-          <w:rFonts w:ascii="Times New Roman" w:hAnsi="Times New Roman" w:cs="Times New Roman"/>
+          <w:rFonts w:ascii="Montserrat" w:hAnsi="Montserrat" w:cs="Times New Roman"/>
+          <w:sz w:val="24"/>
+          <w:szCs w:val="24"/>
+        </w:rPr>
+      </w:pPr>
+      <w:r>
+        <w:rPr>
+          <w:rFonts w:ascii="Montserrat" w:hAnsi="Montserrat" w:cs="Times New Roman"/>
+          <w:sz w:val="24"/>
+          <w:szCs w:val="24"/>
+        </w:rPr>
+        <w:tab/>
+        <w:t>“I am just as shocked as you are, Chris. And to be honest, it seems like my abilities are working better than they ever did, but—“ Alex paused. After what she had just said, this was certain to cause extreme alarm. “Chris, Jon,” she addressed them very seriously. “When it happened, I thought I was having a stroke. There has been this pressure building in my skull since I was a child, and today I had the worst headache of my life. I am afraid there is a very real, very bad explanation for what happened to me. It really felt like some part of my brain snapped, and while the headache is gone, I don’t know if I am better or worse.”</w:t>
+      </w:r>
+    </w:p>
+    <w:p>
+      <w:pPr>
+        <w:spacing w:after="0" w:line="360" w:lineRule="auto"/>
+        <w:jc w:val="both"/>
+        <w:rPr>
+          <w:rFonts w:ascii="Montserrat" w:hAnsi="Montserrat" w:cs="Times New Roman"/>
+          <w:sz w:val="24"/>
+          <w:szCs w:val="24"/>
+        </w:rPr>
+      </w:pPr>
+      <w:r>
+        <w:rPr>
+          <w:rFonts w:ascii="Montserrat" w:hAnsi="Montserrat" w:cs="Times New Roman"/>
           <w:sz w:val="24"/>
           <w:szCs w:val="24"/>
         </w:rPr>
@@ -1963,14 +1947,14 @@
         <w:spacing w:after="0" w:line="360" w:lineRule="auto"/>
         <w:jc w:val="both"/>
         <w:rPr>
-          <w:rFonts w:ascii="Times New Roman" w:hAnsi="Times New Roman" w:cs="Times New Roman"/>
-          <w:sz w:val="24"/>
-          <w:szCs w:val="24"/>
-        </w:rPr>
-      </w:pPr>
-      <w:r>
-        <w:rPr>
-          <w:rFonts w:ascii="Times New Roman" w:hAnsi="Times New Roman" w:cs="Times New Roman"/>
+          <w:rFonts w:ascii="Montserrat" w:hAnsi="Montserrat" w:cs="Times New Roman"/>
+          <w:sz w:val="24"/>
+          <w:szCs w:val="24"/>
+        </w:rPr>
+      </w:pPr>
+      <w:r>
+        <w:rPr>
+          <w:rFonts w:ascii="Montserrat" w:hAnsi="Montserrat" w:cs="Times New Roman"/>
           <w:sz w:val="24"/>
           <w:szCs w:val="24"/>
         </w:rPr>
@@ -1983,14 +1967,14 @@
         <w:spacing w:after="0" w:line="360" w:lineRule="auto"/>
         <w:jc w:val="both"/>
         <w:rPr>
-          <w:rFonts w:ascii="Times New Roman" w:hAnsi="Times New Roman" w:cs="Times New Roman"/>
-          <w:sz w:val="24"/>
-          <w:szCs w:val="24"/>
-        </w:rPr>
-      </w:pPr>
-      <w:r>
-        <w:rPr>
-          <w:rFonts w:ascii="Times New Roman" w:hAnsi="Times New Roman" w:cs="Times New Roman"/>
+          <w:rFonts w:ascii="Montserrat" w:hAnsi="Montserrat" w:cs="Times New Roman"/>
+          <w:sz w:val="24"/>
+          <w:szCs w:val="24"/>
+        </w:rPr>
+      </w:pPr>
+      <w:r>
+        <w:rPr>
+          <w:rFonts w:ascii="Montserrat" w:hAnsi="Montserrat" w:cs="Times New Roman"/>
           <w:sz w:val="24"/>
           <w:szCs w:val="24"/>
         </w:rPr>
@@ -2003,14 +1987,14 @@
         <w:spacing w:after="0" w:line="360" w:lineRule="auto"/>
         <w:jc w:val="both"/>
         <w:rPr>
-          <w:rFonts w:ascii="Times New Roman" w:hAnsi="Times New Roman" w:cs="Times New Roman"/>
-          <w:sz w:val="24"/>
-          <w:szCs w:val="24"/>
-        </w:rPr>
-      </w:pPr>
-      <w:r>
-        <w:rPr>
-          <w:rFonts w:ascii="Times New Roman" w:hAnsi="Times New Roman" w:cs="Times New Roman"/>
+          <w:rFonts w:ascii="Montserrat" w:hAnsi="Montserrat" w:cs="Times New Roman"/>
+          <w:sz w:val="24"/>
+          <w:szCs w:val="24"/>
+        </w:rPr>
+      </w:pPr>
+      <w:r>
+        <w:rPr>
+          <w:rFonts w:ascii="Montserrat" w:hAnsi="Montserrat" w:cs="Times New Roman"/>
           <w:sz w:val="24"/>
           <w:szCs w:val="24"/>
         </w:rPr>
@@ -2023,53 +2007,44 @@
         <w:spacing w:after="0" w:line="360" w:lineRule="auto"/>
         <w:jc w:val="both"/>
         <w:rPr>
-          <w:rFonts w:ascii="Times New Roman" w:hAnsi="Times New Roman" w:cs="Times New Roman"/>
-          <w:sz w:val="24"/>
-          <w:szCs w:val="24"/>
-        </w:rPr>
-      </w:pPr>
-    </w:p>
-    <w:p>
-      <w:pPr>
-        <w:spacing w:after="0" w:line="360" w:lineRule="auto"/>
-        <w:jc w:val="both"/>
-        <w:rPr>
-          <w:rFonts w:ascii="Times New Roman" w:hAnsi="Times New Roman" w:cs="Times New Roman"/>
-          <w:sz w:val="24"/>
-          <w:szCs w:val="24"/>
-        </w:rPr>
-      </w:pPr>
-      <w:r>
-        <w:rPr>
-          <w:rFonts w:ascii="Times New Roman" w:hAnsi="Times New Roman" w:cs="Times New Roman"/>
-          <w:sz w:val="24"/>
-          <w:szCs w:val="24"/>
-        </w:rPr>
-        <w:t xml:space="preserve">The car turned off of the access road onto the highway, accelerating toward town. The grove of redwoods and the misty tributary valley were now far behind. Spruce and pine dominated the high hills and low mountains as they followed the winding way east. Jon pushed the speed limit, even on the turns, jerking the wheel occasionally to avoid an oncoming car. On the east-west passes of Northern California, a two-lane road without stop signs possessed all the honors and few of the graces of a real highway. Alex just set her teeth and braced herself. She had too many other things on her mind to worry about </w:t>
-      </w:r>
-      <w:r>
-        <w:rPr>
-          <w:rFonts w:ascii="Times New Roman" w:hAnsi="Times New Roman" w:cs="Times New Roman"/>
-          <w:sz w:val="24"/>
-          <w:szCs w:val="24"/>
-        </w:rPr>
-        <w:lastRenderedPageBreak/>
-        <w:t xml:space="preserve">dying in a car accident. Her thoughts had whirled non-stop, but she had not made much progress with the problem itself. </w:t>
-      </w:r>
-    </w:p>
-    <w:p>
-      <w:pPr>
-        <w:spacing w:after="0" w:line="360" w:lineRule="auto"/>
-        <w:jc w:val="both"/>
-        <w:rPr>
-          <w:rFonts w:ascii="Times New Roman" w:hAnsi="Times New Roman" w:cs="Times New Roman"/>
-          <w:sz w:val="24"/>
-          <w:szCs w:val="24"/>
-        </w:rPr>
-      </w:pPr>
-      <w:r>
-        <w:rPr>
-          <w:rFonts w:ascii="Times New Roman" w:hAnsi="Times New Roman" w:cs="Times New Roman"/>
+          <w:rFonts w:ascii="Montserrat" w:hAnsi="Montserrat" w:cs="Times New Roman"/>
+          <w:sz w:val="24"/>
+          <w:szCs w:val="24"/>
+        </w:rPr>
+      </w:pPr>
+    </w:p>
+    <w:p>
+      <w:pPr>
+        <w:spacing w:after="0" w:line="360" w:lineRule="auto"/>
+        <w:jc w:val="both"/>
+        <w:rPr>
+          <w:rFonts w:ascii="Montserrat" w:hAnsi="Montserrat" w:cs="Times New Roman"/>
+          <w:sz w:val="24"/>
+          <w:szCs w:val="24"/>
+        </w:rPr>
+      </w:pPr>
+      <w:r>
+        <w:rPr>
+          <w:rFonts w:ascii="Montserrat" w:hAnsi="Montserrat" w:cs="Times New Roman"/>
+          <w:sz w:val="24"/>
+          <w:szCs w:val="24"/>
+        </w:rPr>
+        <w:t xml:space="preserve">The car turned off of the access road onto the highway, accelerating toward town. The grove of redwoods and the misty tributary valley were now far behind. Spruce and pine dominated the high hills and low mountains as they followed the winding way east. Jon pushed the speed limit, even on the turns, jerking the wheel occasionally to avoid an oncoming car. On the east-west passes of Northern California, a two-lane road without stop signs possessed all the honors and few of the graces of a real highway. Alex just set her teeth and braced herself. She had too many other things on her mind to worry about dying in a car accident. Her thoughts had whirled non-stop, but she had not made much progress with the problem itself. </w:t>
+      </w:r>
+    </w:p>
+    <w:p>
+      <w:pPr>
+        <w:spacing w:after="0" w:line="360" w:lineRule="auto"/>
+        <w:jc w:val="both"/>
+        <w:rPr>
+          <w:rFonts w:ascii="Montserrat" w:hAnsi="Montserrat" w:cs="Times New Roman"/>
+          <w:sz w:val="24"/>
+          <w:szCs w:val="24"/>
+        </w:rPr>
+      </w:pPr>
+      <w:r>
+        <w:rPr>
+          <w:rFonts w:ascii="Montserrat" w:hAnsi="Montserrat" w:cs="Times New Roman"/>
           <w:sz w:val="24"/>
           <w:szCs w:val="24"/>
         </w:rPr>
@@ -2082,14 +2057,14 @@
         <w:spacing w:after="0" w:line="360" w:lineRule="auto"/>
         <w:jc w:val="both"/>
         <w:rPr>
-          <w:rFonts w:ascii="Times New Roman" w:hAnsi="Times New Roman" w:cs="Times New Roman"/>
-          <w:sz w:val="24"/>
-          <w:szCs w:val="24"/>
-        </w:rPr>
-      </w:pPr>
-      <w:r>
-        <w:rPr>
-          <w:rFonts w:ascii="Times New Roman" w:hAnsi="Times New Roman" w:cs="Times New Roman"/>
+          <w:rFonts w:ascii="Montserrat" w:hAnsi="Montserrat" w:cs="Times New Roman"/>
+          <w:sz w:val="24"/>
+          <w:szCs w:val="24"/>
+        </w:rPr>
+      </w:pPr>
+      <w:r>
+        <w:rPr>
+          <w:rFonts w:ascii="Montserrat" w:hAnsi="Montserrat" w:cs="Times New Roman"/>
           <w:sz w:val="24"/>
           <w:szCs w:val="24"/>
         </w:rPr>
@@ -2102,14 +2077,14 @@
         <w:spacing w:after="0" w:line="360" w:lineRule="auto"/>
         <w:jc w:val="both"/>
         <w:rPr>
-          <w:rFonts w:ascii="Times New Roman" w:hAnsi="Times New Roman" w:cs="Times New Roman"/>
-          <w:sz w:val="24"/>
-          <w:szCs w:val="24"/>
-        </w:rPr>
-      </w:pPr>
-      <w:r>
-        <w:rPr>
-          <w:rFonts w:ascii="Times New Roman" w:hAnsi="Times New Roman" w:cs="Times New Roman"/>
+          <w:rFonts w:ascii="Montserrat" w:hAnsi="Montserrat" w:cs="Times New Roman"/>
+          <w:sz w:val="24"/>
+          <w:szCs w:val="24"/>
+        </w:rPr>
+      </w:pPr>
+      <w:r>
+        <w:rPr>
+          <w:rFonts w:ascii="Montserrat" w:hAnsi="Montserrat" w:cs="Times New Roman"/>
           <w:sz w:val="24"/>
           <w:szCs w:val="24"/>
         </w:rPr>
@@ -2122,7 +2097,7 @@
         <w:spacing w:after="0" w:line="360" w:lineRule="auto"/>
         <w:jc w:val="both"/>
         <w:rPr>
-          <w:rFonts w:ascii="Times New Roman" w:hAnsi="Times New Roman" w:cs="Times New Roman"/>
+          <w:rFonts w:ascii="Montserrat" w:hAnsi="Montserrat" w:cs="Times New Roman"/>
           <w:i/>
           <w:iCs/>
           <w:sz w:val="24"/>
@@ -2131,7 +2106,7 @@
       </w:pPr>
       <w:r>
         <w:rPr>
-          <w:rFonts w:ascii="Times New Roman" w:hAnsi="Times New Roman" w:cs="Times New Roman"/>
+          <w:rFonts w:ascii="Montserrat" w:hAnsi="Montserrat" w:cs="Times New Roman"/>
           <w:sz w:val="24"/>
           <w:szCs w:val="24"/>
         </w:rPr>
@@ -2144,14 +2119,14 @@
         <w:spacing w:after="0" w:line="360" w:lineRule="auto"/>
         <w:jc w:val="both"/>
         <w:rPr>
-          <w:rFonts w:ascii="Times New Roman" w:hAnsi="Times New Roman" w:cs="Times New Roman"/>
-          <w:sz w:val="24"/>
-          <w:szCs w:val="24"/>
-        </w:rPr>
-      </w:pPr>
-      <w:r>
-        <w:rPr>
-          <w:rFonts w:ascii="Times New Roman" w:hAnsi="Times New Roman" w:cs="Times New Roman"/>
+          <w:rFonts w:ascii="Montserrat" w:hAnsi="Montserrat" w:cs="Times New Roman"/>
+          <w:sz w:val="24"/>
+          <w:szCs w:val="24"/>
+        </w:rPr>
+      </w:pPr>
+      <w:r>
+        <w:rPr>
+          <w:rFonts w:ascii="Montserrat" w:hAnsi="Montserrat" w:cs="Times New Roman"/>
           <w:sz w:val="24"/>
           <w:szCs w:val="24"/>
         </w:rPr>
@@ -2164,18 +2139,17 @@
         <w:spacing w:after="0" w:line="360" w:lineRule="auto"/>
         <w:jc w:val="both"/>
         <w:rPr>
-          <w:rFonts w:ascii="Times New Roman" w:hAnsi="Times New Roman" w:cs="Times New Roman"/>
-          <w:sz w:val="24"/>
-          <w:szCs w:val="24"/>
-        </w:rPr>
-      </w:pPr>
-      <w:r>
-        <w:rPr>
-          <w:rFonts w:ascii="Times New Roman" w:hAnsi="Times New Roman" w:cs="Times New Roman"/>
-          <w:sz w:val="24"/>
-          <w:szCs w:val="24"/>
-        </w:rPr>
-        <w:lastRenderedPageBreak/>
+          <w:rFonts w:ascii="Montserrat" w:hAnsi="Montserrat" w:cs="Times New Roman"/>
+          <w:sz w:val="24"/>
+          <w:szCs w:val="24"/>
+        </w:rPr>
+      </w:pPr>
+      <w:r>
+        <w:rPr>
+          <w:rFonts w:ascii="Montserrat" w:hAnsi="Montserrat" w:cs="Times New Roman"/>
+          <w:sz w:val="24"/>
+          <w:szCs w:val="24"/>
+        </w:rPr>
         <w:tab/>
         <w:t xml:space="preserve">“If I don’t know what I am telling myself to do,” she concluded, “I am not fit for command. If I am actually doing something and don’t even realize it—I am a danger to myself and others.” Alex sighed and stared back out the window. They were entering the town, slowing as the risk of cross traffic increased.  </w:t>
       </w:r>
@@ -2185,25 +2159,25 @@
         <w:spacing w:after="0" w:line="360" w:lineRule="auto"/>
         <w:jc w:val="both"/>
         <w:rPr>
-          <w:rFonts w:ascii="Times New Roman" w:hAnsi="Times New Roman" w:cs="Times New Roman"/>
-          <w:sz w:val="24"/>
-          <w:szCs w:val="24"/>
-        </w:rPr>
-      </w:pPr>
-    </w:p>
-    <w:p>
-      <w:pPr>
-        <w:spacing w:after="0" w:line="360" w:lineRule="auto"/>
-        <w:jc w:val="both"/>
-        <w:rPr>
-          <w:rFonts w:ascii="Times New Roman" w:hAnsi="Times New Roman" w:cs="Times New Roman"/>
-          <w:sz w:val="24"/>
-          <w:szCs w:val="24"/>
-        </w:rPr>
-      </w:pPr>
-      <w:r>
-        <w:rPr>
-          <w:rFonts w:ascii="Times New Roman" w:hAnsi="Times New Roman" w:cs="Times New Roman"/>
+          <w:rFonts w:ascii="Montserrat" w:hAnsi="Montserrat" w:cs="Times New Roman"/>
+          <w:sz w:val="24"/>
+          <w:szCs w:val="24"/>
+        </w:rPr>
+      </w:pPr>
+    </w:p>
+    <w:p>
+      <w:pPr>
+        <w:spacing w:after="0" w:line="360" w:lineRule="auto"/>
+        <w:jc w:val="both"/>
+        <w:rPr>
+          <w:rFonts w:ascii="Montserrat" w:hAnsi="Montserrat" w:cs="Times New Roman"/>
+          <w:sz w:val="24"/>
+          <w:szCs w:val="24"/>
+        </w:rPr>
+      </w:pPr>
+      <w:r>
+        <w:rPr>
+          <w:rFonts w:ascii="Montserrat" w:hAnsi="Montserrat" w:cs="Times New Roman"/>
           <w:sz w:val="24"/>
           <w:szCs w:val="24"/>
         </w:rPr>
@@ -2215,14 +2189,14 @@
         <w:spacing w:after="0" w:line="360" w:lineRule="auto"/>
         <w:jc w:val="both"/>
         <w:rPr>
-          <w:rFonts w:ascii="Times New Roman" w:hAnsi="Times New Roman" w:cs="Times New Roman"/>
-          <w:sz w:val="24"/>
-          <w:szCs w:val="24"/>
-        </w:rPr>
-      </w:pPr>
-      <w:r>
-        <w:rPr>
-          <w:rFonts w:ascii="Times New Roman" w:hAnsi="Times New Roman" w:cs="Times New Roman"/>
+          <w:rFonts w:ascii="Montserrat" w:hAnsi="Montserrat" w:cs="Times New Roman"/>
+          <w:sz w:val="24"/>
+          <w:szCs w:val="24"/>
+        </w:rPr>
+      </w:pPr>
+      <w:r>
+        <w:rPr>
+          <w:rFonts w:ascii="Montserrat" w:hAnsi="Montserrat" w:cs="Times New Roman"/>
           <w:sz w:val="24"/>
           <w:szCs w:val="24"/>
         </w:rPr>
@@ -2235,14 +2209,14 @@
         <w:spacing w:after="0" w:line="360" w:lineRule="auto"/>
         <w:jc w:val="both"/>
         <w:rPr>
-          <w:rFonts w:ascii="Times New Roman" w:hAnsi="Times New Roman" w:cs="Times New Roman"/>
-          <w:sz w:val="24"/>
-          <w:szCs w:val="24"/>
-        </w:rPr>
-      </w:pPr>
-      <w:r>
-        <w:rPr>
-          <w:rFonts w:ascii="Times New Roman" w:hAnsi="Times New Roman" w:cs="Times New Roman"/>
+          <w:rFonts w:ascii="Montserrat" w:hAnsi="Montserrat" w:cs="Times New Roman"/>
+          <w:sz w:val="24"/>
+          <w:szCs w:val="24"/>
+        </w:rPr>
+      </w:pPr>
+      <w:r>
+        <w:rPr>
+          <w:rFonts w:ascii="Montserrat" w:hAnsi="Montserrat" w:cs="Times New Roman"/>
           <w:sz w:val="24"/>
           <w:szCs w:val="24"/>
         </w:rPr>
@@ -2255,14 +2229,14 @@
         <w:spacing w:after="0" w:line="360" w:lineRule="auto"/>
         <w:jc w:val="both"/>
         <w:rPr>
-          <w:rFonts w:ascii="Times New Roman" w:hAnsi="Times New Roman" w:cs="Times New Roman"/>
-          <w:sz w:val="24"/>
-          <w:szCs w:val="24"/>
-        </w:rPr>
-      </w:pPr>
-      <w:r>
-        <w:rPr>
-          <w:rFonts w:ascii="Times New Roman" w:hAnsi="Times New Roman" w:cs="Times New Roman"/>
+          <w:rFonts w:ascii="Montserrat" w:hAnsi="Montserrat" w:cs="Times New Roman"/>
+          <w:sz w:val="24"/>
+          <w:szCs w:val="24"/>
+        </w:rPr>
+      </w:pPr>
+      <w:r>
+        <w:rPr>
+          <w:rFonts w:ascii="Montserrat" w:hAnsi="Montserrat" w:cs="Times New Roman"/>
           <w:sz w:val="24"/>
           <w:szCs w:val="24"/>
         </w:rPr>
@@ -2275,14 +2249,14 @@
         <w:spacing w:after="0" w:line="360" w:lineRule="auto"/>
         <w:jc w:val="both"/>
         <w:rPr>
-          <w:rFonts w:ascii="Times New Roman" w:hAnsi="Times New Roman" w:cs="Times New Roman"/>
-          <w:sz w:val="24"/>
-          <w:szCs w:val="24"/>
-        </w:rPr>
-      </w:pPr>
-      <w:r>
-        <w:rPr>
-          <w:rFonts w:ascii="Times New Roman" w:hAnsi="Times New Roman" w:cs="Times New Roman"/>
+          <w:rFonts w:ascii="Montserrat" w:hAnsi="Montserrat" w:cs="Times New Roman"/>
+          <w:sz w:val="24"/>
+          <w:szCs w:val="24"/>
+        </w:rPr>
+      </w:pPr>
+      <w:r>
+        <w:rPr>
+          <w:rFonts w:ascii="Montserrat" w:hAnsi="Montserrat" w:cs="Times New Roman"/>
           <w:sz w:val="24"/>
           <w:szCs w:val="24"/>
         </w:rPr>
@@ -2295,18 +2269,17 @@
         <w:spacing w:after="0" w:line="360" w:lineRule="auto"/>
         <w:jc w:val="both"/>
         <w:rPr>
-          <w:rFonts w:ascii="Times New Roman" w:hAnsi="Times New Roman" w:cs="Times New Roman"/>
-          <w:sz w:val="24"/>
-          <w:szCs w:val="24"/>
-        </w:rPr>
-      </w:pPr>
-      <w:r>
-        <w:rPr>
-          <w:rFonts w:ascii="Times New Roman" w:hAnsi="Times New Roman" w:cs="Times New Roman"/>
-          <w:sz w:val="24"/>
-          <w:szCs w:val="24"/>
-        </w:rPr>
-        <w:lastRenderedPageBreak/>
+          <w:rFonts w:ascii="Montserrat" w:hAnsi="Montserrat" w:cs="Times New Roman"/>
+          <w:sz w:val="24"/>
+          <w:szCs w:val="24"/>
+        </w:rPr>
+      </w:pPr>
+      <w:r>
+        <w:rPr>
+          <w:rFonts w:ascii="Montserrat" w:hAnsi="Montserrat" w:cs="Times New Roman"/>
+          <w:sz w:val="24"/>
+          <w:szCs w:val="24"/>
+        </w:rPr>
         <w:tab/>
         <w:t>“Good. Now, Jon, Chris,” Victor addressed those two and inquired, “Are you just passing through, or is there something I can help you with?” Victor was preparing to politely ask the two boys—the premier students of that dojo—and the wild eyed girl to go right back out the door and wait until the class he was working with was dismissed—when he recognized the girl. It was not the hair or the face; he had seen both on another individual. It was the clothing, when he finally looked the three of them over, which revealed the girl’s identity. “Ah. I see,” he added quickly, before any of the three could respond.</w:t>
       </w:r>
@@ -2316,14 +2289,14 @@
         <w:spacing w:after="0" w:line="360" w:lineRule="auto"/>
         <w:jc w:val="both"/>
         <w:rPr>
-          <w:rFonts w:ascii="Times New Roman" w:hAnsi="Times New Roman" w:cs="Times New Roman"/>
-          <w:sz w:val="24"/>
-          <w:szCs w:val="24"/>
-        </w:rPr>
-      </w:pPr>
-      <w:r>
-        <w:rPr>
-          <w:rFonts w:ascii="Times New Roman" w:hAnsi="Times New Roman" w:cs="Times New Roman"/>
+          <w:rFonts w:ascii="Montserrat" w:hAnsi="Montserrat" w:cs="Times New Roman"/>
+          <w:sz w:val="24"/>
+          <w:szCs w:val="24"/>
+        </w:rPr>
+      </w:pPr>
+      <w:r>
+        <w:rPr>
+          <w:rFonts w:ascii="Montserrat" w:hAnsi="Montserrat" w:cs="Times New Roman"/>
           <w:sz w:val="24"/>
           <w:szCs w:val="24"/>
         </w:rPr>
@@ -2336,14 +2309,14 @@
         <w:spacing w:after="0" w:line="360" w:lineRule="auto"/>
         <w:jc w:val="both"/>
         <w:rPr>
-          <w:rFonts w:ascii="Times New Roman" w:hAnsi="Times New Roman" w:cs="Times New Roman"/>
-          <w:sz w:val="24"/>
-          <w:szCs w:val="24"/>
-        </w:rPr>
-      </w:pPr>
-      <w:r>
-        <w:rPr>
-          <w:rFonts w:ascii="Times New Roman" w:hAnsi="Times New Roman" w:cs="Times New Roman"/>
+          <w:rFonts w:ascii="Montserrat" w:hAnsi="Montserrat" w:cs="Times New Roman"/>
+          <w:sz w:val="24"/>
+          <w:szCs w:val="24"/>
+        </w:rPr>
+      </w:pPr>
+      <w:r>
+        <w:rPr>
+          <w:rFonts w:ascii="Montserrat" w:hAnsi="Montserrat" w:cs="Times New Roman"/>
           <w:sz w:val="24"/>
           <w:szCs w:val="24"/>
         </w:rPr>
@@ -2355,14 +2328,14 @@
         <w:spacing w:after="0" w:line="360" w:lineRule="auto"/>
         <w:jc w:val="both"/>
         <w:rPr>
-          <w:rFonts w:ascii="Times New Roman" w:hAnsi="Times New Roman" w:cs="Times New Roman"/>
-          <w:sz w:val="24"/>
-          <w:szCs w:val="24"/>
-        </w:rPr>
-      </w:pPr>
-      <w:r>
-        <w:rPr>
-          <w:rFonts w:ascii="Times New Roman" w:hAnsi="Times New Roman" w:cs="Times New Roman"/>
+          <w:rFonts w:ascii="Montserrat" w:hAnsi="Montserrat" w:cs="Times New Roman"/>
+          <w:sz w:val="24"/>
+          <w:szCs w:val="24"/>
+        </w:rPr>
+      </w:pPr>
+      <w:r>
+        <w:rPr>
+          <w:rFonts w:ascii="Montserrat" w:hAnsi="Montserrat" w:cs="Times New Roman"/>
           <w:sz w:val="24"/>
           <w:szCs w:val="24"/>
         </w:rPr>
@@ -2375,14 +2348,14 @@
         <w:spacing w:after="0" w:line="360" w:lineRule="auto"/>
         <w:jc w:val="both"/>
         <w:rPr>
-          <w:rFonts w:ascii="Times New Roman" w:hAnsi="Times New Roman" w:cs="Times New Roman"/>
-          <w:sz w:val="24"/>
-          <w:szCs w:val="24"/>
-        </w:rPr>
-      </w:pPr>
-      <w:r>
-        <w:rPr>
-          <w:rFonts w:ascii="Times New Roman" w:hAnsi="Times New Roman" w:cs="Times New Roman"/>
+          <w:rFonts w:ascii="Montserrat" w:hAnsi="Montserrat" w:cs="Times New Roman"/>
+          <w:sz w:val="24"/>
+          <w:szCs w:val="24"/>
+        </w:rPr>
+      </w:pPr>
+      <w:r>
+        <w:rPr>
+          <w:rFonts w:ascii="Montserrat" w:hAnsi="Montserrat" w:cs="Times New Roman"/>
           <w:sz w:val="24"/>
           <w:szCs w:val="24"/>
         </w:rPr>
@@ -2395,14 +2368,14 @@
         <w:spacing w:after="0" w:line="360" w:lineRule="auto"/>
         <w:jc w:val="both"/>
         <w:rPr>
-          <w:rFonts w:ascii="Times New Roman" w:hAnsi="Times New Roman" w:cs="Times New Roman"/>
-          <w:sz w:val="24"/>
-          <w:szCs w:val="24"/>
-        </w:rPr>
-      </w:pPr>
-      <w:r>
-        <w:rPr>
-          <w:rFonts w:ascii="Times New Roman" w:hAnsi="Times New Roman" w:cs="Times New Roman"/>
+          <w:rFonts w:ascii="Montserrat" w:hAnsi="Montserrat" w:cs="Times New Roman"/>
+          <w:sz w:val="24"/>
+          <w:szCs w:val="24"/>
+        </w:rPr>
+      </w:pPr>
+      <w:r>
+        <w:rPr>
+          <w:rFonts w:ascii="Montserrat" w:hAnsi="Montserrat" w:cs="Times New Roman"/>
           <w:sz w:val="24"/>
           <w:szCs w:val="24"/>
         </w:rPr>
@@ -2415,18 +2388,17 @@
         <w:spacing w:after="0" w:line="360" w:lineRule="auto"/>
         <w:jc w:val="both"/>
         <w:rPr>
-          <w:rFonts w:ascii="Times New Roman" w:hAnsi="Times New Roman" w:cs="Times New Roman"/>
-          <w:sz w:val="24"/>
-          <w:szCs w:val="24"/>
-        </w:rPr>
-      </w:pPr>
-      <w:r>
-        <w:rPr>
-          <w:rFonts w:ascii="Times New Roman" w:hAnsi="Times New Roman" w:cs="Times New Roman"/>
-          <w:sz w:val="24"/>
-          <w:szCs w:val="24"/>
-        </w:rPr>
-        <w:lastRenderedPageBreak/>
+          <w:rFonts w:ascii="Montserrat" w:hAnsi="Montserrat" w:cs="Times New Roman"/>
+          <w:sz w:val="24"/>
+          <w:szCs w:val="24"/>
+        </w:rPr>
+      </w:pPr>
+      <w:r>
+        <w:rPr>
+          <w:rFonts w:ascii="Montserrat" w:hAnsi="Montserrat" w:cs="Times New Roman"/>
+          <w:sz w:val="24"/>
+          <w:szCs w:val="24"/>
+        </w:rPr>
         <w:tab/>
         <w:t xml:space="preserve">“It doesn’t sound like you had a stroke to me,” Victor mused. “More like you cleared a mental block,” he guessed. He rubbed his chin thoughtfully for a moment. “So, you couldn’t explain what happened, but you showed your friends what you were capable of?” he confirmed. </w:t>
       </w:r>
@@ -2436,14 +2408,14 @@
         <w:spacing w:after="0" w:line="360" w:lineRule="auto"/>
         <w:jc w:val="both"/>
         <w:rPr>
-          <w:rFonts w:ascii="Times New Roman" w:hAnsi="Times New Roman" w:cs="Times New Roman"/>
-          <w:sz w:val="24"/>
-          <w:szCs w:val="24"/>
-        </w:rPr>
-      </w:pPr>
-      <w:r>
-        <w:rPr>
-          <w:rFonts w:ascii="Times New Roman" w:hAnsi="Times New Roman" w:cs="Times New Roman"/>
+          <w:rFonts w:ascii="Montserrat" w:hAnsi="Montserrat" w:cs="Times New Roman"/>
+          <w:sz w:val="24"/>
+          <w:szCs w:val="24"/>
+        </w:rPr>
+      </w:pPr>
+      <w:r>
+        <w:rPr>
+          <w:rFonts w:ascii="Montserrat" w:hAnsi="Montserrat" w:cs="Times New Roman"/>
           <w:sz w:val="24"/>
           <w:szCs w:val="24"/>
         </w:rPr>
@@ -2456,14 +2428,14 @@
         <w:spacing w:after="0" w:line="360" w:lineRule="auto"/>
         <w:jc w:val="both"/>
         <w:rPr>
-          <w:rFonts w:ascii="Times New Roman" w:hAnsi="Times New Roman" w:cs="Times New Roman"/>
-          <w:sz w:val="24"/>
-          <w:szCs w:val="24"/>
-        </w:rPr>
-      </w:pPr>
-      <w:r>
-        <w:rPr>
-          <w:rFonts w:ascii="Times New Roman" w:hAnsi="Times New Roman" w:cs="Times New Roman"/>
+          <w:rFonts w:ascii="Montserrat" w:hAnsi="Montserrat" w:cs="Times New Roman"/>
+          <w:sz w:val="24"/>
+          <w:szCs w:val="24"/>
+        </w:rPr>
+      </w:pPr>
+      <w:r>
+        <w:rPr>
+          <w:rFonts w:ascii="Montserrat" w:hAnsi="Montserrat" w:cs="Times New Roman"/>
           <w:sz w:val="24"/>
           <w:szCs w:val="24"/>
         </w:rPr>
@@ -2476,14 +2448,14 @@
         <w:spacing w:after="0" w:line="360" w:lineRule="auto"/>
         <w:jc w:val="both"/>
         <w:rPr>
-          <w:rFonts w:ascii="Times New Roman" w:hAnsi="Times New Roman" w:cs="Times New Roman"/>
-          <w:sz w:val="24"/>
-          <w:szCs w:val="24"/>
-        </w:rPr>
-      </w:pPr>
-      <w:r>
-        <w:rPr>
-          <w:rFonts w:ascii="Times New Roman" w:hAnsi="Times New Roman" w:cs="Times New Roman"/>
+          <w:rFonts w:ascii="Montserrat" w:hAnsi="Montserrat" w:cs="Times New Roman"/>
+          <w:sz w:val="24"/>
+          <w:szCs w:val="24"/>
+        </w:rPr>
+      </w:pPr>
+      <w:r>
+        <w:rPr>
+          <w:rFonts w:ascii="Montserrat" w:hAnsi="Montserrat" w:cs="Times New Roman"/>
           <w:sz w:val="24"/>
           <w:szCs w:val="24"/>
         </w:rPr>
@@ -2496,14 +2468,14 @@
         <w:spacing w:after="0" w:line="360" w:lineRule="auto"/>
         <w:jc w:val="both"/>
         <w:rPr>
-          <w:rFonts w:ascii="Times New Roman" w:hAnsi="Times New Roman" w:cs="Times New Roman"/>
-          <w:sz w:val="24"/>
-          <w:szCs w:val="24"/>
-        </w:rPr>
-      </w:pPr>
-      <w:r>
-        <w:rPr>
-          <w:rFonts w:ascii="Times New Roman" w:hAnsi="Times New Roman" w:cs="Times New Roman"/>
+          <w:rFonts w:ascii="Montserrat" w:hAnsi="Montserrat" w:cs="Times New Roman"/>
+          <w:sz w:val="24"/>
+          <w:szCs w:val="24"/>
+        </w:rPr>
+      </w:pPr>
+      <w:r>
+        <w:rPr>
+          <w:rFonts w:ascii="Montserrat" w:hAnsi="Montserrat" w:cs="Times New Roman"/>
           <w:sz w:val="24"/>
           <w:szCs w:val="24"/>
         </w:rPr>
@@ -2516,14 +2488,14 @@
         <w:spacing w:after="0" w:line="360" w:lineRule="auto"/>
         <w:jc w:val="both"/>
         <w:rPr>
-          <w:rFonts w:ascii="Times New Roman" w:hAnsi="Times New Roman" w:cs="Times New Roman"/>
-          <w:sz w:val="24"/>
-          <w:szCs w:val="24"/>
-        </w:rPr>
-      </w:pPr>
-      <w:r>
-        <w:rPr>
-          <w:rFonts w:ascii="Times New Roman" w:hAnsi="Times New Roman" w:cs="Times New Roman"/>
+          <w:rFonts w:ascii="Montserrat" w:hAnsi="Montserrat" w:cs="Times New Roman"/>
+          <w:sz w:val="24"/>
+          <w:szCs w:val="24"/>
+        </w:rPr>
+      </w:pPr>
+      <w:r>
+        <w:rPr>
+          <w:rFonts w:ascii="Montserrat" w:hAnsi="Montserrat" w:cs="Times New Roman"/>
           <w:sz w:val="24"/>
           <w:szCs w:val="24"/>
         </w:rPr>
@@ -2536,18 +2508,17 @@
         <w:spacing w:after="0" w:line="360" w:lineRule="auto"/>
         <w:jc w:val="both"/>
         <w:rPr>
-          <w:rFonts w:ascii="Times New Roman" w:hAnsi="Times New Roman" w:cs="Times New Roman"/>
-          <w:sz w:val="24"/>
-          <w:szCs w:val="24"/>
-        </w:rPr>
-      </w:pPr>
-      <w:r>
-        <w:rPr>
-          <w:rFonts w:ascii="Times New Roman" w:hAnsi="Times New Roman" w:cs="Times New Roman"/>
-          <w:sz w:val="24"/>
-          <w:szCs w:val="24"/>
-        </w:rPr>
-        <w:lastRenderedPageBreak/>
+          <w:rFonts w:ascii="Montserrat" w:hAnsi="Montserrat" w:cs="Times New Roman"/>
+          <w:sz w:val="24"/>
+          <w:szCs w:val="24"/>
+        </w:rPr>
+      </w:pPr>
+      <w:r>
+        <w:rPr>
+          <w:rFonts w:ascii="Montserrat" w:hAnsi="Montserrat" w:cs="Times New Roman"/>
+          <w:sz w:val="24"/>
+          <w:szCs w:val="24"/>
+        </w:rPr>
         <w:tab/>
         <w:t>“In time,” she agreed. She was facing the boys, her father at her back. “Ever since I was little, I have heard people telling themselves and each other that certain things were impossible. I knew from the start it wasn’t so, but I can imagine that most people accept the limitations imposed on them. Knowing the truth was so frustrating, but I imagine that discovering the truth after living for so long with those limitations you would feel abused or even angry,” she guessed. “Particularly with me, since I left you in the dark when I was supposed to be your friend.”</w:t>
       </w:r>
@@ -2557,14 +2528,14 @@
         <w:spacing w:after="0" w:line="360" w:lineRule="auto"/>
         <w:jc w:val="both"/>
         <w:rPr>
-          <w:rFonts w:ascii="Times New Roman" w:hAnsi="Times New Roman" w:cs="Times New Roman"/>
-          <w:sz w:val="24"/>
-          <w:szCs w:val="24"/>
-        </w:rPr>
-      </w:pPr>
-      <w:r>
-        <w:rPr>
-          <w:rFonts w:ascii="Times New Roman" w:hAnsi="Times New Roman" w:cs="Times New Roman"/>
+          <w:rFonts w:ascii="Montserrat" w:hAnsi="Montserrat" w:cs="Times New Roman"/>
+          <w:sz w:val="24"/>
+          <w:szCs w:val="24"/>
+        </w:rPr>
+      </w:pPr>
+      <w:r>
+        <w:rPr>
+          <w:rFonts w:ascii="Montserrat" w:hAnsi="Montserrat" w:cs="Times New Roman"/>
           <w:sz w:val="24"/>
           <w:szCs w:val="24"/>
         </w:rPr>
@@ -2577,14 +2548,14 @@
         <w:spacing w:after="0" w:line="360" w:lineRule="auto"/>
         <w:jc w:val="both"/>
         <w:rPr>
-          <w:rFonts w:ascii="Times New Roman" w:hAnsi="Times New Roman" w:cs="Times New Roman"/>
-          <w:sz w:val="24"/>
-          <w:szCs w:val="24"/>
-        </w:rPr>
-      </w:pPr>
-      <w:r>
-        <w:rPr>
-          <w:rFonts w:ascii="Times New Roman" w:hAnsi="Times New Roman" w:cs="Times New Roman"/>
+          <w:rFonts w:ascii="Montserrat" w:hAnsi="Montserrat" w:cs="Times New Roman"/>
+          <w:sz w:val="24"/>
+          <w:szCs w:val="24"/>
+        </w:rPr>
+      </w:pPr>
+      <w:r>
+        <w:rPr>
+          <w:rFonts w:ascii="Montserrat" w:hAnsi="Montserrat" w:cs="Times New Roman"/>
           <w:sz w:val="24"/>
           <w:szCs w:val="24"/>
         </w:rPr>
@@ -2597,14 +2568,14 @@
         <w:spacing w:after="0" w:line="360" w:lineRule="auto"/>
         <w:jc w:val="both"/>
         <w:rPr>
-          <w:rFonts w:ascii="Times New Roman" w:hAnsi="Times New Roman" w:cs="Times New Roman"/>
-          <w:sz w:val="24"/>
-          <w:szCs w:val="24"/>
-        </w:rPr>
-      </w:pPr>
-      <w:r>
-        <w:rPr>
-          <w:rFonts w:ascii="Times New Roman" w:hAnsi="Times New Roman" w:cs="Times New Roman"/>
+          <w:rFonts w:ascii="Montserrat" w:hAnsi="Montserrat" w:cs="Times New Roman"/>
+          <w:sz w:val="24"/>
+          <w:szCs w:val="24"/>
+        </w:rPr>
+      </w:pPr>
+      <w:r>
+        <w:rPr>
+          <w:rFonts w:ascii="Montserrat" w:hAnsi="Montserrat" w:cs="Times New Roman"/>
           <w:sz w:val="24"/>
           <w:szCs w:val="24"/>
         </w:rPr>
@@ -2617,14 +2588,14 @@
         <w:spacing w:after="0" w:line="360" w:lineRule="auto"/>
         <w:jc w:val="both"/>
         <w:rPr>
-          <w:rFonts w:ascii="Times New Roman" w:hAnsi="Times New Roman" w:cs="Times New Roman"/>
-          <w:sz w:val="24"/>
-          <w:szCs w:val="24"/>
-        </w:rPr>
-      </w:pPr>
-      <w:r>
-        <w:rPr>
-          <w:rFonts w:ascii="Times New Roman" w:hAnsi="Times New Roman" w:cs="Times New Roman"/>
+          <w:rFonts w:ascii="Montserrat" w:hAnsi="Montserrat" w:cs="Times New Roman"/>
+          <w:sz w:val="24"/>
+          <w:szCs w:val="24"/>
+        </w:rPr>
+      </w:pPr>
+      <w:r>
+        <w:rPr>
+          <w:rFonts w:ascii="Montserrat" w:hAnsi="Montserrat" w:cs="Times New Roman"/>
           <w:sz w:val="24"/>
           <w:szCs w:val="24"/>
         </w:rPr>
@@ -2637,14 +2608,14 @@
         <w:spacing w:after="0" w:line="360" w:lineRule="auto"/>
         <w:jc w:val="both"/>
         <w:rPr>
-          <w:rFonts w:ascii="Times New Roman" w:hAnsi="Times New Roman" w:cs="Times New Roman"/>
-          <w:sz w:val="24"/>
-          <w:szCs w:val="24"/>
-        </w:rPr>
-      </w:pPr>
-      <w:r>
-        <w:rPr>
-          <w:rFonts w:ascii="Times New Roman" w:hAnsi="Times New Roman" w:cs="Times New Roman"/>
+          <w:rFonts w:ascii="Montserrat" w:hAnsi="Montserrat" w:cs="Times New Roman"/>
+          <w:sz w:val="24"/>
+          <w:szCs w:val="24"/>
+        </w:rPr>
+      </w:pPr>
+      <w:r>
+        <w:rPr>
+          <w:rFonts w:ascii="Montserrat" w:hAnsi="Montserrat" w:cs="Times New Roman"/>
           <w:sz w:val="24"/>
           <w:szCs w:val="24"/>
         </w:rPr>
@@ -2657,43 +2628,34 @@
         <w:spacing w:after="0" w:line="360" w:lineRule="auto"/>
         <w:jc w:val="both"/>
         <w:rPr>
-          <w:rFonts w:ascii="Times New Roman" w:hAnsi="Times New Roman" w:cs="Times New Roman"/>
-          <w:sz w:val="24"/>
-          <w:szCs w:val="24"/>
-        </w:rPr>
-      </w:pPr>
-      <w:r>
-        <w:rPr>
-          <w:rFonts w:ascii="Times New Roman" w:hAnsi="Times New Roman" w:cs="Times New Roman"/>
-          <w:sz w:val="24"/>
-          <w:szCs w:val="24"/>
-        </w:rPr>
-        <w:tab/>
-        <w:t xml:space="preserve">“Because they lack patience or commitment, or can’t take responsibility. Because they never bothered to learn how to think clearly and effectively in the first place,” she added. “It doesn’t matter what the cause is. There are as many reasons as there are </w:t>
-      </w:r>
-      <w:r>
-        <w:rPr>
-          <w:rFonts w:ascii="Times New Roman" w:hAnsi="Times New Roman" w:cs="Times New Roman"/>
-          <w:sz w:val="24"/>
-          <w:szCs w:val="24"/>
-        </w:rPr>
-        <w:lastRenderedPageBreak/>
-        <w:t xml:space="preserve">people. Without the proper tools, a mind is powerless. The only way to acquire those tools is to provoke the mind into creating them for itself.” </w:t>
-      </w:r>
-    </w:p>
-    <w:p>
-      <w:pPr>
-        <w:spacing w:after="0" w:line="360" w:lineRule="auto"/>
-        <w:jc w:val="both"/>
-        <w:rPr>
-          <w:rFonts w:ascii="Times New Roman" w:hAnsi="Times New Roman" w:cs="Times New Roman"/>
-          <w:sz w:val="24"/>
-          <w:szCs w:val="24"/>
-        </w:rPr>
-      </w:pPr>
-      <w:r>
-        <w:rPr>
-          <w:rFonts w:ascii="Times New Roman" w:hAnsi="Times New Roman" w:cs="Times New Roman"/>
+          <w:rFonts w:ascii="Montserrat" w:hAnsi="Montserrat" w:cs="Times New Roman"/>
+          <w:sz w:val="24"/>
+          <w:szCs w:val="24"/>
+        </w:rPr>
+      </w:pPr>
+      <w:r>
+        <w:rPr>
+          <w:rFonts w:ascii="Montserrat" w:hAnsi="Montserrat" w:cs="Times New Roman"/>
+          <w:sz w:val="24"/>
+          <w:szCs w:val="24"/>
+        </w:rPr>
+        <w:tab/>
+        <w:t xml:space="preserve">“Because they lack patience or commitment, or can’t take responsibility. Because they never bothered to learn how to think clearly and effectively in the first place,” she added. “It doesn’t matter what the cause is. There are as many reasons as there are people. Without the proper tools, a mind is powerless. The only way to acquire those tools is to provoke the mind into creating them for itself.” </w:t>
+      </w:r>
+    </w:p>
+    <w:p>
+      <w:pPr>
+        <w:spacing w:after="0" w:line="360" w:lineRule="auto"/>
+        <w:jc w:val="both"/>
+        <w:rPr>
+          <w:rFonts w:ascii="Montserrat" w:hAnsi="Montserrat" w:cs="Times New Roman"/>
+          <w:sz w:val="24"/>
+          <w:szCs w:val="24"/>
+        </w:rPr>
+      </w:pPr>
+      <w:r>
+        <w:rPr>
+          <w:rFonts w:ascii="Montserrat" w:hAnsi="Montserrat" w:cs="Times New Roman"/>
           <w:sz w:val="24"/>
           <w:szCs w:val="24"/>
         </w:rPr>
@@ -2706,14 +2668,14 @@
         <w:spacing w:after="0" w:line="360" w:lineRule="auto"/>
         <w:jc w:val="both"/>
         <w:rPr>
-          <w:rFonts w:ascii="Times New Roman" w:hAnsi="Times New Roman" w:cs="Times New Roman"/>
-          <w:sz w:val="24"/>
-          <w:szCs w:val="24"/>
-        </w:rPr>
-      </w:pPr>
-      <w:r>
-        <w:rPr>
-          <w:rFonts w:ascii="Times New Roman" w:hAnsi="Times New Roman" w:cs="Times New Roman"/>
+          <w:rFonts w:ascii="Montserrat" w:hAnsi="Montserrat" w:cs="Times New Roman"/>
+          <w:sz w:val="24"/>
+          <w:szCs w:val="24"/>
+        </w:rPr>
+      </w:pPr>
+      <w:r>
+        <w:rPr>
+          <w:rFonts w:ascii="Montserrat" w:hAnsi="Montserrat" w:cs="Times New Roman"/>
           <w:sz w:val="24"/>
           <w:szCs w:val="24"/>
         </w:rPr>
@@ -2726,14 +2688,14 @@
         <w:spacing w:after="0" w:line="360" w:lineRule="auto"/>
         <w:jc w:val="both"/>
         <w:rPr>
-          <w:rFonts w:ascii="Times New Roman" w:hAnsi="Times New Roman" w:cs="Times New Roman"/>
-          <w:sz w:val="24"/>
-          <w:szCs w:val="24"/>
-        </w:rPr>
-      </w:pPr>
-      <w:r>
-        <w:rPr>
-          <w:rFonts w:ascii="Times New Roman" w:hAnsi="Times New Roman" w:cs="Times New Roman"/>
+          <w:rFonts w:ascii="Montserrat" w:hAnsi="Montserrat" w:cs="Times New Roman"/>
+          <w:sz w:val="24"/>
+          <w:szCs w:val="24"/>
+        </w:rPr>
+      </w:pPr>
+      <w:r>
+        <w:rPr>
+          <w:rFonts w:ascii="Montserrat" w:hAnsi="Montserrat" w:cs="Times New Roman"/>
           <w:sz w:val="24"/>
           <w:szCs w:val="24"/>
         </w:rPr>
@@ -2746,14 +2708,14 @@
         <w:spacing w:after="0" w:line="360" w:lineRule="auto"/>
         <w:jc w:val="both"/>
         <w:rPr>
-          <w:rFonts w:ascii="Times New Roman" w:hAnsi="Times New Roman" w:cs="Times New Roman"/>
-          <w:sz w:val="24"/>
-          <w:szCs w:val="24"/>
-        </w:rPr>
-      </w:pPr>
-      <w:r>
-        <w:rPr>
-          <w:rFonts w:ascii="Times New Roman" w:hAnsi="Times New Roman" w:cs="Times New Roman"/>
+          <w:rFonts w:ascii="Montserrat" w:hAnsi="Montserrat" w:cs="Times New Roman"/>
+          <w:sz w:val="24"/>
+          <w:szCs w:val="24"/>
+        </w:rPr>
+      </w:pPr>
+      <w:r>
+        <w:rPr>
+          <w:rFonts w:ascii="Montserrat" w:hAnsi="Montserrat" w:cs="Times New Roman"/>
           <w:sz w:val="24"/>
           <w:szCs w:val="24"/>
         </w:rPr>
@@ -2766,14 +2728,14 @@
         <w:spacing w:after="0" w:line="360" w:lineRule="auto"/>
         <w:jc w:val="both"/>
         <w:rPr>
-          <w:rFonts w:ascii="Times New Roman" w:hAnsi="Times New Roman" w:cs="Times New Roman"/>
-          <w:sz w:val="24"/>
-          <w:szCs w:val="24"/>
-        </w:rPr>
-      </w:pPr>
-      <w:r>
-        <w:rPr>
-          <w:rFonts w:ascii="Times New Roman" w:hAnsi="Times New Roman" w:cs="Times New Roman"/>
+          <w:rFonts w:ascii="Montserrat" w:hAnsi="Montserrat" w:cs="Times New Roman"/>
+          <w:sz w:val="24"/>
+          <w:szCs w:val="24"/>
+        </w:rPr>
+      </w:pPr>
+      <w:r>
+        <w:rPr>
+          <w:rFonts w:ascii="Montserrat" w:hAnsi="Montserrat" w:cs="Times New Roman"/>
           <w:sz w:val="24"/>
           <w:szCs w:val="24"/>
         </w:rPr>
@@ -2786,14 +2748,14 @@
         <w:spacing w:after="0" w:line="360" w:lineRule="auto"/>
         <w:jc w:val="both"/>
         <w:rPr>
-          <w:rFonts w:ascii="Times New Roman" w:hAnsi="Times New Roman" w:cs="Times New Roman"/>
-          <w:sz w:val="24"/>
-          <w:szCs w:val="24"/>
-        </w:rPr>
-      </w:pPr>
-      <w:r>
-        <w:rPr>
-          <w:rFonts w:ascii="Times New Roman" w:hAnsi="Times New Roman" w:cs="Times New Roman"/>
+          <w:rFonts w:ascii="Montserrat" w:hAnsi="Montserrat" w:cs="Times New Roman"/>
+          <w:sz w:val="24"/>
+          <w:szCs w:val="24"/>
+        </w:rPr>
+      </w:pPr>
+      <w:r>
+        <w:rPr>
+          <w:rFonts w:ascii="Montserrat" w:hAnsi="Montserrat" w:cs="Times New Roman"/>
           <w:sz w:val="24"/>
           <w:szCs w:val="24"/>
         </w:rPr>
@@ -2806,14 +2768,14 @@
         <w:spacing w:after="0" w:line="360" w:lineRule="auto"/>
         <w:jc w:val="both"/>
         <w:rPr>
-          <w:rFonts w:ascii="Times New Roman" w:hAnsi="Times New Roman" w:cs="Times New Roman"/>
-          <w:sz w:val="24"/>
-          <w:szCs w:val="24"/>
-        </w:rPr>
-      </w:pPr>
-      <w:r>
-        <w:rPr>
-          <w:rFonts w:ascii="Times New Roman" w:hAnsi="Times New Roman" w:cs="Times New Roman"/>
+          <w:rFonts w:ascii="Montserrat" w:hAnsi="Montserrat" w:cs="Times New Roman"/>
+          <w:sz w:val="24"/>
+          <w:szCs w:val="24"/>
+        </w:rPr>
+      </w:pPr>
+      <w:r>
+        <w:rPr>
+          <w:rFonts w:ascii="Montserrat" w:hAnsi="Montserrat" w:cs="Times New Roman"/>
           <w:sz w:val="24"/>
           <w:szCs w:val="24"/>
         </w:rPr>
@@ -2826,43 +2788,34 @@
         <w:spacing w:after="0" w:line="360" w:lineRule="auto"/>
         <w:jc w:val="both"/>
         <w:rPr>
-          <w:rFonts w:ascii="Times New Roman" w:hAnsi="Times New Roman" w:cs="Times New Roman"/>
-          <w:sz w:val="24"/>
-          <w:szCs w:val="24"/>
-        </w:rPr>
-      </w:pPr>
-      <w:r>
-        <w:rPr>
-          <w:rFonts w:ascii="Times New Roman" w:hAnsi="Times New Roman" w:cs="Times New Roman"/>
-          <w:sz w:val="24"/>
-          <w:szCs w:val="24"/>
-        </w:rPr>
-        <w:tab/>
-        <w:t xml:space="preserve">“Natural instinct?” Alex posed in disbelief. Her father rushed to explain. After examining his neo-daughter, he confessed, the other possible explanations were ruled out. He reminded her of his initial assessment of her “stroke”. As he suspected, she had lost a mental block. The change had been triggered to accommodate a perspective shift, and </w:t>
-      </w:r>
-      <w:r>
-        <w:rPr>
-          <w:rFonts w:ascii="Times New Roman" w:hAnsi="Times New Roman" w:cs="Times New Roman"/>
-          <w:sz w:val="24"/>
-          <w:szCs w:val="24"/>
-        </w:rPr>
-        <w:lastRenderedPageBreak/>
-        <w:t>there was nothing he could do to reverse the process. Once the mind began to open up, there was no way to stop it from exploring and expressing the potential it could apprehend.</w:t>
-      </w:r>
-    </w:p>
-    <w:p>
-      <w:pPr>
-        <w:spacing w:after="0" w:line="360" w:lineRule="auto"/>
-        <w:jc w:val="both"/>
-        <w:rPr>
-          <w:rFonts w:ascii="Times New Roman" w:hAnsi="Times New Roman" w:cs="Times New Roman"/>
-          <w:sz w:val="24"/>
-          <w:szCs w:val="24"/>
-        </w:rPr>
-      </w:pPr>
-      <w:r>
-        <w:rPr>
-          <w:rFonts w:ascii="Times New Roman" w:hAnsi="Times New Roman" w:cs="Times New Roman"/>
+          <w:rFonts w:ascii="Montserrat" w:hAnsi="Montserrat" w:cs="Times New Roman"/>
+          <w:sz w:val="24"/>
+          <w:szCs w:val="24"/>
+        </w:rPr>
+      </w:pPr>
+      <w:r>
+        <w:rPr>
+          <w:rFonts w:ascii="Montserrat" w:hAnsi="Montserrat" w:cs="Times New Roman"/>
+          <w:sz w:val="24"/>
+          <w:szCs w:val="24"/>
+        </w:rPr>
+        <w:tab/>
+        <w:t>“Natural instinct?” Alex posed in disbelief. Her father rushed to explain. After examining his neo-daughter, he confessed, the other possible explanations were ruled out. He reminded her of his initial assessment of her “stroke”. As he suspected, she had lost a mental block. The change had been triggered to accommodate a perspective shift, and there was nothing he could do to reverse the process. Once the mind began to open up, there was no way to stop it from exploring and expressing the potential it could apprehend.</w:t>
+      </w:r>
+    </w:p>
+    <w:p>
+      <w:pPr>
+        <w:spacing w:after="0" w:line="360" w:lineRule="auto"/>
+        <w:jc w:val="both"/>
+        <w:rPr>
+          <w:rFonts w:ascii="Montserrat" w:hAnsi="Montserrat" w:cs="Times New Roman"/>
+          <w:sz w:val="24"/>
+          <w:szCs w:val="24"/>
+        </w:rPr>
+      </w:pPr>
+      <w:r>
+        <w:rPr>
+          <w:rFonts w:ascii="Montserrat" w:hAnsi="Montserrat" w:cs="Times New Roman"/>
           <w:sz w:val="24"/>
           <w:szCs w:val="24"/>
         </w:rPr>
@@ -2875,14 +2828,14 @@
         <w:spacing w:after="0" w:line="360" w:lineRule="auto"/>
         <w:jc w:val="both"/>
         <w:rPr>
-          <w:rFonts w:ascii="Times New Roman" w:hAnsi="Times New Roman" w:cs="Times New Roman"/>
-          <w:sz w:val="24"/>
-          <w:szCs w:val="24"/>
-        </w:rPr>
-      </w:pPr>
-      <w:r>
-        <w:rPr>
-          <w:rFonts w:ascii="Times New Roman" w:hAnsi="Times New Roman" w:cs="Times New Roman"/>
+          <w:rFonts w:ascii="Montserrat" w:hAnsi="Montserrat" w:cs="Times New Roman"/>
+          <w:sz w:val="24"/>
+          <w:szCs w:val="24"/>
+        </w:rPr>
+      </w:pPr>
+      <w:r>
+        <w:rPr>
+          <w:rFonts w:ascii="Montserrat" w:hAnsi="Montserrat" w:cs="Times New Roman"/>
           <w:sz w:val="24"/>
           <w:szCs w:val="24"/>
         </w:rPr>
@@ -2895,14 +2848,14 @@
         <w:spacing w:after="0" w:line="360" w:lineRule="auto"/>
         <w:jc w:val="both"/>
         <w:rPr>
-          <w:rFonts w:ascii="Times New Roman" w:hAnsi="Times New Roman" w:cs="Times New Roman"/>
-          <w:sz w:val="24"/>
-          <w:szCs w:val="24"/>
-        </w:rPr>
-      </w:pPr>
-      <w:r>
-        <w:rPr>
-          <w:rFonts w:ascii="Times New Roman" w:hAnsi="Times New Roman" w:cs="Times New Roman"/>
+          <w:rFonts w:ascii="Montserrat" w:hAnsi="Montserrat" w:cs="Times New Roman"/>
+          <w:sz w:val="24"/>
+          <w:szCs w:val="24"/>
+        </w:rPr>
+      </w:pPr>
+      <w:r>
+        <w:rPr>
+          <w:rFonts w:ascii="Montserrat" w:hAnsi="Montserrat" w:cs="Times New Roman"/>
           <w:sz w:val="24"/>
           <w:szCs w:val="24"/>
         </w:rPr>
@@ -2911,7 +2864,7 @@
       </w:r>
       <w:r>
         <w:rPr>
-          <w:rFonts w:ascii="Times New Roman" w:hAnsi="Times New Roman" w:cs="Times New Roman"/>
+          <w:rFonts w:ascii="Montserrat" w:hAnsi="Montserrat" w:cs="Times New Roman"/>
           <w:i/>
           <w:iCs/>
           <w:sz w:val="24"/>
@@ -2921,7 +2874,7 @@
       </w:r>
       <w:r>
         <w:rPr>
-          <w:rFonts w:ascii="Times New Roman" w:hAnsi="Times New Roman" w:cs="Times New Roman"/>
+          <w:rFonts w:ascii="Montserrat" w:hAnsi="Montserrat" w:cs="Times New Roman"/>
           <w:sz w:val="24"/>
           <w:szCs w:val="24"/>
         </w:rPr>
@@ -2933,14 +2886,14 @@
         <w:spacing w:after="0" w:line="360" w:lineRule="auto"/>
         <w:jc w:val="both"/>
         <w:rPr>
-          <w:rFonts w:ascii="Times New Roman" w:hAnsi="Times New Roman" w:cs="Times New Roman"/>
-          <w:sz w:val="24"/>
-          <w:szCs w:val="24"/>
-        </w:rPr>
-      </w:pPr>
-      <w:r>
-        <w:rPr>
-          <w:rFonts w:ascii="Times New Roman" w:hAnsi="Times New Roman" w:cs="Times New Roman"/>
+          <w:rFonts w:ascii="Montserrat" w:hAnsi="Montserrat" w:cs="Times New Roman"/>
+          <w:sz w:val="24"/>
+          <w:szCs w:val="24"/>
+        </w:rPr>
+      </w:pPr>
+      <w:r>
+        <w:rPr>
+          <w:rFonts w:ascii="Montserrat" w:hAnsi="Montserrat" w:cs="Times New Roman"/>
           <w:sz w:val="24"/>
           <w:szCs w:val="24"/>
         </w:rPr>
@@ -2953,43 +2906,34 @@
         <w:spacing w:after="0" w:line="360" w:lineRule="auto"/>
         <w:jc w:val="both"/>
         <w:rPr>
-          <w:rFonts w:ascii="Times New Roman" w:hAnsi="Times New Roman" w:cs="Times New Roman"/>
-          <w:sz w:val="24"/>
-          <w:szCs w:val="24"/>
-        </w:rPr>
-      </w:pPr>
-      <w:r>
-        <w:rPr>
-          <w:rFonts w:ascii="Times New Roman" w:hAnsi="Times New Roman" w:cs="Times New Roman"/>
-          <w:sz w:val="24"/>
-          <w:szCs w:val="24"/>
-        </w:rPr>
-        <w:tab/>
-        <w:t xml:space="preserve">Her father held her until she stopped trembling and offered her one hope. “Alex, you have to remember, the mind is the most flexible and adaptable part of a person. The change itself is not that difficult, once the means to achieve it are in place. You could </w:t>
-      </w:r>
-      <w:r>
-        <w:rPr>
-          <w:rFonts w:ascii="Times New Roman" w:hAnsi="Times New Roman" w:cs="Times New Roman"/>
-          <w:sz w:val="24"/>
-          <w:szCs w:val="24"/>
-        </w:rPr>
-        <w:lastRenderedPageBreak/>
-        <w:t xml:space="preserve">easily learn to shift back to your male body at will—and stay that way for as long as you willed it. The only thing you can’t do is change yourself back into a boy.” It took her a moment to understand the subtle difference. Being male was no longer her natural state. It was simply an ability she possessed. With great effort, she focused on being male again, and her body flowed like water back to its previous shape—and her headache came back. That was what finally opened her eyes. </w:t>
-      </w:r>
-    </w:p>
-    <w:p>
-      <w:pPr>
-        <w:spacing w:after="0" w:line="360" w:lineRule="auto"/>
-        <w:jc w:val="both"/>
-        <w:rPr>
-          <w:rFonts w:ascii="Times New Roman" w:hAnsi="Times New Roman" w:cs="Times New Roman"/>
-          <w:sz w:val="24"/>
-          <w:szCs w:val="24"/>
-        </w:rPr>
-      </w:pPr>
-      <w:r>
-        <w:rPr>
-          <w:rFonts w:ascii="Times New Roman" w:hAnsi="Times New Roman" w:cs="Times New Roman"/>
+          <w:rFonts w:ascii="Montserrat" w:hAnsi="Montserrat" w:cs="Times New Roman"/>
+          <w:sz w:val="24"/>
+          <w:szCs w:val="24"/>
+        </w:rPr>
+      </w:pPr>
+      <w:r>
+        <w:rPr>
+          <w:rFonts w:ascii="Montserrat" w:hAnsi="Montserrat" w:cs="Times New Roman"/>
+          <w:sz w:val="24"/>
+          <w:szCs w:val="24"/>
+        </w:rPr>
+        <w:tab/>
+        <w:t xml:space="preserve">Her father held her until she stopped trembling and offered her one hope. “Alex, you have to remember, the mind is the most flexible and adaptable part of a person. The change itself is not that difficult, once the means to achieve it are in place. You could easily learn to shift back to your male body at will—and stay that way for as long as you willed it. The only thing you can’t do is change yourself back into a boy.” It took her a moment to understand the subtle difference. Being male was no longer her natural state. It was simply an ability she possessed. With great effort, she focused on being male again, and her body flowed like water back to its previous shape—and her headache came back. That was what finally opened her eyes. </w:t>
+      </w:r>
+    </w:p>
+    <w:p>
+      <w:pPr>
+        <w:spacing w:after="0" w:line="360" w:lineRule="auto"/>
+        <w:jc w:val="both"/>
+        <w:rPr>
+          <w:rFonts w:ascii="Montserrat" w:hAnsi="Montserrat" w:cs="Times New Roman"/>
+          <w:sz w:val="24"/>
+          <w:szCs w:val="24"/>
+        </w:rPr>
+      </w:pPr>
+      <w:r>
+        <w:rPr>
+          <w:rFonts w:ascii="Montserrat" w:hAnsi="Montserrat" w:cs="Times New Roman"/>
           <w:sz w:val="24"/>
           <w:szCs w:val="24"/>
         </w:rPr>
@@ -3002,14 +2946,14 @@
         <w:spacing w:after="0" w:line="360" w:lineRule="auto"/>
         <w:jc w:val="both"/>
         <w:rPr>
-          <w:rFonts w:ascii="Times New Roman" w:hAnsi="Times New Roman" w:cs="Times New Roman"/>
-          <w:sz w:val="24"/>
-          <w:szCs w:val="24"/>
-        </w:rPr>
-      </w:pPr>
-      <w:r>
-        <w:rPr>
-          <w:rFonts w:ascii="Times New Roman" w:hAnsi="Times New Roman" w:cs="Times New Roman"/>
+          <w:rFonts w:ascii="Montserrat" w:hAnsi="Montserrat" w:cs="Times New Roman"/>
+          <w:sz w:val="24"/>
+          <w:szCs w:val="24"/>
+        </w:rPr>
+      </w:pPr>
+      <w:r>
+        <w:rPr>
+          <w:rFonts w:ascii="Montserrat" w:hAnsi="Montserrat" w:cs="Times New Roman"/>
           <w:sz w:val="24"/>
           <w:szCs w:val="24"/>
         </w:rPr>
@@ -3022,14 +2966,14 @@
         <w:spacing w:after="0" w:line="360" w:lineRule="auto"/>
         <w:jc w:val="both"/>
         <w:rPr>
-          <w:rFonts w:ascii="Times New Roman" w:hAnsi="Times New Roman" w:cs="Times New Roman"/>
-          <w:sz w:val="24"/>
-          <w:szCs w:val="24"/>
-        </w:rPr>
-      </w:pPr>
-      <w:r>
-        <w:rPr>
-          <w:rFonts w:ascii="Times New Roman" w:hAnsi="Times New Roman" w:cs="Times New Roman"/>
+          <w:rFonts w:ascii="Montserrat" w:hAnsi="Montserrat" w:cs="Times New Roman"/>
+          <w:sz w:val="24"/>
+          <w:szCs w:val="24"/>
+        </w:rPr>
+      </w:pPr>
+      <w:r>
+        <w:rPr>
+          <w:rFonts w:ascii="Montserrat" w:hAnsi="Montserrat" w:cs="Times New Roman"/>
           <w:sz w:val="24"/>
           <w:szCs w:val="24"/>
         </w:rPr>
@@ -3038,7 +2982,7 @@
       </w:r>
       <w:r>
         <w:rPr>
-          <w:rFonts w:ascii="Times New Roman" w:hAnsi="Times New Roman" w:cs="Times New Roman"/>
+          <w:rFonts w:ascii="Montserrat" w:hAnsi="Montserrat" w:cs="Times New Roman"/>
           <w:sz w:val="24"/>
           <w:szCs w:val="24"/>
         </w:rPr>
@@ -3051,14 +2995,14 @@
         <w:spacing w:after="0" w:line="360" w:lineRule="auto"/>
         <w:jc w:val="both"/>
         <w:rPr>
-          <w:rFonts w:ascii="Times New Roman" w:hAnsi="Times New Roman" w:cs="Times New Roman"/>
-          <w:sz w:val="24"/>
-          <w:szCs w:val="24"/>
-        </w:rPr>
-      </w:pPr>
-      <w:r>
-        <w:rPr>
-          <w:rFonts w:ascii="Times New Roman" w:hAnsi="Times New Roman" w:cs="Times New Roman"/>
+          <w:rFonts w:ascii="Montserrat" w:hAnsi="Montserrat" w:cs="Times New Roman"/>
+          <w:sz w:val="24"/>
+          <w:szCs w:val="24"/>
+        </w:rPr>
+      </w:pPr>
+      <w:r>
+        <w:rPr>
+          <w:rFonts w:ascii="Montserrat" w:hAnsi="Montserrat" w:cs="Times New Roman"/>
           <w:sz w:val="24"/>
           <w:szCs w:val="24"/>
         </w:rPr>
@@ -3071,18 +3015,17 @@
         <w:spacing w:after="0" w:line="360" w:lineRule="auto"/>
         <w:jc w:val="both"/>
         <w:rPr>
-          <w:rFonts w:ascii="Times New Roman" w:hAnsi="Times New Roman" w:cs="Times New Roman"/>
-          <w:sz w:val="24"/>
-          <w:szCs w:val="24"/>
-        </w:rPr>
-      </w:pPr>
-      <w:r>
-        <w:rPr>
-          <w:rFonts w:ascii="Times New Roman" w:hAnsi="Times New Roman" w:cs="Times New Roman"/>
-          <w:sz w:val="24"/>
-          <w:szCs w:val="24"/>
-        </w:rPr>
-        <w:lastRenderedPageBreak/>
+          <w:rFonts w:ascii="Montserrat" w:hAnsi="Montserrat" w:cs="Times New Roman"/>
+          <w:sz w:val="24"/>
+          <w:szCs w:val="24"/>
+        </w:rPr>
+      </w:pPr>
+      <w:r>
+        <w:rPr>
+          <w:rFonts w:ascii="Montserrat" w:hAnsi="Montserrat" w:cs="Times New Roman"/>
+          <w:sz w:val="24"/>
+          <w:szCs w:val="24"/>
+        </w:rPr>
         <w:tab/>
         <w:t>“My God,” Alex laughed, “If I did that, I’d never be able to get out of bed in the morning!” Everyone looked at her in surprise, then laughed with her. Who could resist the temptation, given the opportunity, to have sex with his or her other self? “Is that really possible?” she asked when she stopped laughing. “I would think that being in two places at once would be too confusing.”</w:t>
       </w:r>
@@ -3092,14 +3035,14 @@
         <w:spacing w:after="0" w:line="360" w:lineRule="auto"/>
         <w:jc w:val="both"/>
         <w:rPr>
-          <w:rFonts w:ascii="Times New Roman" w:hAnsi="Times New Roman" w:cs="Times New Roman"/>
-          <w:sz w:val="24"/>
-          <w:szCs w:val="24"/>
-        </w:rPr>
-      </w:pPr>
-      <w:r>
-        <w:rPr>
-          <w:rFonts w:ascii="Times New Roman" w:hAnsi="Times New Roman" w:cs="Times New Roman"/>
+          <w:rFonts w:ascii="Montserrat" w:hAnsi="Montserrat" w:cs="Times New Roman"/>
+          <w:sz w:val="24"/>
+          <w:szCs w:val="24"/>
+        </w:rPr>
+      </w:pPr>
+      <w:r>
+        <w:rPr>
+          <w:rFonts w:ascii="Montserrat" w:hAnsi="Montserrat" w:cs="Times New Roman"/>
           <w:sz w:val="24"/>
           <w:szCs w:val="24"/>
         </w:rPr>
@@ -3112,14 +3055,14 @@
         <w:spacing w:after="0" w:line="360" w:lineRule="auto"/>
         <w:jc w:val="both"/>
         <w:rPr>
-          <w:rFonts w:ascii="Times New Roman" w:hAnsi="Times New Roman" w:cs="Times New Roman"/>
-          <w:sz w:val="24"/>
-          <w:szCs w:val="24"/>
-        </w:rPr>
-      </w:pPr>
-      <w:r>
-        <w:rPr>
-          <w:rFonts w:ascii="Times New Roman" w:hAnsi="Times New Roman" w:cs="Times New Roman"/>
+          <w:rFonts w:ascii="Montserrat" w:hAnsi="Montserrat" w:cs="Times New Roman"/>
+          <w:sz w:val="24"/>
+          <w:szCs w:val="24"/>
+        </w:rPr>
+      </w:pPr>
+      <w:r>
+        <w:rPr>
+          <w:rFonts w:ascii="Montserrat" w:hAnsi="Montserrat" w:cs="Times New Roman"/>
           <w:sz w:val="24"/>
           <w:szCs w:val="24"/>
         </w:rPr>
@@ -3132,40 +3075,40 @@
         <w:spacing w:after="0" w:line="360" w:lineRule="auto"/>
         <w:jc w:val="both"/>
         <w:rPr>
-          <w:rFonts w:ascii="Times New Roman" w:hAnsi="Times New Roman" w:cs="Times New Roman"/>
-          <w:sz w:val="24"/>
-          <w:szCs w:val="24"/>
-        </w:rPr>
-      </w:pPr>
-    </w:p>
-    <w:p>
-      <w:pPr>
-        <w:spacing w:after="0" w:line="360" w:lineRule="auto"/>
-        <w:jc w:val="both"/>
-        <w:rPr>
-          <w:rFonts w:ascii="Times New Roman" w:hAnsi="Times New Roman" w:cs="Times New Roman"/>
-          <w:sz w:val="24"/>
-          <w:szCs w:val="24"/>
-        </w:rPr>
-      </w:pPr>
-    </w:p>
-    <w:p>
-      <w:pPr>
-        <w:spacing w:after="0" w:line="360" w:lineRule="auto"/>
-        <w:jc w:val="both"/>
-        <w:rPr>
-          <w:rFonts w:ascii="Times New Roman" w:hAnsi="Times New Roman" w:cs="Times New Roman"/>
-          <w:sz w:val="24"/>
-          <w:szCs w:val="24"/>
-        </w:rPr>
-      </w:pPr>
-    </w:p>
-    <w:p>
-      <w:pPr>
-        <w:spacing w:after="0" w:line="360" w:lineRule="auto"/>
-        <w:jc w:val="both"/>
-        <w:rPr>
-          <w:rFonts w:ascii="Times New Roman" w:hAnsi="Times New Roman" w:cs="Times New Roman"/>
+          <w:rFonts w:ascii="Montserrat" w:hAnsi="Montserrat" w:cs="Times New Roman"/>
+          <w:sz w:val="24"/>
+          <w:szCs w:val="24"/>
+        </w:rPr>
+      </w:pPr>
+    </w:p>
+    <w:p>
+      <w:pPr>
+        <w:spacing w:after="0" w:line="360" w:lineRule="auto"/>
+        <w:jc w:val="both"/>
+        <w:rPr>
+          <w:rFonts w:ascii="Montserrat" w:hAnsi="Montserrat" w:cs="Times New Roman"/>
+          <w:sz w:val="24"/>
+          <w:szCs w:val="24"/>
+        </w:rPr>
+      </w:pPr>
+    </w:p>
+    <w:p>
+      <w:pPr>
+        <w:spacing w:after="0" w:line="360" w:lineRule="auto"/>
+        <w:jc w:val="both"/>
+        <w:rPr>
+          <w:rFonts w:ascii="Montserrat" w:hAnsi="Montserrat" w:cs="Times New Roman"/>
+          <w:sz w:val="24"/>
+          <w:szCs w:val="24"/>
+        </w:rPr>
+      </w:pPr>
+    </w:p>
+    <w:p>
+      <w:pPr>
+        <w:spacing w:after="0" w:line="360" w:lineRule="auto"/>
+        <w:jc w:val="both"/>
+        <w:rPr>
+          <w:rFonts w:ascii="Montserrat" w:hAnsi="Montserrat" w:cs="Times New Roman"/>
           <w:sz w:val="24"/>
           <w:szCs w:val="24"/>
         </w:rPr>
@@ -3181,8 +3124,106 @@
 </w:document>
 </file>
 
+<file path=word/numbering.xml><?xml version="1.0" encoding="utf-8"?>
+<w:numbering xmlns:wpc="http://schemas.microsoft.com/office/word/2010/wordprocessingCanvas" xmlns:cx="http://schemas.microsoft.com/office/drawing/2014/chartex" xmlns:cx1="http://schemas.microsoft.com/office/drawing/2015/9/8/chartex" xmlns:cx2="http://schemas.microsoft.com/office/drawing/2015/10/21/chartex" xmlns:cx3="http://schemas.microsoft.com/office/drawing/2016/5/9/chartex" xmlns:cx4="http://schemas.microsoft.com/office/drawing/2016/5/10/chartex" xmlns:cx5="http://schemas.microsoft.com/office/drawing/2016/5/11/chartex" xmlns:cx6="http://schemas.microsoft.com/office/drawing/2016/5/12/chartex" xmlns:cx7="http://schemas.microsoft.com/office/drawing/2016/5/13/chartex" xmlns:cx8="http://schemas.microsoft.com/office/drawing/2016/5/14/chartex" xmlns:mc="http://schemas.openxmlformats.org/markup-compatibility/2006" xmlns:aink="http://schemas.microsoft.com/office/drawing/2016/ink" xmlns:am3d="http://schemas.microsoft.com/office/drawing/2017/model3d" xmlns:o="urn:schemas-microsoft-com:office:office" xmlns:oel="http://schemas.microsoft.com/office/2019/extlst" xmlns:r="http://schemas.openxmlformats.org/officeDocument/2006/relationships" xmlns:m="http://schemas.openxmlformats.org/officeDocument/2006/math" xmlns:v="urn:schemas-microsoft-com:vml" xmlns:wp14="http://schemas.microsoft.com/office/word/2010/wordprocessingDrawing" xmlns:wp="http://schemas.openxmlformats.org/drawingml/2006/wordprocessingDrawing" xmlns:w10="urn:schemas-microsoft-com:office:word" xmlns:w="http://schemas.openxmlformats.org/wordprocessingml/2006/main" xmlns:w14="http://schemas.microsoft.com/office/word/2010/wordml" xmlns:w15="http://schemas.microsoft.com/office/word/2012/wordml" xmlns:w16cex="http://schemas.microsoft.com/office/word/2018/wordml/cex" xmlns:w16cid="http://schemas.microsoft.com/office/word/2016/wordml/cid" xmlns:w16="http://schemas.microsoft.com/office/word/2018/wordml" xmlns:w16du="http://schemas.microsoft.com/office/word/2023/wordml/word16du" xmlns:w16sdtdh="http://schemas.microsoft.com/office/word/2020/wordml/sdtdatahash" xmlns:w16sdtfl="http://schemas.microsoft.com/office/word/2024/wordml/sdtformatlock" xmlns:w16se="http://schemas.microsoft.com/office/word/2015/wordml/symex" xmlns:wpg="http://schemas.microsoft.com/office/word/2010/wordprocessingGroup" xmlns:wpi="http://schemas.microsoft.com/office/word/2010/wordprocessingInk" xmlns:wne="http://schemas.microsoft.com/office/word/2006/wordml" xmlns:wps="http://schemas.microsoft.com/office/word/2010/wordprocessingShape" mc:Ignorable="w14 w15 w16se w16cid w16 w16cex w16sdtdh w16sdtfl w16du wp14">
+  <w:abstractNum w:abstractNumId="0" w15:restartNumberingAfterBreak="0">
+    <w:nsid w:val="FFFFFFFB"/>
+    <w:multiLevelType w:val="multilevel"/>
+    <w:tmpl w:val="80A499BA"/>
+    <w:lvl w:ilvl="0">
+      <w:start w:val="1"/>
+      <w:numFmt w:val="cardinalText"/>
+      <w:lvlText w:val="Chapter %1 "/>
+      <w:legacy w:legacy="1" w:legacySpace="144" w:legacyIndent="0"/>
+      <w:lvlJc w:val="left"/>
+    </w:lvl>
+    <w:lvl w:ilvl="1">
+      <w:start w:val="1"/>
+      <w:numFmt w:val="none"/>
+      <w:pStyle w:val="Heading2"/>
+      <w:suff w:val="nothing"/>
+      <w:lvlText w:val=""/>
+      <w:lvlJc w:val="left"/>
+    </w:lvl>
+    <w:lvl w:ilvl="2">
+      <w:start w:val="1"/>
+      <w:numFmt w:val="none"/>
+      <w:suff w:val="nothing"/>
+      <w:lvlText w:val=""/>
+      <w:lvlJc w:val="left"/>
+    </w:lvl>
+    <w:lvl w:ilvl="3">
+      <w:start w:val="1"/>
+      <w:numFmt w:val="none"/>
+      <w:pStyle w:val="Heading4"/>
+      <w:suff w:val="nothing"/>
+      <w:lvlText w:val=""/>
+      <w:lvlJc w:val="left"/>
+    </w:lvl>
+    <w:lvl w:ilvl="4">
+      <w:start w:val="1"/>
+      <w:numFmt w:val="none"/>
+      <w:pStyle w:val="Heading5"/>
+      <w:suff w:val="nothing"/>
+      <w:lvlText w:val=""/>
+      <w:lvlJc w:val="left"/>
+    </w:lvl>
+    <w:lvl w:ilvl="5">
+      <w:start w:val="1"/>
+      <w:numFmt w:val="none"/>
+      <w:pStyle w:val="Heading6"/>
+      <w:suff w:val="nothing"/>
+      <w:lvlText w:val=""/>
+      <w:lvlJc w:val="left"/>
+    </w:lvl>
+    <w:lvl w:ilvl="6">
+      <w:start w:val="1"/>
+      <w:numFmt w:val="none"/>
+      <w:suff w:val="nothing"/>
+      <w:lvlText w:val=""/>
+      <w:lvlJc w:val="left"/>
+    </w:lvl>
+    <w:lvl w:ilvl="7">
+      <w:start w:val="1"/>
+      <w:numFmt w:val="none"/>
+      <w:suff w:val="nothing"/>
+      <w:lvlText w:val=""/>
+      <w:lvlJc w:val="left"/>
+    </w:lvl>
+    <w:lvl w:ilvl="8">
+      <w:start w:val="1"/>
+      <w:numFmt w:val="none"/>
+      <w:suff w:val="nothing"/>
+      <w:lvlText w:val=""/>
+      <w:lvlJc w:val="left"/>
+    </w:lvl>
+  </w:abstractNum>
+  <w:num w:numId="1" w16cid:durableId="1300454842">
+    <w:abstractNumId w:val="0"/>
+  </w:num>
+  <w:num w:numId="2" w16cid:durableId="1096515222">
+    <w:abstractNumId w:val="0"/>
+  </w:num>
+  <w:num w:numId="3" w16cid:durableId="43410023">
+    <w:abstractNumId w:val="0"/>
+  </w:num>
+  <w:num w:numId="4" w16cid:durableId="1700278110">
+    <w:abstractNumId w:val="0"/>
+  </w:num>
+  <w:num w:numId="5" w16cid:durableId="1425607993">
+    <w:abstractNumId w:val="0"/>
+  </w:num>
+  <w:num w:numId="6" w16cid:durableId="151457955">
+    <w:abstractNumId w:val="0"/>
+  </w:num>
+  <w:num w:numId="7" w16cid:durableId="2121683826">
+    <w:abstractNumId w:val="0"/>
+  </w:num>
+</w:numbering>
+</file>
+
 <file path=word/styles.xml><?xml version="1.0" encoding="utf-8"?>
-<w:styles xmlns:r="http://schemas.openxmlformats.org/officeDocument/2006/relationships" xmlns:w="http://schemas.openxmlformats.org/wordprocessingml/2006/main">
+<w:styles xmlns:mc="http://schemas.openxmlformats.org/markup-compatibility/2006" xmlns:r="http://schemas.openxmlformats.org/officeDocument/2006/relationships" xmlns:w="http://schemas.openxmlformats.org/wordprocessingml/2006/main" xmlns:w14="http://schemas.microsoft.com/office/word/2010/wordml" xmlns:w15="http://schemas.microsoft.com/office/word/2012/wordml" xmlns:w16cex="http://schemas.microsoft.com/office/word/2018/wordml/cex" xmlns:w16cid="http://schemas.microsoft.com/office/word/2016/wordml/cid" xmlns:w16="http://schemas.microsoft.com/office/word/2018/wordml" xmlns:w16du="http://schemas.microsoft.com/office/word/2023/wordml/word16du" xmlns:w16sdtdh="http://schemas.microsoft.com/office/word/2020/wordml/sdtdatahash" xmlns:w16sdtfl="http://schemas.microsoft.com/office/word/2024/wordml/sdtformatlock" xmlns:w16se="http://schemas.microsoft.com/office/word/2015/wordml/symex" mc:Ignorable="w14 w15 w16se w16cid w16 w16cex w16sdtdh w16sdtfl w16du">
   <w:docDefaults>
     <w:rPrDefault>
       <w:rPr>
@@ -3192,160 +3233,561 @@
         <w:lang w:val="en-US" w:eastAsia="en-US" w:bidi="ar-SA"/>
       </w:rPr>
     </w:rPrDefault>
-    <w:pPrDefault>
-      <w:pPr>
-        <w:spacing w:after="200" w:line="276" w:lineRule="auto"/>
-      </w:pPr>
-    </w:pPrDefault>
+    <w:pPrDefault/>
   </w:docDefaults>
-  <w:latentStyles w:defLockedState="0" w:defUIPriority="99" w:defSemiHidden="1" w:defUnhideWhenUsed="1" w:defQFormat="0" w:count="267">
-    <w:lsdException w:name="Normal" w:semiHidden="0" w:uiPriority="0" w:unhideWhenUsed="0" w:qFormat="1"/>
-    <w:lsdException w:name="heading 1" w:semiHidden="0" w:uiPriority="9" w:unhideWhenUsed="0" w:qFormat="1"/>
-    <w:lsdException w:name="heading 2" w:uiPriority="9" w:qFormat="1"/>
-    <w:lsdException w:name="heading 3" w:uiPriority="9" w:qFormat="1"/>
-    <w:lsdException w:name="heading 4" w:uiPriority="9" w:qFormat="1"/>
-    <w:lsdException w:name="heading 5" w:uiPriority="9" w:qFormat="1"/>
-    <w:lsdException w:name="heading 6" w:uiPriority="9" w:qFormat="1"/>
-    <w:lsdException w:name="heading 7" w:uiPriority="9" w:qFormat="1"/>
-    <w:lsdException w:name="heading 8" w:uiPriority="9" w:qFormat="1"/>
-    <w:lsdException w:name="heading 9" w:uiPriority="9" w:qFormat="1"/>
-    <w:lsdException w:name="toc 1" w:uiPriority="39"/>
-    <w:lsdException w:name="toc 2" w:uiPriority="39"/>
-    <w:lsdException w:name="toc 3" w:uiPriority="39"/>
-    <w:lsdException w:name="toc 4" w:uiPriority="39"/>
-    <w:lsdException w:name="toc 5" w:uiPriority="39"/>
-    <w:lsdException w:name="toc 6" w:uiPriority="39"/>
-    <w:lsdException w:name="toc 7" w:uiPriority="39"/>
-    <w:lsdException w:name="toc 8" w:uiPriority="39"/>
-    <w:lsdException w:name="toc 9" w:uiPriority="39"/>
-    <w:lsdException w:name="caption" w:uiPriority="35" w:qFormat="1"/>
-    <w:lsdException w:name="Title" w:semiHidden="0" w:uiPriority="10" w:unhideWhenUsed="0" w:qFormat="1"/>
-    <w:lsdException w:name="Default Paragraph Font" w:uiPriority="1"/>
-    <w:lsdException w:name="Body Text" w:uiPriority="0"/>
-    <w:lsdException w:name="Subtitle" w:semiHidden="0" w:uiPriority="11" w:unhideWhenUsed="0" w:qFormat="1"/>
-    <w:lsdException w:name="Strong" w:semiHidden="0" w:uiPriority="22" w:unhideWhenUsed="0" w:qFormat="1"/>
-    <w:lsdException w:name="Emphasis" w:semiHidden="0" w:uiPriority="20" w:unhideWhenUsed="0" w:qFormat="1"/>
-    <w:lsdException w:name="Table Grid" w:semiHidden="0" w:uiPriority="59" w:unhideWhenUsed="0"/>
-    <w:lsdException w:name="Placeholder Text" w:unhideWhenUsed="0"/>
-    <w:lsdException w:name="No Spacing" w:semiHidden="0" w:uiPriority="1" w:unhideWhenUsed="0" w:qFormat="1"/>
-    <w:lsdException w:name="Light Shading" w:semiHidden="0" w:uiPriority="60" w:unhideWhenUsed="0"/>
-    <w:lsdException w:name="Light List" w:semiHidden="0" w:uiPriority="61" w:unhideWhenUsed="0"/>
-    <w:lsdException w:name="Light Grid" w:semiHidden="0" w:uiPriority="62" w:unhideWhenUsed="0"/>
-    <w:lsdException w:name="Medium Shading 1" w:semiHidden="0" w:uiPriority="63" w:unhideWhenUsed="0"/>
-    <w:lsdException w:name="Medium Shading 2" w:semiHidden="0" w:uiPriority="64" w:unhideWhenUsed="0"/>
-    <w:lsdException w:name="Medium List 1" w:semiHidden="0" w:uiPriority="65" w:unhideWhenUsed="0"/>
-    <w:lsdException w:name="Medium List 2" w:semiHidden="0" w:uiPriority="66" w:unhideWhenUsed="0"/>
-    <w:lsdException w:name="Medium Grid 1" w:semiHidden="0" w:uiPriority="67" w:unhideWhenUsed="0"/>
-    <w:lsdException w:name="Medium Grid 2" w:semiHidden="0" w:uiPriority="68" w:unhideWhenUsed="0"/>
-    <w:lsdException w:name="Medium Grid 3" w:semiHidden="0" w:uiPriority="69" w:unhideWhenUsed="0"/>
-    <w:lsdException w:name="Dark List" w:semiHidden="0" w:uiPriority="70" w:unhideWhenUsed="0"/>
-    <w:lsdException w:name="Colorful Shading" w:semiHidden="0" w:uiPriority="71" w:unhideWhenUsed="0"/>
-    <w:lsdException w:name="Colorful List" w:semiHidden="0" w:uiPriority="72" w:unhideWhenUsed="0"/>
-    <w:lsdException w:name="Colorful Grid" w:semiHidden="0" w:uiPriority="73" w:unhideWhenUsed="0"/>
-    <w:lsdException w:name="Light Shading Accent 1" w:semiHidden="0" w:uiPriority="60" w:unhideWhenUsed="0"/>
-    <w:lsdException w:name="Light List Accent 1" w:semiHidden="0" w:uiPriority="61" w:unhideWhenUsed="0"/>
-    <w:lsdException w:name="Light Grid Accent 1" w:semiHidden="0" w:uiPriority="62" w:unhideWhenUsed="0"/>
-    <w:lsdException w:name="Medium Shading 1 Accent 1" w:semiHidden="0" w:uiPriority="63" w:unhideWhenUsed="0"/>
-    <w:lsdException w:name="Medium Shading 2 Accent 1" w:semiHidden="0" w:uiPriority="64" w:unhideWhenUsed="0"/>
-    <w:lsdException w:name="Medium List 1 Accent 1" w:semiHidden="0" w:uiPriority="65" w:unhideWhenUsed="0"/>
-    <w:lsdException w:name="Revision" w:unhideWhenUsed="0"/>
-    <w:lsdException w:name="List Paragraph" w:semiHidden="0" w:uiPriority="34" w:unhideWhenUsed="0" w:qFormat="1"/>
-    <w:lsdException w:name="Quote" w:semiHidden="0" w:uiPriority="29" w:unhideWhenUsed="0" w:qFormat="1"/>
-    <w:lsdException w:name="Intense Quote" w:semiHidden="0" w:uiPriority="30" w:unhideWhenUsed="0" w:qFormat="1"/>
-    <w:lsdException w:name="Medium List 2 Accent 1" w:semiHidden="0" w:uiPriority="66" w:unhideWhenUsed="0"/>
-    <w:lsdException w:name="Medium Grid 1 Accent 1" w:semiHidden="0" w:uiPriority="67" w:unhideWhenUsed="0"/>
-    <w:lsdException w:name="Medium Grid 2 Accent 1" w:semiHidden="0" w:uiPriority="68" w:unhideWhenUsed="0"/>
-    <w:lsdException w:name="Medium Grid 3 Accent 1" w:semiHidden="0" w:uiPriority="69" w:unhideWhenUsed="0"/>
-    <w:lsdException w:name="Dark List Accent 1" w:semiHidden="0" w:uiPriority="70" w:unhideWhenUsed="0"/>
-    <w:lsdException w:name="Colorful Shading Accent 1" w:semiHidden="0" w:uiPriority="71" w:unhideWhenUsed="0"/>
-    <w:lsdException w:name="Colorful List Accent 1" w:semiHidden="0" w:uiPriority="72" w:unhideWhenUsed="0"/>
-    <w:lsdException w:name="Colorful Grid Accent 1" w:semiHidden="0" w:uiPriority="73" w:unhideWhenUsed="0"/>
-    <w:lsdException w:name="Light Shading Accent 2" w:semiHidden="0" w:uiPriority="60" w:unhideWhenUsed="0"/>
-    <w:lsdException w:name="Light List Accent 2" w:semiHidden="0" w:uiPriority="61" w:unhideWhenUsed="0"/>
-    <w:lsdException w:name="Light Grid Accent 2" w:semiHidden="0" w:uiPriority="62" w:unhideWhenUsed="0"/>
-    <w:lsdException w:name="Medium Shading 1 Accent 2" w:semiHidden="0" w:uiPriority="63" w:unhideWhenUsed="0"/>
-    <w:lsdException w:name="Medium Shading 2 Accent 2" w:semiHidden="0" w:uiPriority="64" w:unhideWhenUsed="0"/>
-    <w:lsdException w:name="Medium List 1 Accent 2" w:semiHidden="0" w:uiPriority="65" w:unhideWhenUsed="0"/>
-    <w:lsdException w:name="Medium List 2 Accent 2" w:semiHidden="0" w:uiPriority="66" w:unhideWhenUsed="0"/>
-    <w:lsdException w:name="Medium Grid 1 Accent 2" w:semiHidden="0" w:uiPriority="67" w:unhideWhenUsed="0"/>
-    <w:lsdException w:name="Medium Grid 2 Accent 2" w:semiHidden="0" w:uiPriority="68" w:unhideWhenUsed="0"/>
-    <w:lsdException w:name="Medium Grid 3 Accent 2" w:semiHidden="0" w:uiPriority="69" w:unhideWhenUsed="0"/>
-    <w:lsdException w:name="Dark List Accent 2" w:semiHidden="0" w:uiPriority="70" w:unhideWhenUsed="0"/>
-    <w:lsdException w:name="Colorful Shading Accent 2" w:semiHidden="0" w:uiPriority="71" w:unhideWhenUsed="0"/>
-    <w:lsdException w:name="Colorful List Accent 2" w:semiHidden="0" w:uiPriority="72" w:unhideWhenUsed="0"/>
-    <w:lsdException w:name="Colorful Grid Accent 2" w:semiHidden="0" w:uiPriority="73" w:unhideWhenUsed="0"/>
-    <w:lsdException w:name="Light Shading Accent 3" w:semiHidden="0" w:uiPriority="60" w:unhideWhenUsed="0"/>
-    <w:lsdException w:name="Light List Accent 3" w:semiHidden="0" w:uiPriority="61" w:unhideWhenUsed="0"/>
-    <w:lsdException w:name="Light Grid Accent 3" w:semiHidden="0" w:uiPriority="62" w:unhideWhenUsed="0"/>
-    <w:lsdException w:name="Medium Shading 1 Accent 3" w:semiHidden="0" w:uiPriority="63" w:unhideWhenUsed="0"/>
-    <w:lsdException w:name="Medium Shading 2 Accent 3" w:semiHidden="0" w:uiPriority="64" w:unhideWhenUsed="0"/>
-    <w:lsdException w:name="Medium List 1 Accent 3" w:semiHidden="0" w:uiPriority="65" w:unhideWhenUsed="0"/>
-    <w:lsdException w:name="Medium List 2 Accent 3" w:semiHidden="0" w:uiPriority="66" w:unhideWhenUsed="0"/>
-    <w:lsdException w:name="Medium Grid 1 Accent 3" w:semiHidden="0" w:uiPriority="67" w:unhideWhenUsed="0"/>
-    <w:lsdException w:name="Medium Grid 2 Accent 3" w:semiHidden="0" w:uiPriority="68" w:unhideWhenUsed="0"/>
-    <w:lsdException w:name="Medium Grid 3 Accent 3" w:semiHidden="0" w:uiPriority="69" w:unhideWhenUsed="0"/>
-    <w:lsdException w:name="Dark List Accent 3" w:semiHidden="0" w:uiPriority="70" w:unhideWhenUsed="0"/>
-    <w:lsdException w:name="Colorful Shading Accent 3" w:semiHidden="0" w:uiPriority="71" w:unhideWhenUsed="0"/>
-    <w:lsdException w:name="Colorful List Accent 3" w:semiHidden="0" w:uiPriority="72" w:unhideWhenUsed="0"/>
-    <w:lsdException w:name="Colorful Grid Accent 3" w:semiHidden="0" w:uiPriority="73" w:unhideWhenUsed="0"/>
-    <w:lsdException w:name="Light Shading Accent 4" w:semiHidden="0" w:uiPriority="60" w:unhideWhenUsed="0"/>
-    <w:lsdException w:name="Light List Accent 4" w:semiHidden="0" w:uiPriority="61" w:unhideWhenUsed="0"/>
-    <w:lsdException w:name="Light Grid Accent 4" w:semiHidden="0" w:uiPriority="62" w:unhideWhenUsed="0"/>
-    <w:lsdException w:name="Medium Shading 1 Accent 4" w:semiHidden="0" w:uiPriority="63" w:unhideWhenUsed="0"/>
-    <w:lsdException w:name="Medium Shading 2 Accent 4" w:semiHidden="0" w:uiPriority="64" w:unhideWhenUsed="0"/>
-    <w:lsdException w:name="Medium List 1 Accent 4" w:semiHidden="0" w:uiPriority="65" w:unhideWhenUsed="0"/>
-    <w:lsdException w:name="Medium List 2 Accent 4" w:semiHidden="0" w:uiPriority="66" w:unhideWhenUsed="0"/>
-    <w:lsdException w:name="Medium Grid 1 Accent 4" w:semiHidden="0" w:uiPriority="67" w:unhideWhenUsed="0"/>
-    <w:lsdException w:name="Medium Grid 2 Accent 4" w:semiHidden="0" w:uiPriority="68" w:unhideWhenUsed="0"/>
-    <w:lsdException w:name="Medium Grid 3 Accent 4" w:semiHidden="0" w:uiPriority="69" w:unhideWhenUsed="0"/>
-    <w:lsdException w:name="Dark List Accent 4" w:semiHidden="0" w:uiPriority="70" w:unhideWhenUsed="0"/>
-    <w:lsdException w:name="Colorful Shading Accent 4" w:semiHidden="0" w:uiPriority="71" w:unhideWhenUsed="0"/>
-    <w:lsdException w:name="Colorful List Accent 4" w:semiHidden="0" w:uiPriority="72" w:unhideWhenUsed="0"/>
-    <w:lsdException w:name="Colorful Grid Accent 4" w:semiHidden="0" w:uiPriority="73" w:unhideWhenUsed="0"/>
-    <w:lsdException w:name="Light Shading Accent 5" w:semiHidden="0" w:uiPriority="60" w:unhideWhenUsed="0"/>
-    <w:lsdException w:name="Light List Accent 5" w:semiHidden="0" w:uiPriority="61" w:unhideWhenUsed="0"/>
-    <w:lsdException w:name="Light Grid Accent 5" w:semiHidden="0" w:uiPriority="62" w:unhideWhenUsed="0"/>
-    <w:lsdException w:name="Medium Shading 1 Accent 5" w:semiHidden="0" w:uiPriority="63" w:unhideWhenUsed="0"/>
-    <w:lsdException w:name="Medium Shading 2 Accent 5" w:semiHidden="0" w:uiPriority="64" w:unhideWhenUsed="0"/>
-    <w:lsdException w:name="Medium List 1 Accent 5" w:semiHidden="0" w:uiPriority="65" w:unhideWhenUsed="0"/>
-    <w:lsdException w:name="Medium List 2 Accent 5" w:semiHidden="0" w:uiPriority="66" w:unhideWhenUsed="0"/>
-    <w:lsdException w:name="Medium Grid 1 Accent 5" w:semiHidden="0" w:uiPriority="67" w:unhideWhenUsed="0"/>
-    <w:lsdException w:name="Medium Grid 2 Accent 5" w:semiHidden="0" w:uiPriority="68" w:unhideWhenUsed="0"/>
-    <w:lsdException w:name="Medium Grid 3 Accent 5" w:semiHidden="0" w:uiPriority="69" w:unhideWhenUsed="0"/>
-    <w:lsdException w:name="Dark List Accent 5" w:semiHidden="0" w:uiPriority="70" w:unhideWhenUsed="0"/>
-    <w:lsdException w:name="Colorful Shading Accent 5" w:semiHidden="0" w:uiPriority="71" w:unhideWhenUsed="0"/>
-    <w:lsdException w:name="Colorful List Accent 5" w:semiHidden="0" w:uiPriority="72" w:unhideWhenUsed="0"/>
-    <w:lsdException w:name="Colorful Grid Accent 5" w:semiHidden="0" w:uiPriority="73" w:unhideWhenUsed="0"/>
-    <w:lsdException w:name="Light Shading Accent 6" w:semiHidden="0" w:uiPriority="60" w:unhideWhenUsed="0"/>
-    <w:lsdException w:name="Light List Accent 6" w:semiHidden="0" w:uiPriority="61" w:unhideWhenUsed="0"/>
-    <w:lsdException w:name="Light Grid Accent 6" w:semiHidden="0" w:uiPriority="62" w:unhideWhenUsed="0"/>
-    <w:lsdException w:name="Medium Shading 1 Accent 6" w:semiHidden="0" w:uiPriority="63" w:unhideWhenUsed="0"/>
-    <w:lsdException w:name="Medium Shading 2 Accent 6" w:semiHidden="0" w:uiPriority="64" w:unhideWhenUsed="0"/>
-    <w:lsdException w:name="Medium List 1 Accent 6" w:semiHidden="0" w:uiPriority="65" w:unhideWhenUsed="0"/>
-    <w:lsdException w:name="Medium List 2 Accent 6" w:semiHidden="0" w:uiPriority="66" w:unhideWhenUsed="0"/>
-    <w:lsdException w:name="Medium Grid 1 Accent 6" w:semiHidden="0" w:uiPriority="67" w:unhideWhenUsed="0"/>
-    <w:lsdException w:name="Medium Grid 2 Accent 6" w:semiHidden="0" w:uiPriority="68" w:unhideWhenUsed="0"/>
-    <w:lsdException w:name="Medium Grid 3 Accent 6" w:semiHidden="0" w:uiPriority="69" w:unhideWhenUsed="0"/>
-    <w:lsdException w:name="Dark List Accent 6" w:semiHidden="0" w:uiPriority="70" w:unhideWhenUsed="0"/>
-    <w:lsdException w:name="Colorful Shading Accent 6" w:semiHidden="0" w:uiPriority="71" w:unhideWhenUsed="0"/>
-    <w:lsdException w:name="Colorful List Accent 6" w:semiHidden="0" w:uiPriority="72" w:unhideWhenUsed="0"/>
-    <w:lsdException w:name="Colorful Grid Accent 6" w:semiHidden="0" w:uiPriority="73" w:unhideWhenUsed="0"/>
-    <w:lsdException w:name="Subtle Emphasis" w:semiHidden="0" w:uiPriority="19" w:unhideWhenUsed="0" w:qFormat="1"/>
-    <w:lsdException w:name="Intense Emphasis" w:semiHidden="0" w:uiPriority="21" w:unhideWhenUsed="0" w:qFormat="1"/>
-    <w:lsdException w:name="Subtle Reference" w:semiHidden="0" w:uiPriority="31" w:unhideWhenUsed="0" w:qFormat="1"/>
-    <w:lsdException w:name="Intense Reference" w:semiHidden="0" w:uiPriority="32" w:unhideWhenUsed="0" w:qFormat="1"/>
-    <w:lsdException w:name="Book Title" w:semiHidden="0" w:uiPriority="33" w:unhideWhenUsed="0" w:qFormat="1"/>
-    <w:lsdException w:name="Bibliography" w:uiPriority="37"/>
-    <w:lsdException w:name="TOC Heading" w:uiPriority="39" w:qFormat="1"/>
+  <w:latentStyles w:defLockedState="0" w:defUIPriority="99" w:defSemiHidden="0" w:defUnhideWhenUsed="0" w:defQFormat="0" w:count="376">
+    <w:lsdException w:name="Normal" w:uiPriority="0" w:qFormat="1"/>
+    <w:lsdException w:name="heading 1" w:uiPriority="0" w:qFormat="1"/>
+    <w:lsdException w:name="heading 2" w:semiHidden="1" w:uiPriority="0" w:unhideWhenUsed="1" w:qFormat="1"/>
+    <w:lsdException w:name="heading 3" w:semiHidden="1" w:uiPriority="0" w:unhideWhenUsed="1" w:qFormat="1"/>
+    <w:lsdException w:name="heading 4" w:semiHidden="1" w:uiPriority="0" w:unhideWhenUsed="1" w:qFormat="1"/>
+    <w:lsdException w:name="heading 5" w:semiHidden="1" w:uiPriority="0" w:unhideWhenUsed="1" w:qFormat="1"/>
+    <w:lsdException w:name="heading 6" w:semiHidden="1" w:uiPriority="0" w:unhideWhenUsed="1" w:qFormat="1"/>
+    <w:lsdException w:name="heading 7" w:semiHidden="1" w:uiPriority="0" w:unhideWhenUsed="1" w:qFormat="1"/>
+    <w:lsdException w:name="heading 8" w:semiHidden="1" w:uiPriority="0" w:unhideWhenUsed="1" w:qFormat="1"/>
+    <w:lsdException w:name="heading 9" w:semiHidden="1" w:uiPriority="0" w:unhideWhenUsed="1" w:qFormat="1"/>
+    <w:lsdException w:name="index 1" w:semiHidden="1" w:unhideWhenUsed="1"/>
+    <w:lsdException w:name="index 2" w:semiHidden="1" w:unhideWhenUsed="1"/>
+    <w:lsdException w:name="index 3" w:semiHidden="1" w:unhideWhenUsed="1"/>
+    <w:lsdException w:name="index 4" w:semiHidden="1" w:unhideWhenUsed="1"/>
+    <w:lsdException w:name="index 5" w:semiHidden="1" w:unhideWhenUsed="1"/>
+    <w:lsdException w:name="index 6" w:semiHidden="1" w:unhideWhenUsed="1"/>
+    <w:lsdException w:name="index 7" w:semiHidden="1" w:unhideWhenUsed="1"/>
+    <w:lsdException w:name="index 8" w:semiHidden="1" w:unhideWhenUsed="1"/>
+    <w:lsdException w:name="index 9" w:semiHidden="1" w:unhideWhenUsed="1"/>
+    <w:lsdException w:name="toc 1" w:semiHidden="1" w:uiPriority="39" w:unhideWhenUsed="1"/>
+    <w:lsdException w:name="toc 2" w:semiHidden="1" w:uiPriority="39" w:unhideWhenUsed="1"/>
+    <w:lsdException w:name="toc 3" w:semiHidden="1" w:uiPriority="39" w:unhideWhenUsed="1"/>
+    <w:lsdException w:name="toc 4" w:semiHidden="1" w:uiPriority="39" w:unhideWhenUsed="1"/>
+    <w:lsdException w:name="toc 5" w:semiHidden="1" w:uiPriority="39" w:unhideWhenUsed="1"/>
+    <w:lsdException w:name="toc 6" w:semiHidden="1" w:uiPriority="39" w:unhideWhenUsed="1"/>
+    <w:lsdException w:name="toc 7" w:semiHidden="1" w:uiPriority="39" w:unhideWhenUsed="1"/>
+    <w:lsdException w:name="toc 8" w:semiHidden="1" w:uiPriority="39" w:unhideWhenUsed="1"/>
+    <w:lsdException w:name="toc 9" w:semiHidden="1" w:uiPriority="39" w:unhideWhenUsed="1"/>
+    <w:lsdException w:name="Normal Indent" w:semiHidden="1" w:unhideWhenUsed="1"/>
+    <w:lsdException w:name="footnote text" w:semiHidden="1" w:unhideWhenUsed="1"/>
+    <w:lsdException w:name="annotation text" w:semiHidden="1" w:unhideWhenUsed="1"/>
+    <w:lsdException w:name="header" w:semiHidden="1" w:unhideWhenUsed="1"/>
+    <w:lsdException w:name="footer" w:semiHidden="1" w:unhideWhenUsed="1"/>
+    <w:lsdException w:name="index heading" w:semiHidden="1" w:unhideWhenUsed="1"/>
+    <w:lsdException w:name="caption" w:semiHidden="1" w:uiPriority="35" w:unhideWhenUsed="1" w:qFormat="1"/>
+    <w:lsdException w:name="table of figures" w:semiHidden="1" w:unhideWhenUsed="1"/>
+    <w:lsdException w:name="envelope address" w:semiHidden="1" w:unhideWhenUsed="1"/>
+    <w:lsdException w:name="envelope return" w:semiHidden="1" w:unhideWhenUsed="1"/>
+    <w:lsdException w:name="footnote reference" w:semiHidden="1" w:unhideWhenUsed="1"/>
+    <w:lsdException w:name="annotation reference" w:semiHidden="1" w:unhideWhenUsed="1"/>
+    <w:lsdException w:name="line number" w:semiHidden="1" w:unhideWhenUsed="1"/>
+    <w:lsdException w:name="page number" w:semiHidden="1" w:unhideWhenUsed="1"/>
+    <w:lsdException w:name="endnote reference" w:semiHidden="1" w:unhideWhenUsed="1"/>
+    <w:lsdException w:name="endnote text" w:semiHidden="1" w:unhideWhenUsed="1"/>
+    <w:lsdException w:name="table of authorities" w:semiHidden="1" w:unhideWhenUsed="1"/>
+    <w:lsdException w:name="macro" w:semiHidden="1" w:unhideWhenUsed="1"/>
+    <w:lsdException w:name="toa heading" w:semiHidden="1" w:unhideWhenUsed="1"/>
+    <w:lsdException w:name="List" w:semiHidden="1" w:unhideWhenUsed="1"/>
+    <w:lsdException w:name="List Bullet" w:semiHidden="1" w:unhideWhenUsed="1"/>
+    <w:lsdException w:name="List Number" w:semiHidden="1" w:unhideWhenUsed="1"/>
+    <w:lsdException w:name="List 2" w:semiHidden="1" w:unhideWhenUsed="1"/>
+    <w:lsdException w:name="List 3" w:semiHidden="1" w:unhideWhenUsed="1"/>
+    <w:lsdException w:name="List 4" w:semiHidden="1" w:unhideWhenUsed="1"/>
+    <w:lsdException w:name="List 5" w:semiHidden="1" w:unhideWhenUsed="1"/>
+    <w:lsdException w:name="List Bullet 2" w:semiHidden="1" w:unhideWhenUsed="1"/>
+    <w:lsdException w:name="List Bullet 3" w:semiHidden="1" w:unhideWhenUsed="1"/>
+    <w:lsdException w:name="List Bullet 4" w:semiHidden="1" w:unhideWhenUsed="1"/>
+    <w:lsdException w:name="List Bullet 5" w:semiHidden="1" w:unhideWhenUsed="1"/>
+    <w:lsdException w:name="List Number 2" w:semiHidden="1" w:unhideWhenUsed="1"/>
+    <w:lsdException w:name="List Number 3" w:semiHidden="1" w:unhideWhenUsed="1"/>
+    <w:lsdException w:name="List Number 4" w:semiHidden="1" w:unhideWhenUsed="1"/>
+    <w:lsdException w:name="List Number 5" w:semiHidden="1" w:unhideWhenUsed="1"/>
+    <w:lsdException w:name="Title" w:uiPriority="10" w:qFormat="1"/>
+    <w:lsdException w:name="Closing" w:semiHidden="1" w:unhideWhenUsed="1"/>
+    <w:lsdException w:name="Signature" w:semiHidden="1" w:unhideWhenUsed="1"/>
+    <w:lsdException w:name="Default Paragraph Font" w:semiHidden="1" w:uiPriority="1" w:unhideWhenUsed="1"/>
+    <w:lsdException w:name="Body Text" w:semiHidden="1" w:uiPriority="0" w:unhideWhenUsed="1"/>
+    <w:lsdException w:name="Body Text Indent" w:semiHidden="1" w:unhideWhenUsed="1"/>
+    <w:lsdException w:name="List Continue" w:semiHidden="1" w:unhideWhenUsed="1"/>
+    <w:lsdException w:name="List Continue 2" w:semiHidden="1" w:unhideWhenUsed="1"/>
+    <w:lsdException w:name="List Continue 3" w:semiHidden="1" w:unhideWhenUsed="1"/>
+    <w:lsdException w:name="List Continue 4" w:semiHidden="1" w:unhideWhenUsed="1"/>
+    <w:lsdException w:name="List Continue 5" w:semiHidden="1" w:unhideWhenUsed="1"/>
+    <w:lsdException w:name="Message Header" w:semiHidden="1" w:unhideWhenUsed="1"/>
+    <w:lsdException w:name="Subtitle" w:uiPriority="11" w:qFormat="1"/>
+    <w:lsdException w:name="Salutation" w:semiHidden="1" w:unhideWhenUsed="1"/>
+    <w:lsdException w:name="Date" w:semiHidden="1" w:unhideWhenUsed="1"/>
+    <w:lsdException w:name="Body Text First Indent" w:semiHidden="1" w:unhideWhenUsed="1"/>
+    <w:lsdException w:name="Body Text First Indent 2" w:semiHidden="1" w:unhideWhenUsed="1"/>
+    <w:lsdException w:name="Note Heading" w:semiHidden="1" w:unhideWhenUsed="1"/>
+    <w:lsdException w:name="Body Text 2" w:semiHidden="1" w:unhideWhenUsed="1"/>
+    <w:lsdException w:name="Body Text 3" w:semiHidden="1" w:unhideWhenUsed="1"/>
+    <w:lsdException w:name="Body Text Indent 2" w:semiHidden="1" w:unhideWhenUsed="1"/>
+    <w:lsdException w:name="Body Text Indent 3" w:semiHidden="1" w:unhideWhenUsed="1"/>
+    <w:lsdException w:name="Block Text" w:semiHidden="1" w:unhideWhenUsed="1"/>
+    <w:lsdException w:name="Hyperlink" w:semiHidden="1" w:unhideWhenUsed="1"/>
+    <w:lsdException w:name="FollowedHyperlink" w:semiHidden="1" w:unhideWhenUsed="1"/>
+    <w:lsdException w:name="Strong" w:uiPriority="22" w:qFormat="1"/>
+    <w:lsdException w:name="Emphasis" w:uiPriority="20" w:qFormat="1"/>
+    <w:lsdException w:name="Document Map" w:semiHidden="1" w:unhideWhenUsed="1"/>
+    <w:lsdException w:name="Plain Text" w:semiHidden="1" w:unhideWhenUsed="1"/>
+    <w:lsdException w:name="E-mail Signature" w:semiHidden="1" w:unhideWhenUsed="1"/>
+    <w:lsdException w:name="HTML Top of Form" w:semiHidden="1" w:unhideWhenUsed="1"/>
+    <w:lsdException w:name="HTML Bottom of Form" w:semiHidden="1" w:unhideWhenUsed="1"/>
+    <w:lsdException w:name="Normal (Web)" w:semiHidden="1" w:unhideWhenUsed="1"/>
+    <w:lsdException w:name="HTML Acronym" w:semiHidden="1" w:unhideWhenUsed="1"/>
+    <w:lsdException w:name="HTML Address" w:semiHidden="1" w:unhideWhenUsed="1"/>
+    <w:lsdException w:name="HTML Cite" w:semiHidden="1" w:unhideWhenUsed="1"/>
+    <w:lsdException w:name="HTML Code" w:semiHidden="1" w:unhideWhenUsed="1"/>
+    <w:lsdException w:name="HTML Definition" w:semiHidden="1" w:unhideWhenUsed="1"/>
+    <w:lsdException w:name="HTML Keyboard" w:semiHidden="1" w:unhideWhenUsed="1"/>
+    <w:lsdException w:name="HTML Preformatted" w:semiHidden="1" w:unhideWhenUsed="1"/>
+    <w:lsdException w:name="HTML Sample" w:semiHidden="1" w:unhideWhenUsed="1"/>
+    <w:lsdException w:name="HTML Typewriter" w:semiHidden="1" w:unhideWhenUsed="1"/>
+    <w:lsdException w:name="HTML Variable" w:semiHidden="1" w:unhideWhenUsed="1"/>
+    <w:lsdException w:name="Normal Table" w:semiHidden="1" w:unhideWhenUsed="1"/>
+    <w:lsdException w:name="annotation subject" w:semiHidden="1" w:unhideWhenUsed="1"/>
+    <w:lsdException w:name="No List" w:semiHidden="1" w:unhideWhenUsed="1"/>
+    <w:lsdException w:name="Outline List 1" w:semiHidden="1" w:unhideWhenUsed="1"/>
+    <w:lsdException w:name="Outline List 2" w:semiHidden="1" w:unhideWhenUsed="1"/>
+    <w:lsdException w:name="Outline List 3" w:semiHidden="1" w:unhideWhenUsed="1"/>
+    <w:lsdException w:name="Table Simple 1" w:semiHidden="1" w:unhideWhenUsed="1"/>
+    <w:lsdException w:name="Table Simple 2" w:semiHidden="1" w:unhideWhenUsed="1"/>
+    <w:lsdException w:name="Table Simple 3" w:semiHidden="1" w:unhideWhenUsed="1"/>
+    <w:lsdException w:name="Table Classic 1" w:semiHidden="1" w:unhideWhenUsed="1"/>
+    <w:lsdException w:name="Table Classic 2" w:semiHidden="1" w:unhideWhenUsed="1"/>
+    <w:lsdException w:name="Table Classic 3" w:semiHidden="1" w:unhideWhenUsed="1"/>
+    <w:lsdException w:name="Table Classic 4" w:semiHidden="1" w:unhideWhenUsed="1"/>
+    <w:lsdException w:name="Table Colorful 1" w:semiHidden="1" w:unhideWhenUsed="1"/>
+    <w:lsdException w:name="Table Colorful 2" w:semiHidden="1" w:unhideWhenUsed="1"/>
+    <w:lsdException w:name="Table Colorful 3" w:semiHidden="1" w:unhideWhenUsed="1"/>
+    <w:lsdException w:name="Table Columns 1" w:semiHidden="1" w:unhideWhenUsed="1"/>
+    <w:lsdException w:name="Table Columns 2" w:semiHidden="1" w:unhideWhenUsed="1"/>
+    <w:lsdException w:name="Table Columns 3" w:semiHidden="1" w:unhideWhenUsed="1"/>
+    <w:lsdException w:name="Table Columns 4" w:semiHidden="1" w:unhideWhenUsed="1"/>
+    <w:lsdException w:name="Table Columns 5" w:semiHidden="1" w:unhideWhenUsed="1"/>
+    <w:lsdException w:name="Table Grid 1" w:semiHidden="1" w:unhideWhenUsed="1"/>
+    <w:lsdException w:name="Table Grid 2" w:semiHidden="1" w:unhideWhenUsed="1"/>
+    <w:lsdException w:name="Table Grid 3" w:semiHidden="1" w:unhideWhenUsed="1"/>
+    <w:lsdException w:name="Table Grid 4" w:semiHidden="1" w:unhideWhenUsed="1"/>
+    <w:lsdException w:name="Table Grid 5" w:semiHidden="1" w:unhideWhenUsed="1"/>
+    <w:lsdException w:name="Table Grid 6" w:semiHidden="1" w:unhideWhenUsed="1"/>
+    <w:lsdException w:name="Table Grid 7" w:semiHidden="1" w:unhideWhenUsed="1"/>
+    <w:lsdException w:name="Table Grid 8" w:semiHidden="1" w:unhideWhenUsed="1"/>
+    <w:lsdException w:name="Table List 1" w:semiHidden="1" w:unhideWhenUsed="1"/>
+    <w:lsdException w:name="Table List 2" w:semiHidden="1" w:unhideWhenUsed="1"/>
+    <w:lsdException w:name="Table List 3" w:semiHidden="1" w:unhideWhenUsed="1"/>
+    <w:lsdException w:name="Table List 4" w:semiHidden="1" w:unhideWhenUsed="1"/>
+    <w:lsdException w:name="Table List 5" w:semiHidden="1" w:unhideWhenUsed="1"/>
+    <w:lsdException w:name="Table List 6" w:semiHidden="1" w:unhideWhenUsed="1"/>
+    <w:lsdException w:name="Table List 7" w:semiHidden="1" w:unhideWhenUsed="1"/>
+    <w:lsdException w:name="Table List 8" w:semiHidden="1" w:unhideWhenUsed="1"/>
+    <w:lsdException w:name="Table 3D effects 1" w:semiHidden="1" w:unhideWhenUsed="1"/>
+    <w:lsdException w:name="Table 3D effects 2" w:semiHidden="1" w:unhideWhenUsed="1"/>
+    <w:lsdException w:name="Table 3D effects 3" w:semiHidden="1" w:unhideWhenUsed="1"/>
+    <w:lsdException w:name="Table Contemporary" w:semiHidden="1" w:unhideWhenUsed="1"/>
+    <w:lsdException w:name="Table Elegant" w:semiHidden="1" w:unhideWhenUsed="1"/>
+    <w:lsdException w:name="Table Professional" w:semiHidden="1" w:unhideWhenUsed="1"/>
+    <w:lsdException w:name="Table Subtle 1" w:semiHidden="1" w:unhideWhenUsed="1"/>
+    <w:lsdException w:name="Table Subtle 2" w:semiHidden="1" w:unhideWhenUsed="1"/>
+    <w:lsdException w:name="Table Web 1" w:semiHidden="1" w:unhideWhenUsed="1"/>
+    <w:lsdException w:name="Table Web 2" w:semiHidden="1" w:unhideWhenUsed="1"/>
+    <w:lsdException w:name="Table Web 3" w:semiHidden="1" w:unhideWhenUsed="1"/>
+    <w:lsdException w:name="Balloon Text" w:semiHidden="1" w:unhideWhenUsed="1"/>
+    <w:lsdException w:name="Table Grid" w:uiPriority="59"/>
+    <w:lsdException w:name="Table Theme" w:semiHidden="1" w:unhideWhenUsed="1"/>
+    <w:lsdException w:name="Placeholder Text" w:semiHidden="1"/>
+    <w:lsdException w:name="No Spacing" w:uiPriority="1" w:qFormat="1"/>
+    <w:lsdException w:name="Light Shading" w:uiPriority="60"/>
+    <w:lsdException w:name="Light List" w:uiPriority="61"/>
+    <w:lsdException w:name="Light Grid" w:uiPriority="62"/>
+    <w:lsdException w:name="Medium Shading 1" w:uiPriority="63"/>
+    <w:lsdException w:name="Medium Shading 2" w:uiPriority="64"/>
+    <w:lsdException w:name="Medium List 1" w:uiPriority="65"/>
+    <w:lsdException w:name="Medium List 2" w:uiPriority="66"/>
+    <w:lsdException w:name="Medium Grid 1" w:uiPriority="67"/>
+    <w:lsdException w:name="Medium Grid 2" w:uiPriority="68"/>
+    <w:lsdException w:name="Medium Grid 3" w:uiPriority="69"/>
+    <w:lsdException w:name="Dark List" w:uiPriority="70"/>
+    <w:lsdException w:name="Colorful Shading" w:uiPriority="71"/>
+    <w:lsdException w:name="Colorful List" w:uiPriority="72"/>
+    <w:lsdException w:name="Colorful Grid" w:uiPriority="73"/>
+    <w:lsdException w:name="Light Shading Accent 1" w:uiPriority="60"/>
+    <w:lsdException w:name="Light List Accent 1" w:uiPriority="61"/>
+    <w:lsdException w:name="Light Grid Accent 1" w:uiPriority="62"/>
+    <w:lsdException w:name="Medium Shading 1 Accent 1" w:uiPriority="63"/>
+    <w:lsdException w:name="Medium Shading 2 Accent 1" w:uiPriority="64"/>
+    <w:lsdException w:name="Medium List 1 Accent 1" w:uiPriority="65"/>
+    <w:lsdException w:name="Revision" w:semiHidden="1"/>
+    <w:lsdException w:name="List Paragraph" w:uiPriority="34" w:qFormat="1"/>
+    <w:lsdException w:name="Quote" w:uiPriority="29" w:qFormat="1"/>
+    <w:lsdException w:name="Intense Quote" w:uiPriority="30" w:qFormat="1"/>
+    <w:lsdException w:name="Medium List 2 Accent 1" w:uiPriority="66"/>
+    <w:lsdException w:name="Medium Grid 1 Accent 1" w:uiPriority="67"/>
+    <w:lsdException w:name="Medium Grid 2 Accent 1" w:uiPriority="68"/>
+    <w:lsdException w:name="Medium Grid 3 Accent 1" w:uiPriority="69"/>
+    <w:lsdException w:name="Dark List Accent 1" w:uiPriority="70"/>
+    <w:lsdException w:name="Colorful Shading Accent 1" w:uiPriority="71"/>
+    <w:lsdException w:name="Colorful List Accent 1" w:uiPriority="72"/>
+    <w:lsdException w:name="Colorful Grid Accent 1" w:uiPriority="73"/>
+    <w:lsdException w:name="Light Shading Accent 2" w:uiPriority="60"/>
+    <w:lsdException w:name="Light List Accent 2" w:uiPriority="61"/>
+    <w:lsdException w:name="Light Grid Accent 2" w:uiPriority="62"/>
+    <w:lsdException w:name="Medium Shading 1 Accent 2" w:uiPriority="63"/>
+    <w:lsdException w:name="Medium Shading 2 Accent 2" w:uiPriority="64"/>
+    <w:lsdException w:name="Medium List 1 Accent 2" w:uiPriority="65"/>
+    <w:lsdException w:name="Medium List 2 Accent 2" w:uiPriority="66"/>
+    <w:lsdException w:name="Medium Grid 1 Accent 2" w:uiPriority="67"/>
+    <w:lsdException w:name="Medium Grid 2 Accent 2" w:uiPriority="68"/>
+    <w:lsdException w:name="Medium Grid 3 Accent 2" w:uiPriority="69"/>
+    <w:lsdException w:name="Dark List Accent 2" w:uiPriority="70"/>
+    <w:lsdException w:name="Colorful Shading Accent 2" w:uiPriority="71"/>
+    <w:lsdException w:name="Colorful List Accent 2" w:uiPriority="72"/>
+    <w:lsdException w:name="Colorful Grid Accent 2" w:uiPriority="73"/>
+    <w:lsdException w:name="Light Shading Accent 3" w:uiPriority="60"/>
+    <w:lsdException w:name="Light List Accent 3" w:uiPriority="61"/>
+    <w:lsdException w:name="Light Grid Accent 3" w:uiPriority="62"/>
+    <w:lsdException w:name="Medium Shading 1 Accent 3" w:uiPriority="63"/>
+    <w:lsdException w:name="Medium Shading 2 Accent 3" w:uiPriority="64"/>
+    <w:lsdException w:name="Medium List 1 Accent 3" w:uiPriority="65"/>
+    <w:lsdException w:name="Medium List 2 Accent 3" w:uiPriority="66"/>
+    <w:lsdException w:name="Medium Grid 1 Accent 3" w:uiPriority="67"/>
+    <w:lsdException w:name="Medium Grid 2 Accent 3" w:uiPriority="68"/>
+    <w:lsdException w:name="Medium Grid 3 Accent 3" w:uiPriority="69"/>
+    <w:lsdException w:name="Dark List Accent 3" w:uiPriority="70"/>
+    <w:lsdException w:name="Colorful Shading Accent 3" w:uiPriority="71"/>
+    <w:lsdException w:name="Colorful List Accent 3" w:uiPriority="72"/>
+    <w:lsdException w:name="Colorful Grid Accent 3" w:uiPriority="73"/>
+    <w:lsdException w:name="Light Shading Accent 4" w:uiPriority="60"/>
+    <w:lsdException w:name="Light List Accent 4" w:uiPriority="61"/>
+    <w:lsdException w:name="Light Grid Accent 4" w:uiPriority="62"/>
+    <w:lsdException w:name="Medium Shading 1 Accent 4" w:uiPriority="63"/>
+    <w:lsdException w:name="Medium Shading 2 Accent 4" w:uiPriority="64"/>
+    <w:lsdException w:name="Medium List 1 Accent 4" w:uiPriority="65"/>
+    <w:lsdException w:name="Medium List 2 Accent 4" w:uiPriority="66"/>
+    <w:lsdException w:name="Medium Grid 1 Accent 4" w:uiPriority="67"/>
+    <w:lsdException w:name="Medium Grid 2 Accent 4" w:uiPriority="68"/>
+    <w:lsdException w:name="Medium Grid 3 Accent 4" w:uiPriority="69"/>
+    <w:lsdException w:name="Dark List Accent 4" w:uiPriority="70"/>
+    <w:lsdException w:name="Colorful Shading Accent 4" w:uiPriority="71"/>
+    <w:lsdException w:name="Colorful List Accent 4" w:uiPriority="72"/>
+    <w:lsdException w:name="Colorful Grid Accent 4" w:uiPriority="73"/>
+    <w:lsdException w:name="Light Shading Accent 5" w:uiPriority="60"/>
+    <w:lsdException w:name="Light List Accent 5" w:uiPriority="61"/>
+    <w:lsdException w:name="Light Grid Accent 5" w:uiPriority="62"/>
+    <w:lsdException w:name="Medium Shading 1 Accent 5" w:uiPriority="63"/>
+    <w:lsdException w:name="Medium Shading 2 Accent 5" w:uiPriority="64"/>
+    <w:lsdException w:name="Medium List 1 Accent 5" w:uiPriority="65"/>
+    <w:lsdException w:name="Medium List 2 Accent 5" w:uiPriority="66"/>
+    <w:lsdException w:name="Medium Grid 1 Accent 5" w:uiPriority="67"/>
+    <w:lsdException w:name="Medium Grid 2 Accent 5" w:uiPriority="68"/>
+    <w:lsdException w:name="Medium Grid 3 Accent 5" w:uiPriority="69"/>
+    <w:lsdException w:name="Dark List Accent 5" w:uiPriority="70"/>
+    <w:lsdException w:name="Colorful Shading Accent 5" w:uiPriority="71"/>
+    <w:lsdException w:name="Colorful List Accent 5" w:uiPriority="72"/>
+    <w:lsdException w:name="Colorful Grid Accent 5" w:uiPriority="73"/>
+    <w:lsdException w:name="Light Shading Accent 6" w:uiPriority="60"/>
+    <w:lsdException w:name="Light List Accent 6" w:uiPriority="61"/>
+    <w:lsdException w:name="Light Grid Accent 6" w:uiPriority="62"/>
+    <w:lsdException w:name="Medium Shading 1 Accent 6" w:uiPriority="63"/>
+    <w:lsdException w:name="Medium Shading 2 Accent 6" w:uiPriority="64"/>
+    <w:lsdException w:name="Medium List 1 Accent 6" w:uiPriority="65"/>
+    <w:lsdException w:name="Medium List 2 Accent 6" w:uiPriority="66"/>
+    <w:lsdException w:name="Medium Grid 1 Accent 6" w:uiPriority="67"/>
+    <w:lsdException w:name="Medium Grid 2 Accent 6" w:uiPriority="68"/>
+    <w:lsdException w:name="Medium Grid 3 Accent 6" w:uiPriority="69"/>
+    <w:lsdException w:name="Dark List Accent 6" w:uiPriority="70"/>
+    <w:lsdException w:name="Colorful Shading Accent 6" w:uiPriority="71"/>
+    <w:lsdException w:name="Colorful List Accent 6" w:uiPriority="72"/>
+    <w:lsdException w:name="Colorful Grid Accent 6" w:uiPriority="73"/>
+    <w:lsdException w:name="Subtle Emphasis" w:uiPriority="19" w:qFormat="1"/>
+    <w:lsdException w:name="Intense Emphasis" w:uiPriority="21" w:qFormat="1"/>
+    <w:lsdException w:name="Subtle Reference" w:uiPriority="31" w:qFormat="1"/>
+    <w:lsdException w:name="Intense Reference" w:uiPriority="32" w:qFormat="1"/>
+    <w:lsdException w:name="Book Title" w:uiPriority="33" w:qFormat="1"/>
+    <w:lsdException w:name="Bibliography" w:semiHidden="1" w:uiPriority="37" w:unhideWhenUsed="1"/>
+    <w:lsdException w:name="TOC Heading" w:semiHidden="1" w:uiPriority="39" w:unhideWhenUsed="1" w:qFormat="1"/>
+    <w:lsdException w:name="Plain Table 1" w:uiPriority="41"/>
+    <w:lsdException w:name="Plain Table 2" w:uiPriority="42"/>
+    <w:lsdException w:name="Plain Table 3" w:uiPriority="43"/>
+    <w:lsdException w:name="Plain Table 4" w:uiPriority="44"/>
+    <w:lsdException w:name="Plain Table 5" w:uiPriority="45"/>
+    <w:lsdException w:name="Grid Table Light" w:uiPriority="40"/>
+    <w:lsdException w:name="Grid Table 1 Light" w:uiPriority="46"/>
+    <w:lsdException w:name="Grid Table 2" w:uiPriority="47"/>
+    <w:lsdException w:name="Grid Table 3" w:uiPriority="48"/>
+    <w:lsdException w:name="Grid Table 4" w:uiPriority="49"/>
+    <w:lsdException w:name="Grid Table 5 Dark" w:uiPriority="50"/>
+    <w:lsdException w:name="Grid Table 6 Colorful" w:uiPriority="51"/>
+    <w:lsdException w:name="Grid Table 7 Colorful" w:uiPriority="52"/>
+    <w:lsdException w:name="Grid Table 1 Light Accent 1" w:uiPriority="46"/>
+    <w:lsdException w:name="Grid Table 2 Accent 1" w:uiPriority="47"/>
+    <w:lsdException w:name="Grid Table 3 Accent 1" w:uiPriority="48"/>
+    <w:lsdException w:name="Grid Table 4 Accent 1" w:uiPriority="49"/>
+    <w:lsdException w:name="Grid Table 5 Dark Accent 1" w:uiPriority="50"/>
+    <w:lsdException w:name="Grid Table 6 Colorful Accent 1" w:uiPriority="51"/>
+    <w:lsdException w:name="Grid Table 7 Colorful Accent 1" w:uiPriority="52"/>
+    <w:lsdException w:name="Grid Table 1 Light Accent 2" w:uiPriority="46"/>
+    <w:lsdException w:name="Grid Table 2 Accent 2" w:uiPriority="47"/>
+    <w:lsdException w:name="Grid Table 3 Accent 2" w:uiPriority="48"/>
+    <w:lsdException w:name="Grid Table 4 Accent 2" w:uiPriority="49"/>
+    <w:lsdException w:name="Grid Table 5 Dark Accent 2" w:uiPriority="50"/>
+    <w:lsdException w:name="Grid Table 6 Colorful Accent 2" w:uiPriority="51"/>
+    <w:lsdException w:name="Grid Table 7 Colorful Accent 2" w:uiPriority="52"/>
+    <w:lsdException w:name="Grid Table 1 Light Accent 3" w:uiPriority="46"/>
+    <w:lsdException w:name="Grid Table 2 Accent 3" w:uiPriority="47"/>
+    <w:lsdException w:name="Grid Table 3 Accent 3" w:uiPriority="48"/>
+    <w:lsdException w:name="Grid Table 4 Accent 3" w:uiPriority="49"/>
+    <w:lsdException w:name="Grid Table 5 Dark Accent 3" w:uiPriority="50"/>
+    <w:lsdException w:name="Grid Table 6 Colorful Accent 3" w:uiPriority="51"/>
+    <w:lsdException w:name="Grid Table 7 Colorful Accent 3" w:uiPriority="52"/>
+    <w:lsdException w:name="Grid Table 1 Light Accent 4" w:uiPriority="46"/>
+    <w:lsdException w:name="Grid Table 2 Accent 4" w:uiPriority="47"/>
+    <w:lsdException w:name="Grid Table 3 Accent 4" w:uiPriority="48"/>
+    <w:lsdException w:name="Grid Table 4 Accent 4" w:uiPriority="49"/>
+    <w:lsdException w:name="Grid Table 5 Dark Accent 4" w:uiPriority="50"/>
+    <w:lsdException w:name="Grid Table 6 Colorful Accent 4" w:uiPriority="51"/>
+    <w:lsdException w:name="Grid Table 7 Colorful Accent 4" w:uiPriority="52"/>
+    <w:lsdException w:name="Grid Table 1 Light Accent 5" w:uiPriority="46"/>
+    <w:lsdException w:name="Grid Table 2 Accent 5" w:uiPriority="47"/>
+    <w:lsdException w:name="Grid Table 3 Accent 5" w:uiPriority="48"/>
+    <w:lsdException w:name="Grid Table 4 Accent 5" w:uiPriority="49"/>
+    <w:lsdException w:name="Grid Table 5 Dark Accent 5" w:uiPriority="50"/>
+    <w:lsdException w:name="Grid Table 6 Colorful Accent 5" w:uiPriority="51"/>
+    <w:lsdException w:name="Grid Table 7 Colorful Accent 5" w:uiPriority="52"/>
+    <w:lsdException w:name="Grid Table 1 Light Accent 6" w:uiPriority="46"/>
+    <w:lsdException w:name="Grid Table 2 Accent 6" w:uiPriority="47"/>
+    <w:lsdException w:name="Grid Table 3 Accent 6" w:uiPriority="48"/>
+    <w:lsdException w:name="Grid Table 4 Accent 6" w:uiPriority="49"/>
+    <w:lsdException w:name="Grid Table 5 Dark Accent 6" w:uiPriority="50"/>
+    <w:lsdException w:name="Grid Table 6 Colorful Accent 6" w:uiPriority="51"/>
+    <w:lsdException w:name="Grid Table 7 Colorful Accent 6" w:uiPriority="52"/>
+    <w:lsdException w:name="List Table 1 Light" w:uiPriority="46"/>
+    <w:lsdException w:name="List Table 2" w:uiPriority="47"/>
+    <w:lsdException w:name="List Table 3" w:uiPriority="48"/>
+    <w:lsdException w:name="List Table 4" w:uiPriority="49"/>
+    <w:lsdException w:name="List Table 5 Dark" w:uiPriority="50"/>
+    <w:lsdException w:name="List Table 6 Colorful" w:uiPriority="51"/>
+    <w:lsdException w:name="List Table 7 Colorful" w:uiPriority="52"/>
+    <w:lsdException w:name="List Table 1 Light Accent 1" w:uiPriority="46"/>
+    <w:lsdException w:name="List Table 2 Accent 1" w:uiPriority="47"/>
+    <w:lsdException w:name="List Table 3 Accent 1" w:uiPriority="48"/>
+    <w:lsdException w:name="List Table 4 Accent 1" w:uiPriority="49"/>
+    <w:lsdException w:name="List Table 5 Dark Accent 1" w:uiPriority="50"/>
+    <w:lsdException w:name="List Table 6 Colorful Accent 1" w:uiPriority="51"/>
+    <w:lsdException w:name="List Table 7 Colorful Accent 1" w:uiPriority="52"/>
+    <w:lsdException w:name="List Table 1 Light Accent 2" w:uiPriority="46"/>
+    <w:lsdException w:name="List Table 2 Accent 2" w:uiPriority="47"/>
+    <w:lsdException w:name="List Table 3 Accent 2" w:uiPriority="48"/>
+    <w:lsdException w:name="List Table 4 Accent 2" w:uiPriority="49"/>
+    <w:lsdException w:name="List Table 5 Dark Accent 2" w:uiPriority="50"/>
+    <w:lsdException w:name="List Table 6 Colorful Accent 2" w:uiPriority="51"/>
+    <w:lsdException w:name="List Table 7 Colorful Accent 2" w:uiPriority="52"/>
+    <w:lsdException w:name="List Table 1 Light Accent 3" w:uiPriority="46"/>
+    <w:lsdException w:name="List Table 2 Accent 3" w:uiPriority="47"/>
+    <w:lsdException w:name="List Table 3 Accent 3" w:uiPriority="48"/>
+    <w:lsdException w:name="List Table 4 Accent 3" w:uiPriority="49"/>
+    <w:lsdException w:name="List Table 5 Dark Accent 3" w:uiPriority="50"/>
+    <w:lsdException w:name="List Table 6 Colorful Accent 3" w:uiPriority="51"/>
+    <w:lsdException w:name="List Table 7 Colorful Accent 3" w:uiPriority="52"/>
+    <w:lsdException w:name="List Table 1 Light Accent 4" w:uiPriority="46"/>
+    <w:lsdException w:name="List Table 2 Accent 4" w:uiPriority="47"/>
+    <w:lsdException w:name="List Table 3 Accent 4" w:uiPriority="48"/>
+    <w:lsdException w:name="List Table 4 Accent 4" w:uiPriority="49"/>
+    <w:lsdException w:name="List Table 5 Dark Accent 4" w:uiPriority="50"/>
+    <w:lsdException w:name="List Table 6 Colorful Accent 4" w:uiPriority="51"/>
+    <w:lsdException w:name="List Table 7 Colorful Accent 4" w:uiPriority="52"/>
+    <w:lsdException w:name="List Table 1 Light Accent 5" w:uiPriority="46"/>
+    <w:lsdException w:name="List Table 2 Accent 5" w:uiPriority="47"/>
+    <w:lsdException w:name="List Table 3 Accent 5" w:uiPriority="48"/>
+    <w:lsdException w:name="List Table 4 Accent 5" w:uiPriority="49"/>
+    <w:lsdException w:name="List Table 5 Dark Accent 5" w:uiPriority="50"/>
+    <w:lsdException w:name="List Table 6 Colorful Accent 5" w:uiPriority="51"/>
+    <w:lsdException w:name="List Table 7 Colorful Accent 5" w:uiPriority="52"/>
+    <w:lsdException w:name="List Table 1 Light Accent 6" w:uiPriority="46"/>
+    <w:lsdException w:name="List Table 2 Accent 6" w:uiPriority="47"/>
+    <w:lsdException w:name="List Table 3 Accent 6" w:uiPriority="48"/>
+    <w:lsdException w:name="List Table 4 Accent 6" w:uiPriority="49"/>
+    <w:lsdException w:name="List Table 5 Dark Accent 6" w:uiPriority="50"/>
+    <w:lsdException w:name="List Table 6 Colorful Accent 6" w:uiPriority="51"/>
+    <w:lsdException w:name="List Table 7 Colorful Accent 6" w:uiPriority="52"/>
+    <w:lsdException w:name="Mention" w:semiHidden="1" w:unhideWhenUsed="1"/>
+    <w:lsdException w:name="Smart Hyperlink" w:semiHidden="1" w:unhideWhenUsed="1"/>
+    <w:lsdException w:name="Hashtag" w:semiHidden="1" w:unhideWhenUsed="1"/>
+    <w:lsdException w:name="Unresolved Mention" w:semiHidden="1" w:unhideWhenUsed="1"/>
+    <w:lsdException w:name="Smart Link" w:semiHidden="1" w:unhideWhenUsed="1"/>
   </w:latentStyles>
   <w:style w:type="paragraph" w:default="1" w:styleId="Normal">
     <w:name w:val="Normal"/>
     <w:qFormat/>
-    <w:rsid w:val="00C20FD8"/>
+    <w:rsid w:val="00F8557C"/>
+    <w:pPr>
+      <w:spacing w:after="240" w:line="276" w:lineRule="auto"/>
+    </w:pPr>
+    <w:rPr>
+      <w:rFonts w:cstheme="minorHAnsi"/>
+      <w:sz w:val="28"/>
+      <w:szCs w:val="28"/>
+    </w:rPr>
+  </w:style>
+  <w:style w:type="paragraph" w:styleId="Heading1">
+    <w:name w:val="heading 1"/>
+    <w:basedOn w:val="NoSpacing"/>
+    <w:next w:val="Normal"/>
+    <w:link w:val="Heading1Char"/>
+    <w:qFormat/>
+    <w:rsid w:val="00F8557C"/>
+    <w:pPr>
+      <w:keepNext/>
+      <w:spacing w:before="240" w:after="60"/>
+      <w:outlineLvl w:val="0"/>
+    </w:pPr>
+    <w:rPr>
+      <w:rFonts w:eastAsiaTheme="majorEastAsia"/>
+      <w:b/>
+      <w:kern w:val="28"/>
+      <w:sz w:val="56"/>
+    </w:rPr>
+  </w:style>
+  <w:style w:type="paragraph" w:styleId="Heading2">
+    <w:name w:val="heading 2"/>
+    <w:basedOn w:val="Heading1"/>
+    <w:next w:val="Normal"/>
+    <w:link w:val="Heading2Char"/>
+    <w:qFormat/>
+    <w:rsid w:val="00F8557C"/>
+    <w:pPr>
+      <w:numPr>
+        <w:ilvl w:val="1"/>
+        <w:numId w:val="7"/>
+      </w:numPr>
+      <w:outlineLvl w:val="1"/>
+    </w:pPr>
+    <w:rPr>
+      <w:rFonts w:asciiTheme="majorHAnsi" w:hAnsiTheme="majorHAnsi"/>
+      <w:sz w:val="48"/>
+      <w:szCs w:val="48"/>
+    </w:rPr>
+  </w:style>
+  <w:style w:type="paragraph" w:styleId="Heading3">
+    <w:name w:val="heading 3"/>
+    <w:basedOn w:val="Heading2"/>
+    <w:next w:val="Normal"/>
+    <w:link w:val="Heading3Char"/>
+    <w:qFormat/>
+    <w:rsid w:val="00F8557C"/>
+    <w:pPr>
+      <w:outlineLvl w:val="2"/>
+    </w:pPr>
+    <w:rPr>
+      <w:sz w:val="40"/>
+    </w:rPr>
+  </w:style>
+  <w:style w:type="paragraph" w:styleId="Heading4">
+    <w:name w:val="heading 4"/>
+    <w:basedOn w:val="Heading3"/>
+    <w:next w:val="Normal"/>
+    <w:link w:val="Heading4Char"/>
+    <w:qFormat/>
+    <w:rsid w:val="00F8557C"/>
+    <w:pPr>
+      <w:numPr>
+        <w:ilvl w:val="3"/>
+      </w:numPr>
+      <w:outlineLvl w:val="3"/>
+    </w:pPr>
+    <w:rPr>
+      <w:sz w:val="32"/>
+    </w:rPr>
+  </w:style>
+  <w:style w:type="paragraph" w:styleId="Heading5">
+    <w:name w:val="heading 5"/>
+    <w:basedOn w:val="Heading4"/>
+    <w:next w:val="Normal"/>
+    <w:link w:val="Heading5Char"/>
+    <w:qFormat/>
+    <w:rsid w:val="00F8557C"/>
+    <w:pPr>
+      <w:numPr>
+        <w:ilvl w:val="4"/>
+      </w:numPr>
+      <w:outlineLvl w:val="4"/>
+    </w:pPr>
+    <w:rPr>
+      <w:sz w:val="28"/>
+    </w:rPr>
+  </w:style>
+  <w:style w:type="paragraph" w:styleId="Heading6">
+    <w:name w:val="heading 6"/>
+    <w:basedOn w:val="Heading5"/>
+    <w:next w:val="Normal"/>
+    <w:link w:val="Heading6Char"/>
+    <w:qFormat/>
+    <w:rsid w:val="00F8557C"/>
+    <w:pPr>
+      <w:numPr>
+        <w:ilvl w:val="5"/>
+      </w:numPr>
+      <w:outlineLvl w:val="5"/>
+    </w:pPr>
+    <w:rPr>
+      <w:bCs/>
+      <w:sz w:val="24"/>
+      <w:szCs w:val="24"/>
+      <w:u w:val="single"/>
+    </w:rPr>
+  </w:style>
+  <w:style w:type="paragraph" w:styleId="Heading7">
+    <w:name w:val="heading 7"/>
+    <w:basedOn w:val="Heading6"/>
+    <w:next w:val="Normal"/>
+    <w:link w:val="Heading7Char"/>
+    <w:qFormat/>
+    <w:rsid w:val="00F8557C"/>
+    <w:pPr>
+      <w:keepNext w:val="0"/>
+      <w:numPr>
+        <w:ilvl w:val="0"/>
+        <w:numId w:val="0"/>
+      </w:numPr>
+      <w:outlineLvl w:val="6"/>
+    </w:pPr>
+    <w:rPr>
+      <w:b w:val="0"/>
+      <w:kern w:val="0"/>
+    </w:rPr>
+  </w:style>
+  <w:style w:type="paragraph" w:styleId="Heading8">
+    <w:name w:val="heading 8"/>
+    <w:basedOn w:val="Heading6"/>
+    <w:next w:val="Normal"/>
+    <w:link w:val="Heading8Char"/>
+    <w:qFormat/>
+    <w:rsid w:val="00F8557C"/>
+    <w:pPr>
+      <w:outlineLvl w:val="7"/>
+    </w:pPr>
+    <w:rPr>
+      <w:i/>
+      <w:iCs/>
+      <w:u w:val="none"/>
+    </w:rPr>
+  </w:style>
+  <w:style w:type="paragraph" w:styleId="Heading9">
+    <w:name w:val="heading 9"/>
+    <w:basedOn w:val="Heading8"/>
+    <w:next w:val="Normal"/>
+    <w:link w:val="Heading9Char"/>
+    <w:qFormat/>
+    <w:rsid w:val="00F8557C"/>
+    <w:pPr>
+      <w:outlineLvl w:val="8"/>
+    </w:pPr>
+    <w:rPr>
+      <w:b w:val="0"/>
+      <w:bCs w:val="0"/>
+    </w:rPr>
   </w:style>
   <w:style w:type="character" w:default="1" w:styleId="DefaultParagraphFont">
     <w:name w:val="Default Paragraph Font"/>
     <w:uiPriority w:val="1"/>
+    <w:semiHidden/>
     <w:unhideWhenUsed/>
   </w:style>
   <w:style w:type="table" w:default="1" w:styleId="TableNormal">
@@ -3353,7 +3795,6 @@
     <w:uiPriority w:val="99"/>
     <w:semiHidden/>
     <w:unhideWhenUsed/>
-    <w:qFormat/>
     <w:tblPr>
       <w:tblInd w:w="0" w:type="dxa"/>
       <w:tblCellMar>
@@ -3399,6 +3840,505 @@
       <w:sz w:val="20"/>
       <w:szCs w:val="20"/>
       <w:lang w:eastAsia="ar-SA"/>
+    </w:rPr>
+  </w:style>
+  <w:style w:type="paragraph" w:customStyle="1" w:styleId="Subheading1">
+    <w:name w:val="Subheading 1"/>
+    <w:basedOn w:val="Heading1"/>
+    <w:next w:val="Normal"/>
+    <w:link w:val="Subheading1Char"/>
+    <w:qFormat/>
+    <w:rsid w:val="00F8557C"/>
+    <w:pPr>
+      <w:spacing w:before="0" w:after="0" w:line="240" w:lineRule="auto"/>
+      <w:contextualSpacing/>
+    </w:pPr>
+    <w:rPr>
+      <w:rFonts w:asciiTheme="majorHAnsi" w:eastAsiaTheme="minorHAnsi" w:hAnsiTheme="majorHAnsi"/>
+      <w:sz w:val="48"/>
+      <w:szCs w:val="48"/>
+      <w:vertAlign w:val="superscript"/>
+    </w:rPr>
+  </w:style>
+  <w:style w:type="character" w:customStyle="1" w:styleId="Subheading1Char">
+    <w:name w:val="Subheading 1 Char"/>
+    <w:basedOn w:val="DefaultParagraphFont"/>
+    <w:link w:val="Subheading1"/>
+    <w:rsid w:val="00F8557C"/>
+    <w:rPr>
+      <w:rFonts w:asciiTheme="majorHAnsi" w:hAnsiTheme="majorHAnsi" w:cstheme="minorHAnsi"/>
+      <w:b/>
+      <w:kern w:val="28"/>
+      <w:sz w:val="48"/>
+      <w:szCs w:val="48"/>
+      <w:vertAlign w:val="superscript"/>
+    </w:rPr>
+  </w:style>
+  <w:style w:type="character" w:customStyle="1" w:styleId="Heading1Char">
+    <w:name w:val="Heading 1 Char"/>
+    <w:basedOn w:val="DefaultParagraphFont"/>
+    <w:link w:val="Heading1"/>
+    <w:rsid w:val="00F8557C"/>
+    <w:rPr>
+      <w:rFonts w:eastAsiaTheme="majorEastAsia" w:cstheme="minorHAnsi"/>
+      <w:b/>
+      <w:kern w:val="28"/>
+      <w:sz w:val="56"/>
+      <w:szCs w:val="28"/>
+    </w:rPr>
+  </w:style>
+  <w:style w:type="paragraph" w:customStyle="1" w:styleId="Subheading2">
+    <w:name w:val="Subheading 2"/>
+    <w:basedOn w:val="Subheading1"/>
+    <w:next w:val="Normal"/>
+    <w:link w:val="Subheading2Char"/>
+    <w:qFormat/>
+    <w:rsid w:val="00F8557C"/>
+  </w:style>
+  <w:style w:type="character" w:customStyle="1" w:styleId="Subheading2Char">
+    <w:name w:val="Subheading 2 Char"/>
+    <w:basedOn w:val="Subheading1Char"/>
+    <w:link w:val="Subheading2"/>
+    <w:rsid w:val="00F8557C"/>
+    <w:rPr>
+      <w:rFonts w:asciiTheme="majorHAnsi" w:hAnsiTheme="majorHAnsi" w:cstheme="minorHAnsi"/>
+      <w:b/>
+      <w:kern w:val="28"/>
+      <w:sz w:val="48"/>
+      <w:szCs w:val="48"/>
+      <w:vertAlign w:val="superscript"/>
+    </w:rPr>
+  </w:style>
+  <w:style w:type="paragraph" w:customStyle="1" w:styleId="Subheading3">
+    <w:name w:val="Subheading 3"/>
+    <w:basedOn w:val="Subheading2"/>
+    <w:next w:val="Normal"/>
+    <w:link w:val="Subheading3Char"/>
+    <w:qFormat/>
+    <w:rsid w:val="00F8557C"/>
+    <w:rPr>
+      <w:sz w:val="40"/>
+      <w:szCs w:val="40"/>
+    </w:rPr>
+  </w:style>
+  <w:style w:type="character" w:customStyle="1" w:styleId="Subheading3Char">
+    <w:name w:val="Subheading 3 Char"/>
+    <w:basedOn w:val="Subheading2Char"/>
+    <w:link w:val="Subheading3"/>
+    <w:rsid w:val="00F8557C"/>
+    <w:rPr>
+      <w:rFonts w:asciiTheme="majorHAnsi" w:hAnsiTheme="majorHAnsi" w:cstheme="minorHAnsi"/>
+      <w:b/>
+      <w:kern w:val="28"/>
+      <w:sz w:val="40"/>
+      <w:szCs w:val="40"/>
+      <w:vertAlign w:val="superscript"/>
+    </w:rPr>
+  </w:style>
+  <w:style w:type="paragraph" w:customStyle="1" w:styleId="Suptitle">
+    <w:name w:val="Suptitle"/>
+    <w:basedOn w:val="Subtitle"/>
+    <w:link w:val="SuptitleChar"/>
+    <w:qFormat/>
+    <w:rsid w:val="00F8557C"/>
+    <w:pPr>
+      <w:spacing w:before="240" w:line="240" w:lineRule="auto"/>
+    </w:pPr>
+    <w:rPr>
+      <w:vertAlign w:val="subscript"/>
+    </w:rPr>
+  </w:style>
+  <w:style w:type="character" w:customStyle="1" w:styleId="SuptitleChar">
+    <w:name w:val="Suptitle Char"/>
+    <w:basedOn w:val="SubtitleChar"/>
+    <w:link w:val="Suptitle"/>
+    <w:rsid w:val="00F8557C"/>
+    <w:rPr>
+      <w:rFonts w:asciiTheme="majorHAnsi" w:eastAsiaTheme="majorEastAsia" w:hAnsiTheme="majorHAnsi" w:cstheme="majorBidi"/>
+      <w:color w:val="7F7F7F" w:themeColor="text1" w:themeTint="80"/>
+      <w:spacing w:val="-10"/>
+      <w:kern w:val="28"/>
+      <w:sz w:val="72"/>
+      <w:szCs w:val="72"/>
+      <w:vertAlign w:val="subscript"/>
+    </w:rPr>
+  </w:style>
+  <w:style w:type="paragraph" w:styleId="Subtitle">
+    <w:name w:val="Subtitle"/>
+    <w:basedOn w:val="Title"/>
+    <w:next w:val="Normal"/>
+    <w:link w:val="SubtitleChar"/>
+    <w:uiPriority w:val="11"/>
+    <w:qFormat/>
+    <w:rsid w:val="00F8557C"/>
+    <w:rPr>
+      <w:b w:val="0"/>
+      <w:bCs w:val="0"/>
+      <w:color w:val="7F7F7F" w:themeColor="text1" w:themeTint="80"/>
+      <w:vertAlign w:val="superscript"/>
+    </w:rPr>
+  </w:style>
+  <w:style w:type="character" w:customStyle="1" w:styleId="SubtitleChar">
+    <w:name w:val="Subtitle Char"/>
+    <w:basedOn w:val="DefaultParagraphFont"/>
+    <w:link w:val="Subtitle"/>
+    <w:uiPriority w:val="11"/>
+    <w:rsid w:val="00F8557C"/>
+    <w:rPr>
+      <w:rFonts w:asciiTheme="majorHAnsi" w:eastAsiaTheme="majorEastAsia" w:hAnsiTheme="majorHAnsi" w:cstheme="majorBidi"/>
+      <w:color w:val="7F7F7F" w:themeColor="text1" w:themeTint="80"/>
+      <w:spacing w:val="-10"/>
+      <w:kern w:val="28"/>
+      <w:sz w:val="72"/>
+      <w:szCs w:val="72"/>
+      <w:vertAlign w:val="superscript"/>
+    </w:rPr>
+  </w:style>
+  <w:style w:type="paragraph" w:styleId="NoSpacing">
+    <w:name w:val="No Spacing"/>
+    <w:basedOn w:val="Normal"/>
+    <w:uiPriority w:val="1"/>
+    <w:qFormat/>
+    <w:rsid w:val="00F8557C"/>
+    <w:pPr>
+      <w:spacing w:after="0"/>
+    </w:pPr>
+  </w:style>
+  <w:style w:type="character" w:customStyle="1" w:styleId="Heading2Char">
+    <w:name w:val="Heading 2 Char"/>
+    <w:basedOn w:val="DefaultParagraphFont"/>
+    <w:link w:val="Heading2"/>
+    <w:rsid w:val="00F8557C"/>
+    <w:rPr>
+      <w:rFonts w:asciiTheme="majorHAnsi" w:eastAsiaTheme="majorEastAsia" w:hAnsiTheme="majorHAnsi" w:cstheme="minorHAnsi"/>
+      <w:b/>
+      <w:kern w:val="28"/>
+      <w:sz w:val="48"/>
+      <w:szCs w:val="48"/>
+    </w:rPr>
+  </w:style>
+  <w:style w:type="character" w:customStyle="1" w:styleId="Heading3Char">
+    <w:name w:val="Heading 3 Char"/>
+    <w:basedOn w:val="DefaultParagraphFont"/>
+    <w:link w:val="Heading3"/>
+    <w:rsid w:val="00F8557C"/>
+    <w:rPr>
+      <w:rFonts w:asciiTheme="majorHAnsi" w:eastAsiaTheme="majorEastAsia" w:hAnsiTheme="majorHAnsi" w:cstheme="minorHAnsi"/>
+      <w:b/>
+      <w:kern w:val="28"/>
+      <w:sz w:val="40"/>
+      <w:szCs w:val="48"/>
+    </w:rPr>
+  </w:style>
+  <w:style w:type="character" w:customStyle="1" w:styleId="Heading4Char">
+    <w:name w:val="Heading 4 Char"/>
+    <w:basedOn w:val="DefaultParagraphFont"/>
+    <w:link w:val="Heading4"/>
+    <w:rsid w:val="00F8557C"/>
+    <w:rPr>
+      <w:rFonts w:asciiTheme="majorHAnsi" w:eastAsiaTheme="majorEastAsia" w:hAnsiTheme="majorHAnsi" w:cstheme="minorHAnsi"/>
+      <w:b/>
+      <w:kern w:val="28"/>
+      <w:sz w:val="32"/>
+      <w:szCs w:val="48"/>
+    </w:rPr>
+  </w:style>
+  <w:style w:type="character" w:customStyle="1" w:styleId="Heading5Char">
+    <w:name w:val="Heading 5 Char"/>
+    <w:basedOn w:val="DefaultParagraphFont"/>
+    <w:link w:val="Heading5"/>
+    <w:rsid w:val="00F8557C"/>
+    <w:rPr>
+      <w:rFonts w:asciiTheme="majorHAnsi" w:eastAsiaTheme="majorEastAsia" w:hAnsiTheme="majorHAnsi" w:cstheme="minorHAnsi"/>
+      <w:b/>
+      <w:kern w:val="28"/>
+      <w:sz w:val="28"/>
+      <w:szCs w:val="48"/>
+    </w:rPr>
+  </w:style>
+  <w:style w:type="character" w:customStyle="1" w:styleId="Heading6Char">
+    <w:name w:val="Heading 6 Char"/>
+    <w:basedOn w:val="DefaultParagraphFont"/>
+    <w:link w:val="Heading6"/>
+    <w:rsid w:val="00F8557C"/>
+    <w:rPr>
+      <w:rFonts w:asciiTheme="majorHAnsi" w:eastAsiaTheme="majorEastAsia" w:hAnsiTheme="majorHAnsi" w:cstheme="minorHAnsi"/>
+      <w:b/>
+      <w:bCs/>
+      <w:kern w:val="28"/>
+      <w:sz w:val="24"/>
+      <w:szCs w:val="24"/>
+      <w:u w:val="single"/>
+    </w:rPr>
+  </w:style>
+  <w:style w:type="character" w:customStyle="1" w:styleId="Heading7Char">
+    <w:name w:val="Heading 7 Char"/>
+    <w:basedOn w:val="DefaultParagraphFont"/>
+    <w:link w:val="Heading7"/>
+    <w:rsid w:val="00F8557C"/>
+    <w:rPr>
+      <w:rFonts w:asciiTheme="majorHAnsi" w:eastAsiaTheme="majorEastAsia" w:hAnsiTheme="majorHAnsi" w:cstheme="minorHAnsi"/>
+      <w:bCs/>
+      <w:sz w:val="24"/>
+      <w:szCs w:val="24"/>
+      <w:u w:val="single"/>
+    </w:rPr>
+  </w:style>
+  <w:style w:type="character" w:customStyle="1" w:styleId="Heading8Char">
+    <w:name w:val="Heading 8 Char"/>
+    <w:basedOn w:val="DefaultParagraphFont"/>
+    <w:link w:val="Heading8"/>
+    <w:rsid w:val="00F8557C"/>
+    <w:rPr>
+      <w:rFonts w:asciiTheme="majorHAnsi" w:eastAsiaTheme="majorEastAsia" w:hAnsiTheme="majorHAnsi" w:cstheme="minorHAnsi"/>
+      <w:b/>
+      <w:bCs/>
+      <w:i/>
+      <w:iCs/>
+      <w:kern w:val="28"/>
+      <w:sz w:val="24"/>
+      <w:szCs w:val="24"/>
+    </w:rPr>
+  </w:style>
+  <w:style w:type="character" w:customStyle="1" w:styleId="Heading9Char">
+    <w:name w:val="Heading 9 Char"/>
+    <w:basedOn w:val="DefaultParagraphFont"/>
+    <w:link w:val="Heading9"/>
+    <w:rsid w:val="00F8557C"/>
+    <w:rPr>
+      <w:rFonts w:asciiTheme="majorHAnsi" w:eastAsiaTheme="majorEastAsia" w:hAnsiTheme="majorHAnsi" w:cstheme="minorHAnsi"/>
+      <w:i/>
+      <w:iCs/>
+      <w:kern w:val="28"/>
+      <w:sz w:val="24"/>
+      <w:szCs w:val="24"/>
+    </w:rPr>
+  </w:style>
+  <w:style w:type="paragraph" w:styleId="Caption">
+    <w:name w:val="caption"/>
+    <w:basedOn w:val="Normal"/>
+    <w:next w:val="Normal"/>
+    <w:uiPriority w:val="35"/>
+    <w:semiHidden/>
+    <w:unhideWhenUsed/>
+    <w:qFormat/>
+    <w:rsid w:val="00F8557C"/>
+    <w:pPr>
+      <w:spacing w:after="200"/>
+    </w:pPr>
+    <w:rPr>
+      <w:rFonts w:eastAsia="Times New Roman"/>
+      <w:i/>
+      <w:iCs/>
+      <w:color w:val="1F497D" w:themeColor="text2"/>
+      <w:szCs w:val="18"/>
+    </w:rPr>
+  </w:style>
+  <w:style w:type="paragraph" w:styleId="Title">
+    <w:name w:val="Title"/>
+    <w:basedOn w:val="NoSpacing"/>
+    <w:next w:val="Normal"/>
+    <w:link w:val="TitleChar"/>
+    <w:uiPriority w:val="10"/>
+    <w:qFormat/>
+    <w:rsid w:val="00F8557C"/>
+    <w:rPr>
+      <w:rFonts w:asciiTheme="majorHAnsi" w:eastAsiaTheme="majorEastAsia" w:hAnsiTheme="majorHAnsi" w:cstheme="majorBidi"/>
+      <w:b/>
+      <w:bCs/>
+      <w:spacing w:val="-10"/>
+      <w:kern w:val="28"/>
+      <w:sz w:val="72"/>
+      <w:szCs w:val="72"/>
+    </w:rPr>
+  </w:style>
+  <w:style w:type="character" w:customStyle="1" w:styleId="TitleChar">
+    <w:name w:val="Title Char"/>
+    <w:basedOn w:val="DefaultParagraphFont"/>
+    <w:link w:val="Title"/>
+    <w:uiPriority w:val="10"/>
+    <w:rsid w:val="00F8557C"/>
+    <w:rPr>
+      <w:rFonts w:asciiTheme="majorHAnsi" w:eastAsiaTheme="majorEastAsia" w:hAnsiTheme="majorHAnsi" w:cstheme="majorBidi"/>
+      <w:b/>
+      <w:bCs/>
+      <w:spacing w:val="-10"/>
+      <w:kern w:val="28"/>
+      <w:sz w:val="72"/>
+      <w:szCs w:val="72"/>
+    </w:rPr>
+  </w:style>
+  <w:style w:type="character" w:styleId="Strong">
+    <w:name w:val="Strong"/>
+    <w:uiPriority w:val="22"/>
+    <w:qFormat/>
+    <w:rsid w:val="00F8557C"/>
+    <w:rPr>
+      <w:b/>
+      <w:bCs/>
+    </w:rPr>
+  </w:style>
+  <w:style w:type="character" w:styleId="Emphasis">
+    <w:name w:val="Emphasis"/>
+    <w:uiPriority w:val="20"/>
+    <w:qFormat/>
+    <w:rsid w:val="00F8557C"/>
+    <w:rPr>
+      <w:rFonts w:asciiTheme="minorHAnsi" w:hAnsiTheme="minorHAnsi" w:cstheme="minorHAnsi"/>
+      <w:i/>
+      <w:iCs/>
+      <w:sz w:val="28"/>
+      <w:szCs w:val="28"/>
+    </w:rPr>
+  </w:style>
+  <w:style w:type="paragraph" w:styleId="ListParagraph">
+    <w:name w:val="List Paragraph"/>
+    <w:basedOn w:val="Normal"/>
+    <w:uiPriority w:val="34"/>
+    <w:qFormat/>
+    <w:rsid w:val="00F8557C"/>
+    <w:pPr>
+      <w:ind w:left="720"/>
+      <w:contextualSpacing/>
+    </w:pPr>
+    <w:rPr>
+      <w:rFonts w:eastAsia="Times New Roman"/>
+    </w:rPr>
+  </w:style>
+  <w:style w:type="paragraph" w:styleId="Quote">
+    <w:name w:val="Quote"/>
+    <w:basedOn w:val="Normal"/>
+    <w:next w:val="Normal"/>
+    <w:link w:val="QuoteChar"/>
+    <w:uiPriority w:val="29"/>
+    <w:qFormat/>
+    <w:rsid w:val="00F8557C"/>
+    <w:pPr>
+      <w:keepLines/>
+      <w:pageBreakBefore/>
+      <w:pBdr>
+        <w:left w:val="single" w:sz="4" w:space="7" w:color="auto"/>
+      </w:pBdr>
+      <w:spacing w:before="120" w:after="120"/>
+      <w:ind w:left="360"/>
+      <w:contextualSpacing/>
+      <w:mirrorIndents/>
+    </w:pPr>
+  </w:style>
+  <w:style w:type="character" w:customStyle="1" w:styleId="QuoteChar">
+    <w:name w:val="Quote Char"/>
+    <w:basedOn w:val="DefaultParagraphFont"/>
+    <w:link w:val="Quote"/>
+    <w:uiPriority w:val="29"/>
+    <w:rsid w:val="00F8557C"/>
+    <w:rPr>
+      <w:rFonts w:cstheme="minorHAnsi"/>
+      <w:sz w:val="28"/>
+      <w:szCs w:val="28"/>
+    </w:rPr>
+  </w:style>
+  <w:style w:type="paragraph" w:styleId="IntenseQuote">
+    <w:name w:val="Intense Quote"/>
+    <w:basedOn w:val="Quote"/>
+    <w:next w:val="Normal"/>
+    <w:link w:val="IntenseQuoteChar"/>
+    <w:uiPriority w:val="30"/>
+    <w:qFormat/>
+    <w:rsid w:val="00F8557C"/>
+    <w:pPr>
+      <w:pBdr>
+        <w:left w:val="single" w:sz="18" w:space="7" w:color="auto"/>
+      </w:pBdr>
+    </w:pPr>
+    <w:rPr>
+      <w:b/>
+      <w:bCs/>
+    </w:rPr>
+  </w:style>
+  <w:style w:type="character" w:customStyle="1" w:styleId="IntenseQuoteChar">
+    <w:name w:val="Intense Quote Char"/>
+    <w:basedOn w:val="DefaultParagraphFont"/>
+    <w:link w:val="IntenseQuote"/>
+    <w:uiPriority w:val="30"/>
+    <w:rsid w:val="00F8557C"/>
+    <w:rPr>
+      <w:rFonts w:cstheme="minorHAnsi"/>
+      <w:b/>
+      <w:bCs/>
+      <w:sz w:val="28"/>
+      <w:szCs w:val="28"/>
+    </w:rPr>
+  </w:style>
+  <w:style w:type="character" w:styleId="SubtleEmphasis">
+    <w:name w:val="Subtle Emphasis"/>
+    <w:basedOn w:val="Emphasis"/>
+    <w:uiPriority w:val="19"/>
+    <w:qFormat/>
+    <w:rsid w:val="00F8557C"/>
+    <w:rPr>
+      <w:rFonts w:asciiTheme="minorHAnsi" w:hAnsiTheme="minorHAnsi" w:cs="Calibri Light"/>
+      <w:i/>
+      <w:iCs/>
+      <w:color w:val="7F7F7F" w:themeColor="text1" w:themeTint="80"/>
+      <w:sz w:val="28"/>
+      <w:szCs w:val="28"/>
+    </w:rPr>
+  </w:style>
+  <w:style w:type="character" w:styleId="IntenseEmphasis">
+    <w:name w:val="Intense Emphasis"/>
+    <w:basedOn w:val="Emphasis"/>
+    <w:uiPriority w:val="21"/>
+    <w:qFormat/>
+    <w:rsid w:val="00F8557C"/>
+    <w:rPr>
+      <w:rFonts w:asciiTheme="minorHAnsi" w:hAnsiTheme="minorHAnsi" w:cstheme="minorHAnsi"/>
+      <w:b/>
+      <w:bCs/>
+      <w:i/>
+      <w:iCs/>
+      <w:sz w:val="28"/>
+      <w:szCs w:val="28"/>
+    </w:rPr>
+  </w:style>
+  <w:style w:type="character" w:styleId="SubtleReference">
+    <w:name w:val="Subtle Reference"/>
+    <w:uiPriority w:val="31"/>
+    <w:qFormat/>
+    <w:rsid w:val="00F8557C"/>
+    <w:rPr>
+      <w:caps/>
+      <w:color w:val="7F7F7F" w:themeColor="text1" w:themeTint="80"/>
+      <w:sz w:val="22"/>
+      <w:szCs w:val="22"/>
+    </w:rPr>
+  </w:style>
+  <w:style w:type="character" w:styleId="IntenseReference">
+    <w:name w:val="Intense Reference"/>
+    <w:basedOn w:val="SubtleReference"/>
+    <w:uiPriority w:val="32"/>
+    <w:qFormat/>
+    <w:rsid w:val="00F8557C"/>
+    <w:rPr>
+      <w:b/>
+      <w:bCs/>
+      <w:caps/>
+      <w:color w:val="7F7F7F" w:themeColor="text1" w:themeTint="80"/>
+      <w:sz w:val="22"/>
+      <w:szCs w:val="22"/>
+    </w:rPr>
+  </w:style>
+  <w:style w:type="character" w:styleId="BookTitle">
+    <w:name w:val="Book Title"/>
+    <w:basedOn w:val="DefaultParagraphFont"/>
+    <w:uiPriority w:val="33"/>
+    <w:qFormat/>
+    <w:rsid w:val="00F8557C"/>
+    <w:rPr>
+      <w:b/>
+      <w:bCs/>
+      <w:i/>
+      <w:iCs/>
+      <w:spacing w:val="5"/>
     </w:rPr>
   </w:style>
 </w:styles>
